--- a/lesson-plan-exemplar.docx
+++ b/lesson-plan-exemplar.docx
@@ -26,7 +26,77 @@
           <w:sz w:val="24"/>
           <w:szCs w:val="24"/>
         </w:rPr>
-        <w:t xml:space="preserve">教案名稱：火星第一眼：1976 維京一號的拍照任務　　　教學設計：11475C021 張文宜、11475C001 賴英顥、11475C014 喻琬容、11475C012 葉芸菁</w:t>
+        <w:t>教案名稱：火星第一眼：</w:t>
+      </w:r>
+      <w:r>
+        <w:rPr>
+          <w:sz w:val="24"/>
+          <w:szCs w:val="24"/>
+        </w:rPr>
+        <w:t xml:space="preserve">1976 </w:t>
+      </w:r>
+      <w:r>
+        <w:rPr>
+          <w:sz w:val="24"/>
+          <w:szCs w:val="24"/>
+        </w:rPr>
+        <w:t>維京一號的拍照任務　　　教學設計：</w:t>
+      </w:r>
+      <w:r>
+        <w:rPr>
+          <w:sz w:val="24"/>
+          <w:szCs w:val="24"/>
+        </w:rPr>
+        <w:t xml:space="preserve">11475C021 </w:t>
+      </w:r>
+      <w:r>
+        <w:rPr>
+          <w:sz w:val="24"/>
+          <w:szCs w:val="24"/>
+        </w:rPr>
+        <w:t>張文宜、</w:t>
+      </w:r>
+      <w:r>
+        <w:rPr>
+          <w:sz w:val="24"/>
+          <w:szCs w:val="24"/>
+        </w:rPr>
+        <w:t xml:space="preserve">11475C001 </w:t>
+      </w:r>
+      <w:r>
+        <w:rPr>
+          <w:sz w:val="24"/>
+          <w:szCs w:val="24"/>
+        </w:rPr>
+        <w:t>賴英顥、</w:t>
+      </w:r>
+      <w:r>
+        <w:rPr>
+          <w:sz w:val="24"/>
+          <w:szCs w:val="24"/>
+        </w:rPr>
+        <w:t xml:space="preserve">11475C014 </w:t>
+      </w:r>
+      <w:r>
+        <w:rPr>
+          <w:sz w:val="24"/>
+          <w:szCs w:val="24"/>
+        </w:rPr>
+        <w:t>喻琬容、</w:t>
+      </w:r>
+      <w:r>
+        <w:rPr>
+          <w:sz w:val="24"/>
+          <w:szCs w:val="24"/>
+        </w:rPr>
+        <w:t xml:space="preserve">11475C012 </w:t>
+      </w:r>
+      <w:r>
+        <w:rPr>
+          <w:sz w:val="24"/>
+          <w:szCs w:val="24"/>
+        </w:rPr>
+        <w:t>葉芸菁</w:t>
       </w:r>
       <w:r>
         <w:t xml:space="preserve"> </w:t>
@@ -85,12 +155,6 @@
         <w:gridCol w:w="1920"/>
       </w:tblGrid>
       <w:tr>
-        <w:tblPrEx>
-          <w:tblCellMar>
-            <w:top w:w="0" w:type="dxa"/>
-            <w:bottom w:w="0" w:type="dxa"/>
-          </w:tblCellMar>
-        </w:tblPrEx>
         <w:tc>
           <w:tcPr>
             <w:tcW w:w="1930" w:type="dxa"/>
@@ -115,9 +179,41 @@
                 <w:szCs w:val="20"/>
               </w:rPr>
               <w:t>學習內容</w:t>
+            </w:r>
+            <w:r>
+              <w:rPr>
+                <w:b/>
+                <w:bCs/>
+                <w:sz w:val="20"/>
+                <w:szCs w:val="20"/>
+              </w:rPr>
               <w:br/>
+            </w:r>
+            <w:r>
+              <w:rPr>
+                <w:b/>
+                <w:bCs/>
+                <w:sz w:val="20"/>
+                <w:szCs w:val="20"/>
+              </w:rPr>
               <w:br/>
+            </w:r>
+            <w:r>
+              <w:rPr>
+                <w:b/>
+                <w:bCs/>
+                <w:sz w:val="20"/>
+                <w:szCs w:val="20"/>
+              </w:rPr>
               <w:br/>
+            </w:r>
+            <w:r>
+              <w:rPr>
+                <w:b/>
+                <w:bCs/>
+                <w:sz w:val="20"/>
+                <w:szCs w:val="20"/>
+              </w:rPr>
               <w:t>學習表現</w:t>
             </w:r>
           </w:p>
@@ -145,7 +241,25 @@
                 <w:sz w:val="20"/>
                 <w:szCs w:val="20"/>
               </w:rPr>
-              <w:t xml:space="preserve">科議 N-Ⅲ-1 科技的基本特性。</w:t>
+              <w:t>科議</w:t>
+            </w:r>
+            <w:r>
+              <w:rPr>
+                <w:b/>
+                <w:bCs/>
+                <w:sz w:val="20"/>
+                <w:szCs w:val="20"/>
+              </w:rPr>
+              <w:t xml:space="preserve"> N-Ⅲ-1 </w:t>
+            </w:r>
+            <w:r>
+              <w:rPr>
+                <w:b/>
+                <w:bCs/>
+                <w:sz w:val="20"/>
+                <w:szCs w:val="20"/>
+              </w:rPr>
+              <w:t>科技的基本特性。</w:t>
             </w:r>
           </w:p>
         </w:tc>
@@ -172,7 +286,25 @@
                 <w:sz w:val="20"/>
                 <w:szCs w:val="20"/>
               </w:rPr>
-              <w:t xml:space="preserve">科議 A-Ⅲ-1 日常科技產品的使用方法。</w:t>
+              <w:t>科議</w:t>
+            </w:r>
+            <w:r>
+              <w:rPr>
+                <w:b/>
+                <w:bCs/>
+                <w:sz w:val="20"/>
+                <w:szCs w:val="20"/>
+              </w:rPr>
+              <w:t xml:space="preserve"> A-Ⅲ-1 </w:t>
+            </w:r>
+            <w:r>
+              <w:rPr>
+                <w:b/>
+                <w:bCs/>
+                <w:sz w:val="20"/>
+                <w:szCs w:val="20"/>
+              </w:rPr>
+              <w:t>日常科技產品的使用方法。</w:t>
             </w:r>
           </w:p>
         </w:tc>
@@ -199,7 +331,25 @@
                 <w:sz w:val="20"/>
                 <w:szCs w:val="20"/>
               </w:rPr>
-              <w:t xml:space="preserve">資議 D-Ⅲ-1 常見的數位資料類型與儲存架構。</w:t>
+              <w:t>資議</w:t>
+            </w:r>
+            <w:r>
+              <w:rPr>
+                <w:b/>
+                <w:bCs/>
+                <w:sz w:val="20"/>
+                <w:szCs w:val="20"/>
+              </w:rPr>
+              <w:t xml:space="preserve"> D-Ⅲ-1 </w:t>
+            </w:r>
+            <w:r>
+              <w:rPr>
+                <w:b/>
+                <w:bCs/>
+                <w:sz w:val="20"/>
+                <w:szCs w:val="20"/>
+              </w:rPr>
+              <w:t>常見的數位資料類型與儲存架構。</w:t>
             </w:r>
           </w:p>
         </w:tc>
@@ -226,18 +376,30 @@
                 <w:sz w:val="20"/>
                 <w:szCs w:val="20"/>
               </w:rPr>
-              <w:t xml:space="preserve">資議 A-Ⅲ-1 結構化的問題解決表示方法。</w:t>
+              <w:t>資議</w:t>
+            </w:r>
+            <w:r>
+              <w:rPr>
+                <w:b/>
+                <w:bCs/>
+                <w:sz w:val="20"/>
+                <w:szCs w:val="20"/>
+              </w:rPr>
+              <w:t xml:space="preserve"> A-Ⅲ-1 </w:t>
+            </w:r>
+            <w:r>
+              <w:rPr>
+                <w:b/>
+                <w:bCs/>
+                <w:sz w:val="20"/>
+                <w:szCs w:val="20"/>
+              </w:rPr>
+              <w:t>結構化的問題解決表示方法。</w:t>
             </w:r>
           </w:p>
         </w:tc>
       </w:tr>
       <w:tr>
-        <w:tblPrEx>
-          <w:tblCellMar>
-            <w:top w:w="0" w:type="dxa"/>
-            <w:bottom w:w="0" w:type="dxa"/>
-          </w:tblCellMar>
-        </w:tblPrEx>
         <w:tc>
           <w:tcPr>
             <w:tcW w:w="1930" w:type="dxa"/>
@@ -259,7 +421,21 @@
                 <w:sz w:val="20"/>
                 <w:szCs w:val="20"/>
               </w:rPr>
-              <w:t xml:space="preserve">科議 k-Ⅲ-1 說明常見科技產品的用途與運作方式。</w:t>
+              <w:t>科議</w:t>
+            </w:r>
+            <w:r>
+              <w:rPr>
+                <w:sz w:val="20"/>
+                <w:szCs w:val="20"/>
+              </w:rPr>
+              <w:t xml:space="preserve"> k-Ⅲ-1 </w:t>
+            </w:r>
+            <w:r>
+              <w:rPr>
+                <w:sz w:val="20"/>
+                <w:szCs w:val="20"/>
+              </w:rPr>
+              <w:t>說明常見科技產品的用途與運作方式。</w:t>
             </w:r>
           </w:p>
         </w:tc>
@@ -284,10 +460,35 @@
                 <w:szCs w:val="20"/>
               </w:rPr>
               <w:t>單元一：拍下火星第一眼</w:t>
+            </w:r>
+            <w:r>
+              <w:rPr>
+                <w:sz w:val="20"/>
+                <w:szCs w:val="20"/>
+              </w:rPr>
               <w:br/>
+            </w:r>
+            <w:r>
+              <w:rPr>
+                <w:sz w:val="20"/>
+                <w:szCs w:val="20"/>
+              </w:rPr>
               <w:t>學習目標：</w:t>
+            </w:r>
+            <w:r>
+              <w:rPr>
+                <w:sz w:val="20"/>
+                <w:szCs w:val="20"/>
+              </w:rPr>
               <w:br/>
-              <w:t xml:space="preserve">1-1 能說明掃描式相機把景物切成小格子（像素）逐格記錄，並比較解析度高低對地貌特徵保留與資料量的影響。</w:t>
+              <w:t xml:space="preserve">1-1 </w:t>
+            </w:r>
+            <w:r>
+              <w:rPr>
+                <w:sz w:val="20"/>
+                <w:szCs w:val="20"/>
+              </w:rPr>
+              <w:t>能說明掃描式相機把景物切成小格子（像素）逐格記錄，並比較解析度高低對地貌特徵保留與資料量的影響。</w:t>
             </w:r>
           </w:p>
         </w:tc>
@@ -312,10 +513,35 @@
                 <w:szCs w:val="20"/>
               </w:rPr>
               <w:t>單元一：拍下火星第一眼</w:t>
+            </w:r>
+            <w:r>
+              <w:rPr>
+                <w:sz w:val="20"/>
+                <w:szCs w:val="20"/>
+              </w:rPr>
               <w:br/>
+            </w:r>
+            <w:r>
+              <w:rPr>
+                <w:sz w:val="20"/>
+                <w:szCs w:val="20"/>
+              </w:rPr>
               <w:t>學習目標：</w:t>
+            </w:r>
+            <w:r>
+              <w:rPr>
+                <w:sz w:val="20"/>
+                <w:szCs w:val="20"/>
+              </w:rPr>
               <w:br/>
-              <w:t>1-1（連結手機拍照之日常使用經驗，說明常見科技產品的使用方法）</w:t>
+              <w:t>1-1</w:t>
+            </w:r>
+            <w:r>
+              <w:rPr>
+                <w:sz w:val="20"/>
+                <w:szCs w:val="20"/>
+              </w:rPr>
+              <w:t>（連結手機拍照之日常使用經驗，說明常見科技產品的使用方法）</w:t>
             </w:r>
           </w:p>
         </w:tc>
@@ -355,12 +581,6 @@
         </w:tc>
       </w:tr>
       <w:tr>
-        <w:tblPrEx>
-          <w:tblCellMar>
-            <w:top w:w="0" w:type="dxa"/>
-            <w:bottom w:w="0" w:type="dxa"/>
-          </w:tblCellMar>
-        </w:tblPrEx>
         <w:tc>
           <w:tcPr>
             <w:tcW w:w="1930" w:type="dxa"/>
@@ -382,7 +602,21 @@
                 <w:sz w:val="20"/>
                 <w:szCs w:val="20"/>
               </w:rPr>
-              <w:t xml:space="preserve">資議 a-Ⅲ-1 理解資訊科技於日常生活之重要性。</w:t>
+              <w:t>資議</w:t>
+            </w:r>
+            <w:r>
+              <w:rPr>
+                <w:sz w:val="20"/>
+                <w:szCs w:val="20"/>
+              </w:rPr>
+              <w:t xml:space="preserve"> a-Ⅲ-1 </w:t>
+            </w:r>
+            <w:r>
+              <w:rPr>
+                <w:sz w:val="20"/>
+                <w:szCs w:val="20"/>
+              </w:rPr>
+              <w:t>理解資訊科技於日常生活之重要性。</w:t>
             </w:r>
           </w:p>
         </w:tc>
@@ -441,18 +675,86 @@
                 <w:szCs w:val="20"/>
               </w:rPr>
               <w:t>單元一：拍下火星第一眼</w:t>
+            </w:r>
+            <w:r>
+              <w:rPr>
+                <w:sz w:val="20"/>
+                <w:szCs w:val="20"/>
+              </w:rPr>
               <w:br/>
+            </w:r>
+            <w:r>
+              <w:rPr>
+                <w:sz w:val="20"/>
+                <w:szCs w:val="20"/>
+              </w:rPr>
               <w:t>學習目標：</w:t>
+            </w:r>
+            <w:r>
+              <w:rPr>
+                <w:sz w:val="20"/>
+                <w:szCs w:val="20"/>
+              </w:rPr>
               <w:br/>
-              <w:t xml:space="preserve">1-2 能扮演掃描相機，觀察無格線地貌圖、自行決定解析度，將地貌影像轉為方格紀錄卡保留下來，覺察「拍照」就是把景物變成一格一格的數位紀錄，並連結手機拍照的生活經驗。</w:t>
+              <w:t xml:space="preserve">1-2 </w:t>
+            </w:r>
+            <w:r>
+              <w:rPr>
+                <w:sz w:val="20"/>
+                <w:szCs w:val="20"/>
+              </w:rPr>
+              <w:t>能扮演掃描相機，觀察無格線地貌圖、自行決定解析度，將地貌影像轉為方格紀錄卡保留下來，覺察「拍照」就是把景物變成一格一格的數位紀錄，並連結手機拍照的生活經驗。</w:t>
+            </w:r>
+            <w:r>
+              <w:rPr>
+                <w:sz w:val="20"/>
+                <w:szCs w:val="20"/>
+              </w:rPr>
               <w:br/>
+            </w:r>
+            <w:r>
+              <w:rPr>
+                <w:sz w:val="20"/>
+                <w:szCs w:val="20"/>
+              </w:rPr>
               <w:t>單元五：火星第一眼的真相</w:t>
+            </w:r>
+            <w:r>
+              <w:rPr>
+                <w:sz w:val="20"/>
+                <w:szCs w:val="20"/>
+              </w:rPr>
               <w:br/>
+            </w:r>
+            <w:r>
+              <w:rPr>
+                <w:sz w:val="20"/>
+                <w:szCs w:val="20"/>
+              </w:rPr>
               <w:t>學習目標：</w:t>
+            </w:r>
+            <w:r>
+              <w:rPr>
+                <w:sz w:val="20"/>
+                <w:szCs w:val="20"/>
+              </w:rPr>
               <w:br/>
-              <w:t xml:space="preserve">5-3 能與組員分站合作，完成一張影像從記錄、壓縮、編碼、傳送到還原的完整旅程，說明自己一站的功能，並</w:t>
+              <w:t xml:space="preserve">5-3 </w:t>
+            </w:r>
+            <w:r>
+              <w:rPr>
+                <w:sz w:val="20"/>
+                <w:szCs w:val="20"/>
+              </w:rPr>
+              <w:t>能與組員分站合作，完成一張影像從記錄、壓縮、編碼、傳送到還原的</w:t>
+            </w:r>
+            <w:r>
+              <w:rPr>
+                <w:sz w:val="20"/>
+                <w:szCs w:val="20"/>
+              </w:rPr>
               <w:lastRenderedPageBreak/>
-              <w:t>連結手機拍照傳圖的生活經驗。</w:t>
+              <w:t>完整旅程，說明自己一站的功能，並連結手機拍照傳圖的生活經驗。</w:t>
             </w:r>
           </w:p>
         </w:tc>
@@ -475,12 +777,6 @@
         </w:tc>
       </w:tr>
       <w:tr>
-        <w:tblPrEx>
-          <w:tblCellMar>
-            <w:top w:w="0" w:type="dxa"/>
-            <w:bottom w:w="0" w:type="dxa"/>
-          </w:tblCellMar>
-        </w:tblPrEx>
         <w:tc>
           <w:tcPr>
             <w:tcW w:w="1930" w:type="dxa"/>
@@ -503,7 +799,21 @@
                 <w:szCs w:val="20"/>
               </w:rPr>
               <w:lastRenderedPageBreak/>
-              <w:t xml:space="preserve">資議 t-Ⅲ-3 運用運算思維解決問題。</w:t>
+              <w:t>資議</w:t>
+            </w:r>
+            <w:r>
+              <w:rPr>
+                <w:sz w:val="20"/>
+                <w:szCs w:val="20"/>
+              </w:rPr>
+              <w:t xml:space="preserve"> t-Ⅲ-3 </w:t>
+            </w:r>
+            <w:r>
+              <w:rPr>
+                <w:sz w:val="20"/>
+                <w:szCs w:val="20"/>
+              </w:rPr>
+              <w:t>運用運算思維解決問題。</w:t>
             </w:r>
           </w:p>
         </w:tc>
@@ -562,18 +872,219 @@
                 <w:szCs w:val="20"/>
               </w:rPr>
               <w:t>單元二：把照片傳回地球</w:t>
+            </w:r>
+            <w:r>
+              <w:rPr>
+                <w:sz w:val="20"/>
+                <w:szCs w:val="20"/>
+              </w:rPr>
               <w:br/>
+            </w:r>
+            <w:r>
+              <w:rPr>
+                <w:sz w:val="20"/>
+                <w:szCs w:val="20"/>
+              </w:rPr>
               <w:t>學習目標：</w:t>
+            </w:r>
+            <w:r>
+              <w:rPr>
+                <w:sz w:val="20"/>
+                <w:szCs w:val="20"/>
+              </w:rPr>
               <w:br/>
-              <w:t xml:space="preserve">2-1 能推論無線電只有「有訊號／無訊號」兩種狀態，運用 0 與 1 完成 8×8 影像的二元編碼與解碼。</w:t>
+              <w:t xml:space="preserve">2-1 </w:t>
+            </w:r>
+            <w:r>
+              <w:rPr>
+                <w:sz w:val="20"/>
+                <w:szCs w:val="20"/>
+              </w:rPr>
+              <w:t>能推論無線電只有「有訊號／無訊號」兩種狀態，運用</w:t>
+            </w:r>
+            <w:r>
+              <w:rPr>
+                <w:sz w:val="20"/>
+                <w:szCs w:val="20"/>
+              </w:rPr>
+              <w:t xml:space="preserve"> 0 </w:t>
+            </w:r>
+            <w:r>
+              <w:rPr>
+                <w:sz w:val="20"/>
+                <w:szCs w:val="20"/>
+              </w:rPr>
+              <w:t>與</w:t>
+            </w:r>
+            <w:r>
+              <w:rPr>
+                <w:sz w:val="20"/>
+                <w:szCs w:val="20"/>
+              </w:rPr>
+              <w:t xml:space="preserve"> 1 </w:t>
+            </w:r>
+            <w:r>
+              <w:rPr>
+                <w:sz w:val="20"/>
+                <w:szCs w:val="20"/>
+              </w:rPr>
+              <w:t>完成</w:t>
+            </w:r>
+            <w:r>
+              <w:rPr>
+                <w:sz w:val="20"/>
+                <w:szCs w:val="20"/>
+              </w:rPr>
+              <w:t xml:space="preserve"> 8×8 </w:t>
+            </w:r>
+            <w:r>
+              <w:rPr>
+                <w:sz w:val="20"/>
+                <w:szCs w:val="20"/>
+              </w:rPr>
+              <w:t>影像的二元編碼與解碼。</w:t>
+            </w:r>
+            <w:r>
+              <w:rPr>
+                <w:sz w:val="20"/>
+                <w:szCs w:val="20"/>
+              </w:rPr>
               <w:br/>
+            </w:r>
+            <w:r>
+              <w:rPr>
+                <w:sz w:val="20"/>
+                <w:szCs w:val="20"/>
+              </w:rPr>
               <w:t>單元三：火星的深與淺</w:t>
+            </w:r>
+            <w:r>
+              <w:rPr>
+                <w:sz w:val="20"/>
+                <w:szCs w:val="20"/>
+              </w:rPr>
               <w:br/>
+            </w:r>
+            <w:r>
+              <w:rPr>
+                <w:sz w:val="20"/>
+                <w:szCs w:val="20"/>
+              </w:rPr>
               <w:t>學習目標：</w:t>
+            </w:r>
+            <w:r>
+              <w:rPr>
+                <w:sz w:val="20"/>
+                <w:szCs w:val="20"/>
+              </w:rPr>
               <w:br/>
-              <w:t xml:space="preserve">3-1 能以 4 階灰階代碼（0～3）記錄亮度，完成灰階照片的編碼與解碼。</w:t>
+              <w:t xml:space="preserve">3-1 </w:t>
+            </w:r>
+            <w:r>
+              <w:rPr>
+                <w:sz w:val="20"/>
+                <w:szCs w:val="20"/>
+              </w:rPr>
+              <w:t>能以</w:t>
+            </w:r>
+            <w:r>
+              <w:rPr>
+                <w:sz w:val="20"/>
+                <w:szCs w:val="20"/>
+              </w:rPr>
+              <w:t xml:space="preserve"> 4 </w:t>
+            </w:r>
+            <w:r>
+              <w:rPr>
+                <w:sz w:val="20"/>
+                <w:szCs w:val="20"/>
+              </w:rPr>
+              <w:t>階灰階代碼（</w:t>
+            </w:r>
+            <w:r>
+              <w:rPr>
+                <w:sz w:val="20"/>
+                <w:szCs w:val="20"/>
+              </w:rPr>
+              <w:t>0</w:t>
+            </w:r>
+            <w:r>
+              <w:rPr>
+                <w:sz w:val="20"/>
+                <w:szCs w:val="20"/>
+              </w:rPr>
+              <w:t>～</w:t>
+            </w:r>
+            <w:r>
+              <w:rPr>
+                <w:sz w:val="20"/>
+                <w:szCs w:val="20"/>
+              </w:rPr>
+              <w:t>3</w:t>
+            </w:r>
+            <w:r>
+              <w:rPr>
+                <w:sz w:val="20"/>
+                <w:szCs w:val="20"/>
+              </w:rPr>
+              <w:t>）記錄亮度，完成灰階照片的編碼與解碼。</w:t>
+            </w:r>
+            <w:r>
+              <w:rPr>
+                <w:sz w:val="20"/>
+                <w:szCs w:val="20"/>
+              </w:rPr>
               <w:br/>
-              <w:t xml:space="preserve">3-2 能推論以兩個 0／1 訊號傳送一格的 4 階亮度，理解位元數與階數的倍增關係。</w:t>
+              <w:t xml:space="preserve">3-2 </w:t>
+            </w:r>
+            <w:r>
+              <w:rPr>
+                <w:sz w:val="20"/>
+                <w:szCs w:val="20"/>
+              </w:rPr>
+              <w:t>能推論以兩個</w:t>
+            </w:r>
+            <w:r>
+              <w:rPr>
+                <w:sz w:val="20"/>
+                <w:szCs w:val="20"/>
+              </w:rPr>
+              <w:t xml:space="preserve"> 0</w:t>
+            </w:r>
+            <w:r>
+              <w:rPr>
+                <w:sz w:val="20"/>
+                <w:szCs w:val="20"/>
+              </w:rPr>
+              <w:t>／</w:t>
+            </w:r>
+            <w:r>
+              <w:rPr>
+                <w:sz w:val="20"/>
+                <w:szCs w:val="20"/>
+              </w:rPr>
+              <w:t xml:space="preserve">1 </w:t>
+            </w:r>
+            <w:r>
+              <w:rPr>
+                <w:sz w:val="20"/>
+                <w:szCs w:val="20"/>
+              </w:rPr>
+              <w:t>訊號傳送一格的</w:t>
+            </w:r>
+            <w:r>
+              <w:rPr>
+                <w:sz w:val="20"/>
+                <w:szCs w:val="20"/>
+              </w:rPr>
+              <w:t xml:space="preserve"> 4 </w:t>
+            </w:r>
+            <w:r>
+              <w:rPr>
+                <w:sz w:val="20"/>
+                <w:szCs w:val="20"/>
+              </w:rPr>
+              <w:t>階亮度，理解位元數與階數的倍增關係。</w:t>
             </w:r>
           </w:p>
         </w:tc>
@@ -598,27 +1109,97 @@
                 <w:szCs w:val="20"/>
               </w:rPr>
               <w:t>單元四：頻寬告急</w:t>
+            </w:r>
+            <w:r>
+              <w:rPr>
+                <w:sz w:val="20"/>
+                <w:szCs w:val="20"/>
+              </w:rPr>
               <w:br/>
+            </w:r>
+            <w:r>
+              <w:rPr>
+                <w:sz w:val="20"/>
+                <w:szCs w:val="20"/>
+              </w:rPr>
               <w:t>學習目標：</w:t>
+            </w:r>
+            <w:r>
+              <w:rPr>
+                <w:sz w:val="20"/>
+                <w:szCs w:val="20"/>
+              </w:rPr>
               <w:br/>
-              <w:t xml:space="preserve">4-1 能使用「代號×數量」的遊程編碼，對影像資料進行無損壓縮與還原。</w:t>
+              <w:t xml:space="preserve">4-1 </w:t>
+            </w:r>
+            <w:r>
+              <w:rPr>
+                <w:sz w:val="20"/>
+                <w:szCs w:val="20"/>
+              </w:rPr>
+              <w:t>能使用「代號</w:t>
+            </w:r>
+            <w:r>
+              <w:rPr>
+                <w:sz w:val="20"/>
+                <w:szCs w:val="20"/>
+              </w:rPr>
+              <w:t>×</w:t>
+            </w:r>
+            <w:r>
+              <w:rPr>
+                <w:sz w:val="20"/>
+                <w:szCs w:val="20"/>
+              </w:rPr>
+              <w:t>數量」的遊程編碼，對影像資料進行無損壓縮與還原。</w:t>
+            </w:r>
+            <w:r>
+              <w:rPr>
+                <w:sz w:val="20"/>
+                <w:szCs w:val="20"/>
+              </w:rPr>
               <w:br/>
+            </w:r>
+            <w:r>
+              <w:rPr>
+                <w:sz w:val="20"/>
+                <w:szCs w:val="20"/>
+              </w:rPr>
               <w:t>單元五：火星第一眼的真相</w:t>
+            </w:r>
+            <w:r>
+              <w:rPr>
+                <w:sz w:val="20"/>
+                <w:szCs w:val="20"/>
+              </w:rPr>
               <w:br/>
+            </w:r>
+            <w:r>
+              <w:rPr>
+                <w:sz w:val="20"/>
+                <w:szCs w:val="20"/>
+              </w:rPr>
               <w:t>學習目標：</w:t>
+            </w:r>
+            <w:r>
+              <w:rPr>
+                <w:sz w:val="20"/>
+                <w:szCs w:val="20"/>
+              </w:rPr>
               <w:br/>
-              <w:t xml:space="preserve">5-2 能估算真實照片的訊號量與傳輸時間，說明壓縮與協定為何必要。</w:t>
+              <w:t xml:space="preserve">5-2 </w:t>
+            </w:r>
+            <w:r>
+              <w:rPr>
+                <w:sz w:val="20"/>
+                <w:szCs w:val="20"/>
+              </w:rPr>
+              <w:t>能估算真實照片的訊號量與傳輸時間，說明壓縮與協定為何必要。</w:t>
             </w:r>
           </w:p>
         </w:tc>
       </w:tr>
       <w:tr>
-        <w:tblPrEx>
-          <w:tblCellMar>
-            <w:top w:w="0" w:type="dxa"/>
-            <w:bottom w:w="0" w:type="dxa"/>
-          </w:tblCellMar>
-        </w:tblPrEx>
         <w:tc>
           <w:tcPr>
             <w:tcW w:w="1930" w:type="dxa"/>
@@ -640,7 +1221,21 @@
                 <w:sz w:val="20"/>
                 <w:szCs w:val="20"/>
               </w:rPr>
-              <w:t xml:space="preserve">資議 t-Ⅲ-2 運用資訊科技解決生活中的問題。</w:t>
+              <w:t>資議</w:t>
+            </w:r>
+            <w:r>
+              <w:rPr>
+                <w:sz w:val="20"/>
+                <w:szCs w:val="20"/>
+              </w:rPr>
+              <w:t xml:space="preserve"> t-Ⅲ-2 </w:t>
+            </w:r>
+            <w:r>
+              <w:rPr>
+                <w:sz w:val="20"/>
+                <w:szCs w:val="20"/>
+              </w:rPr>
+              <w:t>運用資訊科技解決生活中的問題。</w:t>
             </w:r>
           </w:p>
         </w:tc>
@@ -699,18 +1294,100 @@
                 <w:szCs w:val="20"/>
               </w:rPr>
               <w:t>單元二：把照片傳回地球</w:t>
+            </w:r>
+            <w:r>
+              <w:rPr>
+                <w:sz w:val="20"/>
+                <w:szCs w:val="20"/>
+              </w:rPr>
               <w:br/>
+            </w:r>
+            <w:r>
+              <w:rPr>
+                <w:sz w:val="20"/>
+                <w:szCs w:val="20"/>
+              </w:rPr>
               <w:t>學習目標：</w:t>
+            </w:r>
+            <w:r>
+              <w:rPr>
+                <w:sz w:val="20"/>
+                <w:szCs w:val="20"/>
+              </w:rPr>
               <w:br/>
-              <w:t xml:space="preserve">2-2 能說明通訊協定（代號約定、讀取順序、圖片大小）一致性的重要，訊號單程要飛約 19 分鐘，規則不一致就無法還原。</w:t>
+              <w:t xml:space="preserve">2-2 </w:t>
+            </w:r>
+            <w:r>
+              <w:rPr>
+                <w:sz w:val="20"/>
+                <w:szCs w:val="20"/>
+              </w:rPr>
+              <w:t>能說明通訊協定（代號約定、讀取順序、圖片大小）一致性的重要，訊號單程要飛約</w:t>
+            </w:r>
+            <w:r>
+              <w:rPr>
+                <w:sz w:val="20"/>
+                <w:szCs w:val="20"/>
+              </w:rPr>
+              <w:t xml:space="preserve"> 19 </w:t>
+            </w:r>
+            <w:r>
+              <w:rPr>
+                <w:sz w:val="20"/>
+                <w:szCs w:val="20"/>
+              </w:rPr>
+              <w:t>分鐘，規則不一致就無法還原。</w:t>
+            </w:r>
+            <w:r>
+              <w:rPr>
+                <w:sz w:val="20"/>
+                <w:szCs w:val="20"/>
+              </w:rPr>
               <w:br/>
+            </w:r>
+            <w:r>
+              <w:rPr>
+                <w:sz w:val="20"/>
+                <w:szCs w:val="20"/>
+              </w:rPr>
               <w:t>單元五：火星第一眼的真相</w:t>
+            </w:r>
+            <w:r>
+              <w:rPr>
+                <w:sz w:val="20"/>
+                <w:szCs w:val="20"/>
+              </w:rPr>
               <w:br/>
+            </w:r>
+            <w:r>
+              <w:rPr>
+                <w:sz w:val="20"/>
+                <w:szCs w:val="20"/>
+              </w:rPr>
               <w:t>學習目標：</w:t>
+            </w:r>
+            <w:r>
+              <w:rPr>
+                <w:sz w:val="20"/>
+                <w:szCs w:val="20"/>
+              </w:rPr>
               <w:br/>
-              <w:t xml:space="preserve">5-2 能估算真實照片的訊號量與傳輸時間，說明壓縮與協定為何必要（運用資訊科技概念解決「照片如何傳回地球」的真實問</w:t>
+              <w:t xml:space="preserve">5-2 </w:t>
+            </w:r>
+            <w:r>
+              <w:rPr>
+                <w:sz w:val="20"/>
+                <w:szCs w:val="20"/>
+              </w:rPr>
+              <w:t>能估算真實照片的訊號量與傳輸時間，說明壓縮與協定為何必要（運用資訊科技概念解決</w:t>
+            </w:r>
+            <w:r>
+              <w:rPr>
+                <w:sz w:val="20"/>
+                <w:szCs w:val="20"/>
+              </w:rPr>
               <w:lastRenderedPageBreak/>
-              <w:t>題）。</w:t>
+              <w:t>「照片如何傳回地球」的真實問題）。</w:t>
             </w:r>
           </w:p>
         </w:tc>
@@ -770,12 +1447,6 @@
         <w:gridCol w:w="6440"/>
       </w:tblGrid>
       <w:tr>
-        <w:tblPrEx>
-          <w:tblCellMar>
-            <w:top w:w="0" w:type="dxa"/>
-            <w:bottom w:w="0" w:type="dxa"/>
-          </w:tblCellMar>
-        </w:tblPrEx>
         <w:tc>
           <w:tcPr>
             <w:tcW w:w="3200" w:type="dxa"/>
@@ -800,9 +1471,41 @@
                 <w:szCs w:val="20"/>
               </w:rPr>
               <w:t>學習內容</w:t>
+            </w:r>
+            <w:r>
+              <w:rPr>
+                <w:b/>
+                <w:bCs/>
+                <w:sz w:val="20"/>
+                <w:szCs w:val="20"/>
+              </w:rPr>
               <w:br/>
+            </w:r>
+            <w:r>
+              <w:rPr>
+                <w:b/>
+                <w:bCs/>
+                <w:sz w:val="20"/>
+                <w:szCs w:val="20"/>
+              </w:rPr>
               <w:br/>
+            </w:r>
+            <w:r>
+              <w:rPr>
+                <w:b/>
+                <w:bCs/>
+                <w:sz w:val="20"/>
+                <w:szCs w:val="20"/>
+              </w:rPr>
               <w:br/>
+            </w:r>
+            <w:r>
+              <w:rPr>
+                <w:b/>
+                <w:bCs/>
+                <w:sz w:val="20"/>
+                <w:szCs w:val="20"/>
+              </w:rPr>
               <w:t>學習表現</w:t>
             </w:r>
           </w:p>
@@ -830,18 +1533,30 @@
                 <w:sz w:val="20"/>
                 <w:szCs w:val="20"/>
               </w:rPr>
-              <w:t xml:space="preserve">數 R-5-3 以符號表示數學公式：國中代數的前置經驗。</w:t>
+              <w:t>數</w:t>
+            </w:r>
+            <w:r>
+              <w:rPr>
+                <w:b/>
+                <w:bCs/>
+                <w:sz w:val="20"/>
+                <w:szCs w:val="20"/>
+              </w:rPr>
+              <w:t xml:space="preserve"> R-5-3 </w:t>
+            </w:r>
+            <w:r>
+              <w:rPr>
+                <w:b/>
+                <w:bCs/>
+                <w:sz w:val="20"/>
+                <w:szCs w:val="20"/>
+              </w:rPr>
+              <w:t>以符號表示數學公式：國中代數的前置經驗。</w:t>
             </w:r>
           </w:p>
         </w:tc>
       </w:tr>
       <w:tr>
-        <w:tblPrEx>
-          <w:tblCellMar>
-            <w:top w:w="0" w:type="dxa"/>
-            <w:bottom w:w="0" w:type="dxa"/>
-          </w:tblCellMar>
-        </w:tblPrEx>
         <w:tc>
           <w:tcPr>
             <w:tcW w:w="3200" w:type="dxa"/>
@@ -863,7 +1578,21 @@
                 <w:sz w:val="20"/>
                 <w:szCs w:val="20"/>
               </w:rPr>
-              <w:t xml:space="preserve">數 r-III-3 觀察情境或模式中的數量關係，並用文字或符號正確表述，協助推理與解題。</w:t>
+              <w:t>數</w:t>
+            </w:r>
+            <w:r>
+              <w:rPr>
+                <w:sz w:val="20"/>
+                <w:szCs w:val="20"/>
+              </w:rPr>
+              <w:t xml:space="preserve"> r-III-3 </w:t>
+            </w:r>
+            <w:r>
+              <w:rPr>
+                <w:sz w:val="20"/>
+                <w:szCs w:val="20"/>
+              </w:rPr>
+              <w:t>觀察情境或模式中的數量關係，並用文字或符號正確表述，協助推理與解題。</w:t>
             </w:r>
           </w:p>
         </w:tc>
@@ -888,16 +1617,244 @@
                 <w:szCs w:val="20"/>
               </w:rPr>
               <w:t>單元三：火星的深與淺</w:t>
+            </w:r>
+            <w:r>
+              <w:rPr>
+                <w:sz w:val="20"/>
+                <w:szCs w:val="20"/>
+              </w:rPr>
               <w:br/>
-              <w:t xml:space="preserve">學習目標：3-2 能發現位元數與階數的倍增關係（1 位元 2 階、2 位元 4 階……6 位元 64 階）。</w:t>
+            </w:r>
+            <w:r>
+              <w:rPr>
+                <w:sz w:val="20"/>
+                <w:szCs w:val="20"/>
+              </w:rPr>
+              <w:t>學習目標：</w:t>
+            </w:r>
+            <w:r>
+              <w:rPr>
+                <w:sz w:val="20"/>
+                <w:szCs w:val="20"/>
+              </w:rPr>
+              <w:t xml:space="preserve">3-2 </w:t>
+            </w:r>
+            <w:r>
+              <w:rPr>
+                <w:sz w:val="20"/>
+                <w:szCs w:val="20"/>
+              </w:rPr>
+              <w:t>能發現位元數與階數的倍增關係（</w:t>
+            </w:r>
+            <w:r>
+              <w:rPr>
+                <w:sz w:val="20"/>
+                <w:szCs w:val="20"/>
+              </w:rPr>
+              <w:t xml:space="preserve">1 </w:t>
+            </w:r>
+            <w:r>
+              <w:rPr>
+                <w:sz w:val="20"/>
+                <w:szCs w:val="20"/>
+              </w:rPr>
+              <w:t>位元</w:t>
+            </w:r>
+            <w:r>
+              <w:rPr>
+                <w:sz w:val="20"/>
+                <w:szCs w:val="20"/>
+              </w:rPr>
+              <w:t xml:space="preserve"> 2 </w:t>
+            </w:r>
+            <w:r>
+              <w:rPr>
+                <w:sz w:val="20"/>
+                <w:szCs w:val="20"/>
+              </w:rPr>
+              <w:t>階、</w:t>
+            </w:r>
+            <w:r>
+              <w:rPr>
+                <w:sz w:val="20"/>
+                <w:szCs w:val="20"/>
+              </w:rPr>
+              <w:t xml:space="preserve">2 </w:t>
+            </w:r>
+            <w:r>
+              <w:rPr>
+                <w:sz w:val="20"/>
+                <w:szCs w:val="20"/>
+              </w:rPr>
+              <w:t>位元</w:t>
+            </w:r>
+            <w:r>
+              <w:rPr>
+                <w:sz w:val="20"/>
+                <w:szCs w:val="20"/>
+              </w:rPr>
+              <w:t xml:space="preserve"> 4 </w:t>
+            </w:r>
+            <w:r>
+              <w:rPr>
+                <w:sz w:val="20"/>
+                <w:szCs w:val="20"/>
+              </w:rPr>
+              <w:t>階</w:t>
+            </w:r>
+            <w:r>
+              <w:rPr>
+                <w:sz w:val="20"/>
+                <w:szCs w:val="20"/>
+              </w:rPr>
+              <w:t xml:space="preserve">……6 </w:t>
+            </w:r>
+            <w:r>
+              <w:rPr>
+                <w:sz w:val="20"/>
+                <w:szCs w:val="20"/>
+              </w:rPr>
+              <w:t>位元</w:t>
+            </w:r>
+            <w:r>
+              <w:rPr>
+                <w:sz w:val="20"/>
+                <w:szCs w:val="20"/>
+              </w:rPr>
+              <w:t xml:space="preserve"> 64 </w:t>
+            </w:r>
+            <w:r>
+              <w:rPr>
+                <w:sz w:val="20"/>
+                <w:szCs w:val="20"/>
+              </w:rPr>
+              <w:t>階）。</w:t>
+            </w:r>
+            <w:r>
+              <w:rPr>
+                <w:sz w:val="20"/>
+                <w:szCs w:val="20"/>
+              </w:rPr>
               <w:br/>
+            </w:r>
+            <w:r>
+              <w:rPr>
+                <w:sz w:val="20"/>
+                <w:szCs w:val="20"/>
+              </w:rPr>
               <w:t>單元四：頻寬告急</w:t>
+            </w:r>
+            <w:r>
+              <w:rPr>
+                <w:sz w:val="20"/>
+                <w:szCs w:val="20"/>
+              </w:rPr>
               <w:br/>
-              <w:t xml:space="preserve">學習目標：4-2 能以「代號×數量」的符號形式表述連續出現的資料，計算並比較壓縮前後的資料量（壓縮率），歸納出適合壓縮的影像特徵。</w:t>
+            </w:r>
+            <w:r>
+              <w:rPr>
+                <w:sz w:val="20"/>
+                <w:szCs w:val="20"/>
+              </w:rPr>
+              <w:t>學習目標：</w:t>
+            </w:r>
+            <w:r>
+              <w:rPr>
+                <w:sz w:val="20"/>
+                <w:szCs w:val="20"/>
+              </w:rPr>
+              <w:t xml:space="preserve">4-2 </w:t>
+            </w:r>
+            <w:r>
+              <w:rPr>
+                <w:sz w:val="20"/>
+                <w:szCs w:val="20"/>
+              </w:rPr>
+              <w:t>能以「代號</w:t>
+            </w:r>
+            <w:r>
+              <w:rPr>
+                <w:sz w:val="20"/>
+                <w:szCs w:val="20"/>
+              </w:rPr>
+              <w:t>×</w:t>
+            </w:r>
+            <w:r>
+              <w:rPr>
+                <w:sz w:val="20"/>
+                <w:szCs w:val="20"/>
+              </w:rPr>
+              <w:t>數量」的符號形式表述連續出現的資料，計算並比較壓縮前後的資料量（壓縮率），歸納出適合壓縮的影像特徵。</w:t>
+            </w:r>
+            <w:r>
+              <w:rPr>
+                <w:sz w:val="20"/>
+                <w:szCs w:val="20"/>
+              </w:rPr>
               <w:br/>
+            </w:r>
+            <w:r>
+              <w:rPr>
+                <w:sz w:val="20"/>
+                <w:szCs w:val="20"/>
+              </w:rPr>
               <w:t>單元五：火星第一眼的真相</w:t>
+            </w:r>
+            <w:r>
+              <w:rPr>
+                <w:sz w:val="20"/>
+                <w:szCs w:val="20"/>
+              </w:rPr>
               <w:br/>
-              <w:t xml:space="preserve">學習目標：5-1 能運用倍增規律，說明維京一號以 6 位元記錄 64 階灰階的原理。</w:t>
+            </w:r>
+            <w:r>
+              <w:rPr>
+                <w:sz w:val="20"/>
+                <w:szCs w:val="20"/>
+              </w:rPr>
+              <w:t>學習目標：</w:t>
+            </w:r>
+            <w:r>
+              <w:rPr>
+                <w:sz w:val="20"/>
+                <w:szCs w:val="20"/>
+              </w:rPr>
+              <w:t xml:space="preserve">5-1 </w:t>
+            </w:r>
+            <w:r>
+              <w:rPr>
+                <w:sz w:val="20"/>
+                <w:szCs w:val="20"/>
+              </w:rPr>
+              <w:t>能運用倍增規律，說明維京一號以</w:t>
+            </w:r>
+            <w:r>
+              <w:rPr>
+                <w:sz w:val="20"/>
+                <w:szCs w:val="20"/>
+              </w:rPr>
+              <w:t xml:space="preserve"> 6 </w:t>
+            </w:r>
+            <w:r>
+              <w:rPr>
+                <w:sz w:val="20"/>
+                <w:szCs w:val="20"/>
+              </w:rPr>
+              <w:t>位元記錄</w:t>
+            </w:r>
+            <w:r>
+              <w:rPr>
+                <w:sz w:val="20"/>
+                <w:szCs w:val="20"/>
+              </w:rPr>
+              <w:t xml:space="preserve"> 64 </w:t>
+            </w:r>
+            <w:r>
+              <w:rPr>
+                <w:sz w:val="20"/>
+                <w:szCs w:val="20"/>
+              </w:rPr>
+              <w:t>階灰階的原理。</w:t>
             </w:r>
           </w:p>
         </w:tc>
@@ -942,12 +1899,6 @@
         <w:gridCol w:w="1602"/>
       </w:tblGrid>
       <w:tr>
-        <w:tblPrEx>
-          <w:tblCellMar>
-            <w:top w:w="0" w:type="dxa"/>
-            <w:bottom w:w="0" w:type="dxa"/>
-          </w:tblCellMar>
-        </w:tblPrEx>
         <w:tc>
           <w:tcPr>
             <w:tcW w:w="1800" w:type="dxa"/>
@@ -970,7 +1921,21 @@
                 <w:b/>
                 <w:bCs/>
               </w:rPr>
-              <w:t>科目/領域別</w:t>
+              <w:t>科目</w:t>
+            </w:r>
+            <w:r>
+              <w:rPr>
+                <w:b/>
+                <w:bCs/>
+              </w:rPr>
+              <w:t>/</w:t>
+            </w:r>
+            <w:r>
+              <w:rPr>
+                <w:b/>
+                <w:bCs/>
+              </w:rPr>
+              <w:t>領域別</w:t>
             </w:r>
           </w:p>
         </w:tc>
@@ -992,7 +1957,11 @@
             </w:pPr>
             <w:r>
               <w:t>科技教育議題</w:t>
+            </w:r>
+            <w:r>
               <w:br/>
+            </w:r>
+            <w:r>
               <w:t>資訊教育議題</w:t>
             </w:r>
           </w:p>
@@ -1062,12 +2031,6 @@
         </w:tc>
       </w:tr>
       <w:tr>
-        <w:tblPrEx>
-          <w:tblCellMar>
-            <w:top w:w="0" w:type="dxa"/>
-            <w:bottom w:w="0" w:type="dxa"/>
-          </w:tblCellMar>
-        </w:tblPrEx>
         <w:tc>
           <w:tcPr>
             <w:tcW w:w="1800" w:type="dxa"/>
@@ -1180,12 +2143,6 @@
         </w:tc>
       </w:tr>
       <w:tr>
-        <w:tblPrEx>
-          <w:tblCellMar>
-            <w:top w:w="0" w:type="dxa"/>
-            <w:bottom w:w="0" w:type="dxa"/>
-          </w:tblCellMar>
-        </w:tblPrEx>
         <w:tc>
           <w:tcPr>
             <w:tcW w:w="1800" w:type="dxa"/>
@@ -1229,18 +2186,30 @@
               <w:spacing w:before="40" w:after="40" w:line="300" w:lineRule="auto"/>
             </w:pPr>
             <w:r>
-              <w:t xml:space="preserve">國小高年級（五～六年級）；全班 30 人，分為 6 組、每組 5 人</w:t>
+              <w:t>國小高年級（五～六年級）；全班</w:t>
+            </w:r>
+            <w:r>
+              <w:t xml:space="preserve"> 30 </w:t>
+            </w:r>
+            <w:r>
+              <w:t>人，分為</w:t>
+            </w:r>
+            <w:r>
+              <w:t xml:space="preserve"> 6 </w:t>
+            </w:r>
+            <w:r>
+              <w:t>組、每組</w:t>
+            </w:r>
+            <w:r>
+              <w:t xml:space="preserve"> 5 </w:t>
+            </w:r>
+            <w:r>
+              <w:t>人</w:t>
             </w:r>
           </w:p>
         </w:tc>
       </w:tr>
       <w:tr>
-        <w:tblPrEx>
-          <w:tblCellMar>
-            <w:top w:w="0" w:type="dxa"/>
-            <w:bottom w:w="0" w:type="dxa"/>
-          </w:tblCellMar>
-        </w:tblPrEx>
         <w:tc>
           <w:tcPr>
             <w:tcW w:w="1800" w:type="dxa"/>
@@ -1284,7 +2253,13 @@
               <w:spacing w:before="40" w:after="40" w:line="300" w:lineRule="auto"/>
             </w:pPr>
             <w:r>
-              <w:t xml:space="preserve">設備：教師電腦＋投影機（學生載具為選配）；手電筒每組 1 支（可用手機手電筒替代）、彩色玻璃紙數色。</w:t>
+              <w:t>設備：教師電腦＋投影機（學生載具為選配）；手電筒每組</w:t>
+            </w:r>
+            <w:r>
+              <w:t xml:space="preserve"> 1 </w:t>
+            </w:r>
+            <w:r>
+              <w:t>支（可用手機手電筒替代）、彩色玻璃紙數色。</w:t>
             </w:r>
           </w:p>
           <w:p>
@@ -1300,18 +2275,66 @@
               <w:spacing w:before="40" w:after="40" w:line="300" w:lineRule="auto"/>
             </w:pPr>
             <w:r>
-              <w:t xml:space="preserve">材料：紙本套件以 Word 表格製作、直接列印，包含：4×4／8×8／16×16 地貌圖卡（判讀挑戰用）、無格線地貌圖卡、三種解析度（6×6／8×8／12×12）空白掃描紀錄卡、5×5 訊號圖卡與接收紀錄單、4 階灰階代碼卡與位元對照卡、遊程壓縮紀錄單、傳圖接力紀錄單與資料量計算單。</w:t>
+              <w:t>材料：紙本套件以</w:t>
+            </w:r>
+            <w:r>
+              <w:t xml:space="preserve"> Word </w:t>
+            </w:r>
+            <w:r>
+              <w:t>表格製作、直接列印，包含：</w:t>
+            </w:r>
+            <w:r>
+              <w:t>4×4</w:t>
+            </w:r>
+            <w:r>
+              <w:t>／</w:t>
+            </w:r>
+            <w:r>
+              <w:t>8×8</w:t>
+            </w:r>
+            <w:r>
+              <w:t>／</w:t>
+            </w:r>
+            <w:r>
+              <w:t xml:space="preserve">16×16 </w:t>
+            </w:r>
+            <w:r>
+              <w:t>地貌圖卡（判讀挑戰用）、無格線地貌圖卡、三種解析度（</w:t>
+            </w:r>
+            <w:r>
+              <w:t>6×6</w:t>
+            </w:r>
+            <w:r>
+              <w:t>／</w:t>
+            </w:r>
+            <w:r>
+              <w:t>8×8</w:t>
+            </w:r>
+            <w:r>
+              <w:t>／</w:t>
+            </w:r>
+            <w:r>
+              <w:t>12×12</w:t>
+            </w:r>
+            <w:r>
+              <w:t>）空白掃描紀錄卡、</w:t>
+            </w:r>
+            <w:r>
+              <w:t xml:space="preserve">5×5 </w:t>
+            </w:r>
+            <w:r>
+              <w:t>訊號圖卡與接收紀錄單、</w:t>
+            </w:r>
+            <w:r>
+              <w:t xml:space="preserve">4 </w:t>
+            </w:r>
+            <w:r>
+              <w:t>階灰階代碼卡與位元對照卡、遊程壓縮紀錄單、傳圖接力紀錄單與資料量計算單。</w:t>
             </w:r>
           </w:p>
         </w:tc>
       </w:tr>
       <w:tr>
-        <w:tblPrEx>
-          <w:tblCellMar>
-            <w:top w:w="0" w:type="dxa"/>
-            <w:bottom w:w="0" w:type="dxa"/>
-          </w:tblCellMar>
-        </w:tblPrEx>
         <w:tc>
           <w:tcPr>
             <w:tcW w:w="1800" w:type="dxa"/>
@@ -1355,36 +2378,101 @@
               <w:spacing w:before="40" w:after="40" w:line="300" w:lineRule="auto"/>
             </w:pPr>
             <w:r>
-              <w:t xml:space="preserve">高年級學生每天用手機拍照、傳圖，卻不清楚「照片如何被機器記住、傳送」。1976 年 7 月 20 日，維京一號登陸火星克里斯平原，以掃描式相機拍下人類史上第一張火星地表照片，並以無線電將它傳回約三億四千萬公里外的地球（訊號單程約 19 分鐘）。這段歷史把數位影像的原理放大到最原始、最容易理解的形式，是概念的具體錨點。</w:t>
-            </w:r>
-          </w:p>
-          <w:p>
-            <w:pPr>
-              <w:spacing w:before="40" w:after="40" w:line="300" w:lineRule="auto"/>
-            </w:pPr>
-            <w:r>
-              <w:t xml:space="preserve">本專題讓學生扮演維京任務團隊，重演這段歷史，共五個單元、5 節課：單元一「拍下火星</w:t>
+              <w:t>高年級學生每天用手機拍照、傳圖，卻不清楚「照片如何被機器記住、傳送」。</w:t>
+            </w:r>
+            <w:r>
+              <w:t xml:space="preserve">1976 </w:t>
+            </w:r>
+            <w:r>
+              <w:t>年</w:t>
+            </w:r>
+            <w:r>
+              <w:t xml:space="preserve"> 7 </w:t>
+            </w:r>
+            <w:r>
+              <w:t>月</w:t>
+            </w:r>
+            <w:r>
+              <w:t xml:space="preserve"> 20 </w:t>
+            </w:r>
+            <w:r>
+              <w:t>日，維京一號登陸火星克里斯平原，以掃描式相機拍下人類史上第一張火星地表照</w:t>
+            </w:r>
+            <w:r>
               <w:lastRenderedPageBreak/>
-              <w:t xml:space="preserve">第一眼」（像素與解析度）、單元二「把照片傳回地球」（二元編碼與通訊協定）、單元三「火星的深與淺」（灰階與位元深度）、單元四「頻寬告急」（遊程編碼壓縮）、單元五「火星第一眼的真相」（6 位元真相與全流程統整）。課程以「不插電與輕量數位互動」為原則，概念皆「先操作、發現、討論，再收斂命名」，每節課回扣「維京任務」與「手機拍照傳圖」雙情境。</w:t>
-            </w:r>
-          </w:p>
-          <w:p>
-            <w:pPr>
-              <w:spacing w:before="40" w:after="40" w:line="300" w:lineRule="auto"/>
-            </w:pPr>
-            <w:r>
-              <w:t xml:space="preserve">STEM 設計面向包含四項。Science：真實火星影像的觀察與判讀、太陽合與太陽風暴的天文情境；Technology：像素、解析度、二進位、通訊協定、灰階與位元深度、遊程編碼、頻寬；Engineering：在同步與雜訊限制下設計、測試並改良小組的光訊號通訊流程；Mathematics：二元表示、位元數與階數的倍增規律、資料量與傳輸時間的估算、「代號×數量」的符號化表述。</w:t>
+              <w:t>片，並以無線電將它傳回約三億四千萬公里外的地球（訊號單程約</w:t>
+            </w:r>
+            <w:r>
+              <w:t xml:space="preserve"> 19 </w:t>
+            </w:r>
+            <w:r>
+              <w:t>分鐘）。這段歷史把數位影像的原理放大到最原始、最容易理解的形式，是概念的具體錨點。</w:t>
+            </w:r>
+          </w:p>
+          <w:p>
+            <w:pPr>
+              <w:spacing w:before="40" w:after="40" w:line="300" w:lineRule="auto"/>
+            </w:pPr>
+            <w:r>
+              <w:t>本專題讓學生扮演維京任務團隊，重演這段歷史，共五個單元、</w:t>
+            </w:r>
+            <w:r>
+              <w:t xml:space="preserve">5 </w:t>
+            </w:r>
+            <w:r>
+              <w:t>節課：單元一「拍下火星第一眼」（像素與解析度）、單元二「把照片傳回地球」（二元編碼與通訊協定）、單元三「火星的深與淺」（灰階與位元深度）、單元四「頻寬告急」（遊程編碼壓縮）、單元五「火星第一眼的真相」（</w:t>
+            </w:r>
+            <w:r>
+              <w:t xml:space="preserve">6 </w:t>
+            </w:r>
+            <w:r>
+              <w:t>位元真相與全流程統整）。課程以「不插電與輕量數位互動」為原則，概念皆「先操作、發現、討論，再收斂命名」，每節課回扣「維京任務」與「手機拍照傳圖」雙情境。</w:t>
+            </w:r>
+          </w:p>
+          <w:p>
+            <w:pPr>
+              <w:spacing w:before="40" w:after="40" w:line="300" w:lineRule="auto"/>
+            </w:pPr>
+            <w:r>
+              <w:t xml:space="preserve">STEM </w:t>
+            </w:r>
+            <w:r>
+              <w:t>設計面向包含四項。</w:t>
+            </w:r>
+            <w:r>
+              <w:t>Science</w:t>
+            </w:r>
+            <w:r>
+              <w:t>：真實火星影像的觀察與判讀、太陽合與太陽風暴的天文情境；</w:t>
+            </w:r>
+            <w:r>
+              <w:t>Technology</w:t>
+            </w:r>
+            <w:r>
+              <w:t>：像素、解析度、二進位、通訊協定、灰階與位元深度、遊程編碼、頻寬；</w:t>
+            </w:r>
+            <w:r>
+              <w:t>Engineering</w:t>
+            </w:r>
+            <w:r>
+              <w:t>：在同步與雜訊限制下設計、測試並改良小組的光訊號通訊流程；</w:t>
+            </w:r>
+            <w:r>
+              <w:t>Mathematics</w:t>
+            </w:r>
+            <w:r>
+              <w:t>：二元表示、位元數與階數的倍增規律、資料量與傳輸時間的估算、「代號</w:t>
+            </w:r>
+            <w:r>
+              <w:t>×</w:t>
+            </w:r>
+            <w:r>
+              <w:t>數量」的符號化表述。</w:t>
             </w:r>
           </w:p>
         </w:tc>
       </w:tr>
       <w:tr>
-        <w:tblPrEx>
-          <w:tblCellMar>
-            <w:top w:w="0" w:type="dxa"/>
-            <w:bottom w:w="0" w:type="dxa"/>
-          </w:tblCellMar>
-        </w:tblPrEx>
         <w:tc>
           <w:tcPr>
             <w:tcW w:w="1800" w:type="dxa"/>
@@ -1429,22 +2517,53 @@
               <w:spacing w:before="40" w:after="40" w:line="300" w:lineRule="auto"/>
             </w:pPr>
             <w:r>
-              <w:t xml:space="preserve">1. 具備使用手機或平板拍照、傳送照片的生活經驗。</w:t>
+              <w:t xml:space="preserve">1. </w:t>
+            </w:r>
+            <w:r>
+              <w:t>具備使用手機或平板拍照、傳送照片的生活經驗。</w:t>
+            </w:r>
+            <w:r>
               <w:br/>
-              <w:t xml:space="preserve">2. 能辨識方格座標（直欄英文字母 A～H＋橫列數字 1～8）。</w:t>
+              <w:t xml:space="preserve">2. </w:t>
+            </w:r>
+            <w:r>
+              <w:t>能辨識方格座標（直欄英文字母</w:t>
+            </w:r>
+            <w:r>
+              <w:t xml:space="preserve"> A</w:t>
+            </w:r>
+            <w:r>
+              <w:t>～</w:t>
+            </w:r>
+            <w:r>
+              <w:t>H</w:t>
+            </w:r>
+            <w:r>
+              <w:t>＋橫列數字</w:t>
+            </w:r>
+            <w:r>
+              <w:t xml:space="preserve"> 1</w:t>
+            </w:r>
+            <w:r>
+              <w:t>～</w:t>
+            </w:r>
+            <w:r>
+              <w:t>8</w:t>
+            </w:r>
+            <w:r>
+              <w:t>）。</w:t>
+            </w:r>
+            <w:r>
               <w:br/>
-              <w:t xml:space="preserve">3. 具備基本乘除法與計數能力，能統計數量並進行簡單比較。</w:t>
+              <w:t xml:space="preserve">3. </w:t>
+            </w:r>
+            <w:r>
+              <w:t>具備基本乘除法與計數能力，能統計數量並進行簡單比較。</w:t>
             </w:r>
           </w:p>
         </w:tc>
       </w:tr>
       <w:tr>
-        <w:tblPrEx>
-          <w:tblCellMar>
-            <w:top w:w="0" w:type="dxa"/>
-            <w:bottom w:w="0" w:type="dxa"/>
-          </w:tblCellMar>
-        </w:tblPrEx>
         <w:tc>
           <w:tcPr>
             <w:tcW w:w="1800" w:type="dxa"/>
@@ -1511,18 +2630,48 @@
               <w:spacing w:before="40" w:after="40" w:line="300" w:lineRule="auto"/>
             </w:pPr>
             <w:r>
-              <w:t xml:space="preserve">科 E1 了解平日常見科技產品的用途與運作方式；資 E2 使用資訊科技解決生活中簡單的問題；資 E3 應用運算思維描述問題解決的方法；資 E10 了解資訊科技於日常生活之重要性。（文中科議／資議 Ⅲ 碼引自國家教育研究院《國民小學科技教育及資訊教育課程發展參考說明》（2020））</w:t>
+              <w:t>科</w:t>
+            </w:r>
+            <w:r>
+              <w:t xml:space="preserve"> E1 </w:t>
+            </w:r>
+            <w:r>
+              <w:t>了解平日常見科技產品的用途與運作方式；資</w:t>
+            </w:r>
+            <w:r>
+              <w:t xml:space="preserve"> E2 </w:t>
+            </w:r>
+            <w:r>
+              <w:t>使用資訊科技解決生活中簡單的問題；資</w:t>
+            </w:r>
+            <w:r>
+              <w:t xml:space="preserve"> E3 </w:t>
+            </w:r>
+            <w:r>
+              <w:t>應用運算思維描述問題解決的方法；資</w:t>
+            </w:r>
+            <w:r>
+              <w:t xml:space="preserve"> E10 </w:t>
+            </w:r>
+            <w:r>
+              <w:t>了解資訊科技於日常生活之重要性。（文中科議／資議</w:t>
+            </w:r>
+            <w:r>
+              <w:t xml:space="preserve"> Ⅲ </w:t>
+            </w:r>
+            <w:r>
+              <w:t>碼引自國家教育研究院《國民小學科技教育及資訊教育課程發展參考說明》（</w:t>
+            </w:r>
+            <w:r>
+              <w:t>2020</w:t>
+            </w:r>
+            <w:r>
+              <w:t>））</w:t>
             </w:r>
           </w:p>
         </w:tc>
       </w:tr>
       <w:tr>
-        <w:tblPrEx>
-          <w:tblCellMar>
-            <w:top w:w="0" w:type="dxa"/>
-            <w:bottom w:w="0" w:type="dxa"/>
-          </w:tblCellMar>
-        </w:tblPrEx>
         <w:tc>
           <w:tcPr>
             <w:tcW w:w="0" w:type="auto"/>
@@ -1575,12 +2724,6 @@
         </w:tc>
       </w:tr>
       <w:tr>
-        <w:tblPrEx>
-          <w:tblCellMar>
-            <w:top w:w="0" w:type="dxa"/>
-            <w:bottom w:w="0" w:type="dxa"/>
-          </w:tblCellMar>
-        </w:tblPrEx>
         <w:tc>
           <w:tcPr>
             <w:tcW w:w="1800" w:type="dxa"/>
@@ -1624,7 +2767,22 @@
               <w:spacing w:before="40" w:after="40" w:line="300" w:lineRule="auto"/>
             </w:pPr>
             <w:r>
-              <w:t xml:space="preserve">A2 系統思考與解決問題、B1 符號運用與溝通表達、C2 人際關係與團隊合作</w:t>
+              <w:t xml:space="preserve">A2 </w:t>
+            </w:r>
+            <w:r>
+              <w:t>系統思考與解決問題、</w:t>
+            </w:r>
+            <w:r>
+              <w:t xml:space="preserve">B1 </w:t>
+            </w:r>
+            <w:r>
+              <w:t>符號運用與溝通表達、</w:t>
+            </w:r>
+            <w:r>
+              <w:t xml:space="preserve">C2 </w:t>
+            </w:r>
+            <w:r>
+              <w:t>人際關係與團隊合作</w:t>
             </w:r>
           </w:p>
         </w:tc>
@@ -1653,17 +2811,11 @@
         <w:tblLook w:val="0000" w:firstRow="0" w:lastRow="0" w:firstColumn="0" w:lastColumn="0" w:noHBand="0" w:noVBand="0"/>
       </w:tblPr>
       <w:tblGrid>
-        <w:gridCol w:w="1338"/>
-        <w:gridCol w:w="4151"/>
-        <w:gridCol w:w="4151"/>
+        <w:gridCol w:w="1142"/>
+        <w:gridCol w:w="4249"/>
+        <w:gridCol w:w="4249"/>
       </w:tblGrid>
       <w:tr>
-        <w:tblPrEx>
-          <w:tblCellMar>
-            <w:top w:w="0" w:type="dxa"/>
-            <w:bottom w:w="0" w:type="dxa"/>
-          </w:tblCellMar>
-        </w:tblPrEx>
         <w:tc>
           <w:tcPr>
             <w:tcW w:w="1800" w:type="dxa"/>
@@ -1687,7 +2839,21 @@
                 <w:b/>
                 <w:bCs/>
               </w:rPr>
-              <w:t>學習領域/科技教育或資訊教育議題</w:t>
+              <w:t>學習領域</w:t>
+            </w:r>
+            <w:r>
+              <w:rPr>
+                <w:b/>
+                <w:bCs/>
+              </w:rPr>
+              <w:t>/</w:t>
+            </w:r>
+            <w:r>
+              <w:rPr>
+                <w:b/>
+                <w:bCs/>
+              </w:rPr>
+              <w:t>科技教育或資訊教育議題</w:t>
             </w:r>
           </w:p>
         </w:tc>
@@ -1720,12 +2886,6 @@
         </w:tc>
       </w:tr>
       <w:tr>
-        <w:tblPrEx>
-          <w:tblCellMar>
-            <w:top w:w="0" w:type="dxa"/>
-            <w:bottom w:w="0" w:type="dxa"/>
-          </w:tblCellMar>
-        </w:tblPrEx>
         <w:tc>
           <w:tcPr>
             <w:tcW w:w="0" w:type="auto"/>
@@ -1787,12 +2947,6 @@
         </w:tc>
       </w:tr>
       <w:tr>
-        <w:tblPrEx>
-          <w:tblCellMar>
-            <w:top w:w="0" w:type="dxa"/>
-            <w:bottom w:w="0" w:type="dxa"/>
-          </w:tblCellMar>
-        </w:tblPrEx>
         <w:tc>
           <w:tcPr>
             <w:tcW w:w="1800" w:type="dxa"/>
@@ -1831,9 +2985,25 @@
               <w:spacing w:before="40" w:after="40" w:line="300" w:lineRule="auto"/>
             </w:pPr>
             <w:r>
-              <w:t xml:space="preserve">科議 N-Ⅲ-1 科技的基本特性。</w:t>
+              <w:t>科議</w:t>
+            </w:r>
+            <w:r>
+              <w:t xml:space="preserve"> N-Ⅲ-1 </w:t>
+            </w:r>
+            <w:r>
+              <w:t>科技的基本特性。</w:t>
+            </w:r>
+            <w:r>
               <w:br/>
-              <w:t xml:space="preserve">科議 A-Ⅲ-1 日常科技產品的使用方法。</w:t>
+            </w:r>
+            <w:r>
+              <w:t>科議</w:t>
+            </w:r>
+            <w:r>
+              <w:t xml:space="preserve"> A-Ⅲ-1 </w:t>
+            </w:r>
+            <w:r>
+              <w:t>日常科技產品的使用方法。</w:t>
             </w:r>
           </w:p>
         </w:tc>
@@ -1853,18 +3023,18 @@
               <w:spacing w:before="40" w:after="40" w:line="300" w:lineRule="auto"/>
             </w:pPr>
             <w:r>
-              <w:t xml:space="preserve">科議 k-Ⅲ-1 說明常見科技產品的用途與運作方式。</w:t>
+              <w:t>科議</w:t>
+            </w:r>
+            <w:r>
+              <w:t xml:space="preserve"> k-Ⅲ-1 </w:t>
+            </w:r>
+            <w:r>
+              <w:t>說明常見科技產品的用途與運作方式。</w:t>
             </w:r>
           </w:p>
         </w:tc>
       </w:tr>
       <w:tr>
-        <w:tblPrEx>
-          <w:tblCellMar>
-            <w:top w:w="0" w:type="dxa"/>
-            <w:bottom w:w="0" w:type="dxa"/>
-          </w:tblCellMar>
-        </w:tblPrEx>
         <w:tc>
           <w:tcPr>
             <w:tcW w:w="1800" w:type="dxa"/>
@@ -1883,7 +3053,11 @@
               <w:jc w:val="center"/>
             </w:pPr>
             <w:r>
-              <w:t>資訊教育議題</w:t>
+              <w:t>資訊教育</w:t>
+            </w:r>
+            <w:r>
+              <w:lastRenderedPageBreak/>
+              <w:t>議題</w:t>
             </w:r>
           </w:p>
         </w:tc>
@@ -1903,9 +3077,30 @@
               <w:spacing w:before="40" w:after="40" w:line="300" w:lineRule="auto"/>
             </w:pPr>
             <w:r>
-              <w:t xml:space="preserve">資議 D-Ⅲ-1 常見的數位資料類型與儲存架構。</w:t>
+              <w:lastRenderedPageBreak/>
+              <w:t>資議</w:t>
+            </w:r>
+            <w:r>
+              <w:t xml:space="preserve"> D-Ⅲ-1 </w:t>
+            </w:r>
+            <w:r>
+              <w:t>常見的數位資料類型與儲存架</w:t>
+            </w:r>
+            <w:r>
+              <w:lastRenderedPageBreak/>
+              <w:t>構。</w:t>
+            </w:r>
+            <w:r>
               <w:br/>
-              <w:t xml:space="preserve">資議 A-Ⅲ-1 結構化的問題解決表示方法。</w:t>
+            </w:r>
+            <w:r>
+              <w:t>資議</w:t>
+            </w:r>
+            <w:r>
+              <w:t xml:space="preserve"> A-Ⅲ-1 </w:t>
+            </w:r>
+            <w:r>
+              <w:t>結構化的問題解決表示方法。</w:t>
             </w:r>
           </w:p>
         </w:tc>
@@ -1925,22 +3120,47 @@
               <w:spacing w:before="40" w:after="40" w:line="300" w:lineRule="auto"/>
             </w:pPr>
             <w:r>
-              <w:t xml:space="preserve">資議 t-Ⅲ-2 運用資訊科技解決生活中的問題。</w:t>
+              <w:lastRenderedPageBreak/>
+              <w:t>資議</w:t>
+            </w:r>
+            <w:r>
+              <w:t xml:space="preserve"> t-Ⅲ-2 </w:t>
+            </w:r>
+            <w:r>
+              <w:t>運用資訊科技解決生活中的問</w:t>
+            </w:r>
+            <w:r>
+              <w:lastRenderedPageBreak/>
+              <w:t>題。</w:t>
+            </w:r>
+            <w:r>
               <w:br/>
-              <w:t xml:space="preserve">資議 t-Ⅲ-3 運用運算思維解決問題。</w:t>
+            </w:r>
+            <w:r>
+              <w:t>資議</w:t>
+            </w:r>
+            <w:r>
+              <w:t xml:space="preserve"> t-Ⅲ-3 </w:t>
+            </w:r>
+            <w:r>
+              <w:t>運用運算思維解決問題。</w:t>
+            </w:r>
+            <w:r>
               <w:br/>
-              <w:t xml:space="preserve">資議 a-Ⅲ-1 理解資訊科技於日常生活之重要性。</w:t>
+            </w:r>
+            <w:r>
+              <w:t>資議</w:t>
+            </w:r>
+            <w:r>
+              <w:t xml:space="preserve"> a-Ⅲ-1 </w:t>
+            </w:r>
+            <w:r>
+              <w:t>理解資訊科技於日常生活之重要性。</w:t>
             </w:r>
           </w:p>
         </w:tc>
       </w:tr>
       <w:tr>
-        <w:tblPrEx>
-          <w:tblCellMar>
-            <w:top w:w="0" w:type="dxa"/>
-            <w:bottom w:w="0" w:type="dxa"/>
-          </w:tblCellMar>
-        </w:tblPrEx>
         <w:tc>
           <w:tcPr>
             <w:tcW w:w="1800" w:type="dxa"/>
@@ -1980,7 +3200,13 @@
               <w:spacing w:before="40" w:after="40" w:line="300" w:lineRule="auto"/>
             </w:pPr>
             <w:r>
-              <w:t xml:space="preserve">數 R-5-3 以符號表示數學公式：國中代數的前置經驗。</w:t>
+              <w:t>數</w:t>
+            </w:r>
+            <w:r>
+              <w:t xml:space="preserve"> R-5-3 </w:t>
+            </w:r>
+            <w:r>
+              <w:t>以符號表示數學公式：國中代數的前置經驗。</w:t>
             </w:r>
           </w:p>
         </w:tc>
@@ -2000,18 +3226,18 @@
               <w:spacing w:before="40" w:after="40" w:line="300" w:lineRule="auto"/>
             </w:pPr>
             <w:r>
-              <w:t xml:space="preserve">數 r-III-3 觀察情境或模式中的數量關係，並用文字或符號正確表述，協助推理與解題。</w:t>
+              <w:t>數</w:t>
+            </w:r>
+            <w:r>
+              <w:t xml:space="preserve"> r-III-3 </w:t>
+            </w:r>
+            <w:r>
+              <w:t>觀察情境或模式中的數量關係，並用文字或符號正確表述，協助推理與解題。</w:t>
             </w:r>
           </w:p>
         </w:tc>
       </w:tr>
       <w:tr>
-        <w:tblPrEx>
-          <w:tblCellMar>
-            <w:top w:w="0" w:type="dxa"/>
-            <w:bottom w:w="0" w:type="dxa"/>
-          </w:tblCellMar>
-        </w:tblPrEx>
         <w:tc>
           <w:tcPr>
             <w:tcW w:w="1800" w:type="dxa"/>
@@ -2055,27 +3281,176 @@
               <w:spacing w:before="40" w:after="40" w:line="300" w:lineRule="auto"/>
             </w:pPr>
             <w:r>
-              <w:t xml:space="preserve">1-1 能說明掃描式相機把景物切成小格子（像素）逐格記錄，並比較解析度高低對地貌特徵保留與資料量的影響。</w:t>
+              <w:t xml:space="preserve">1-1 </w:t>
+            </w:r>
+            <w:r>
+              <w:t>能說明掃描式相機把景物切成小格子（像素）逐格記錄，並比較解析度高低對地貌特徵保留與資料量的影響。</w:t>
+            </w:r>
+            <w:r>
               <w:br/>
-              <w:t xml:space="preserve">1-2 能扮演掃描相機，觀察無格線地貌圖、自行決定解析度，將地貌影像轉為方格紀錄卡保留下來，覺察「拍照」就是把景物變成一格一格的數位紀錄。</w:t>
+              <w:t xml:space="preserve">1-2 </w:t>
+            </w:r>
+            <w:r>
+              <w:t>能扮演掃描相機，觀察無格線地貌圖、自行決定解析度，將地貌影像轉為方格紀錄卡保留下來，覺察「拍照」就是把景物變成一格一格的數位紀錄。</w:t>
+            </w:r>
+            <w:r>
               <w:br/>
-              <w:t xml:space="preserve">2-1 能推論無線電只有「有訊號／無訊號」兩種狀態，運用 0 與 1 完成 8×8 影像的二元編碼與解碼。</w:t>
+              <w:t xml:space="preserve">2-1 </w:t>
+            </w:r>
+            <w:r>
+              <w:t>能推論無線電只有「有訊號／無訊號」兩種狀態，運用</w:t>
+            </w:r>
+            <w:r>
+              <w:t xml:space="preserve"> 0 </w:t>
+            </w:r>
+            <w:r>
+              <w:t>與</w:t>
+            </w:r>
+            <w:r>
+              <w:t xml:space="preserve"> 1 </w:t>
+            </w:r>
+            <w:r>
+              <w:t>完成</w:t>
+            </w:r>
+            <w:r>
+              <w:t xml:space="preserve"> 8×8 </w:t>
+            </w:r>
+            <w:r>
+              <w:t>影像的二元編碼與解碼。</w:t>
+            </w:r>
+            <w:r>
               <w:br/>
-              <w:t xml:space="preserve">2-2 能說明通訊協定（代號約定、讀取順序、圖片大小）一致性的重要，發現缺少任一項規則，訊號都無法被正確還原。</w:t>
+              <w:t xml:space="preserve">2-2 </w:t>
+            </w:r>
+            <w:r>
+              <w:t>能說明通訊協定（代號約定、讀取順序、圖片大小）一致性的重要，發現缺少任一項規則，訊號都無法被正確還原。</w:t>
+            </w:r>
+            <w:r>
               <w:br/>
-              <w:t xml:space="preserve">3-1 能理解像素除了黑白之外還可記錄「亮度」，以 4 階灰階代碼（0～3）完成灰階照片的編碼與解碼。</w:t>
+              <w:t xml:space="preserve">3-1 </w:t>
+            </w:r>
+            <w:r>
+              <w:t>能理解像素除了黑白之外還可記錄「亮度」，以</w:t>
+            </w:r>
+            <w:r>
+              <w:t xml:space="preserve"> 4 </w:t>
+            </w:r>
+            <w:r>
+              <w:t>階灰階代碼（</w:t>
+            </w:r>
+            <w:r>
+              <w:t>0</w:t>
+            </w:r>
+            <w:r>
+              <w:t>～</w:t>
+            </w:r>
+            <w:r>
+              <w:t>3</w:t>
+            </w:r>
+            <w:r>
+              <w:t>）完成灰階照片的編碼與解碼。</w:t>
+            </w:r>
+            <w:r>
               <w:br/>
-              <w:t xml:space="preserve">3-2 能推論以兩個 0／1 訊號傳送一格的 4 階亮度（00／01／10／11），理解位元數與階數的倍增關係。</w:t>
+              <w:t xml:space="preserve">3-2 </w:t>
+            </w:r>
+            <w:r>
+              <w:t>能推論以兩個</w:t>
+            </w:r>
+            <w:r>
+              <w:t xml:space="preserve"> 0</w:t>
+            </w:r>
+            <w:r>
+              <w:t>／</w:t>
+            </w:r>
+            <w:r>
+              <w:t xml:space="preserve">1 </w:t>
+            </w:r>
+            <w:r>
+              <w:t>訊號傳送一格的</w:t>
+            </w:r>
+            <w:r>
+              <w:t xml:space="preserve"> 4 </w:t>
+            </w:r>
+            <w:r>
+              <w:t>階亮度（</w:t>
+            </w:r>
+            <w:r>
+              <w:t>00</w:t>
+            </w:r>
+            <w:r>
+              <w:t>／</w:t>
+            </w:r>
+            <w:r>
+              <w:t>01</w:t>
+            </w:r>
+            <w:r>
+              <w:t>／</w:t>
+            </w:r>
+            <w:r>
+              <w:t>10</w:t>
+            </w:r>
+            <w:r>
+              <w:t>／</w:t>
+            </w:r>
+            <w:r>
+              <w:t>11</w:t>
+            </w:r>
+            <w:r>
+              <w:t>），理解位元數與階數的倍增關係。</w:t>
+            </w:r>
+            <w:r>
               <w:br/>
-              <w:t xml:space="preserve">4-1 能使用「代號×數量」的遊程編碼，對影像資料進行無損壓縮與還原。</w:t>
+              <w:t xml:space="preserve">4-1 </w:t>
+            </w:r>
+            <w:r>
+              <w:t>能使用「代號</w:t>
+            </w:r>
+            <w:r>
+              <w:t>×</w:t>
+            </w:r>
+            <w:r>
+              <w:t>數量」的遊程編碼，對影像資料進行無損壓縮與還原。</w:t>
+            </w:r>
+            <w:r>
               <w:br/>
-              <w:t xml:space="preserve">4-2 能計算並比較壓縮前後的資料量（壓縮率），歸納出適合壓縮的影像特徵。</w:t>
+              <w:t xml:space="preserve">4-2 </w:t>
+            </w:r>
+            <w:r>
+              <w:t>能計算並比較壓縮前後的資料量（壓縮率），歸納出適合壓縮的影像特徵。</w:t>
+            </w:r>
+            <w:r>
               <w:br/>
-              <w:t xml:space="preserve">5-1 能運用倍增規律，說明維京一號以 6 位元記錄 64 階灰階的原理。</w:t>
+              <w:t xml:space="preserve">5-1 </w:t>
+            </w:r>
+            <w:r>
+              <w:t>能運用倍增規律，說明維京一號以</w:t>
+            </w:r>
+            <w:r>
+              <w:t xml:space="preserve"> 6 </w:t>
+            </w:r>
+            <w:r>
+              <w:t>位元記錄</w:t>
+            </w:r>
+            <w:r>
+              <w:t xml:space="preserve"> 64 </w:t>
+            </w:r>
+            <w:r>
+              <w:t>階灰階的原理。</w:t>
+            </w:r>
+            <w:r>
               <w:br/>
-              <w:t xml:space="preserve">5-2 能估算真實照片的訊號量與傳輸時間，說明壓縮與協定為何必要。</w:t>
+              <w:t xml:space="preserve">5-2 </w:t>
+            </w:r>
+            <w:r>
+              <w:t>能估算真實照片的訊號量與傳輸時間，說明壓縮與協定為何必要。</w:t>
+            </w:r>
+            <w:r>
               <w:br/>
-              <w:t xml:space="preserve">5-3 能與組員分站合作完成影像從記錄、壓縮、編碼、傳送到還原的完整旅程。</w:t>
+              <w:t xml:space="preserve">5-3 </w:t>
+            </w:r>
+            <w:r>
+              <w:t>能與組員分站合作完成影像從記錄、壓縮、編碼、傳送到還原的完整旅程。</w:t>
             </w:r>
           </w:p>
         </w:tc>
@@ -2119,12 +3494,6 @@
         <w:gridCol w:w="2580"/>
       </w:tblGrid>
       <w:tr>
-        <w:tblPrEx>
-          <w:tblCellMar>
-            <w:top w:w="0" w:type="dxa"/>
-            <w:bottom w:w="0" w:type="dxa"/>
-          </w:tblCellMar>
-        </w:tblPrEx>
         <w:tc>
           <w:tcPr>
             <w:tcW w:w="700" w:type="dxa"/>
@@ -2231,12 +3600,6 @@
         </w:tc>
       </w:tr>
       <w:tr>
-        <w:tblPrEx>
-          <w:tblCellMar>
-            <w:top w:w="0" w:type="dxa"/>
-            <w:bottom w:w="0" w:type="dxa"/>
-          </w:tblCellMar>
-        </w:tblPrEx>
         <w:tc>
           <w:tcPr>
             <w:tcW w:w="700" w:type="dxa"/>
@@ -2278,7 +3641,21 @@
                 <w:sz w:val="20"/>
                 <w:szCs w:val="20"/>
               </w:rPr>
-              <w:t xml:space="preserve">科議 k-Ⅲ-1 說明常見科技產品的用途與運作方式。</w:t>
+              <w:t>科議</w:t>
+            </w:r>
+            <w:r>
+              <w:rPr>
+                <w:sz w:val="20"/>
+                <w:szCs w:val="20"/>
+              </w:rPr>
+              <w:t xml:space="preserve"> k-Ⅲ-1 </w:t>
+            </w:r>
+            <w:r>
+              <w:rPr>
+                <w:sz w:val="20"/>
+                <w:szCs w:val="20"/>
+              </w:rPr>
+              <w:t>說明常見科技產品的用途與運作方式。</w:t>
             </w:r>
           </w:p>
         </w:tc>
@@ -2302,9 +3679,49 @@
                 <w:sz w:val="20"/>
                 <w:szCs w:val="20"/>
               </w:rPr>
-              <w:t xml:space="preserve">科議 N-Ⅲ-1 科技的基本特性。</w:t>
+              <w:t>科議</w:t>
+            </w:r>
+            <w:r>
+              <w:rPr>
+                <w:sz w:val="20"/>
+                <w:szCs w:val="20"/>
+              </w:rPr>
+              <w:t xml:space="preserve"> N-Ⅲ-1 </w:t>
+            </w:r>
+            <w:r>
+              <w:rPr>
+                <w:sz w:val="20"/>
+                <w:szCs w:val="20"/>
+              </w:rPr>
+              <w:t>科技的基本特性。</w:t>
+            </w:r>
+            <w:r>
+              <w:rPr>
+                <w:sz w:val="20"/>
+                <w:szCs w:val="20"/>
+              </w:rPr>
               <w:br/>
-              <w:t xml:space="preserve">科議 A-Ⅲ-1 日常科技產品的使用方法。</w:t>
+            </w:r>
+            <w:r>
+              <w:rPr>
+                <w:sz w:val="20"/>
+                <w:szCs w:val="20"/>
+              </w:rPr>
+              <w:t>科議</w:t>
+            </w:r>
+            <w:r>
+              <w:rPr>
+                <w:sz w:val="20"/>
+                <w:szCs w:val="20"/>
+              </w:rPr>
+              <w:t xml:space="preserve"> A-Ⅲ-1 </w:t>
+            </w:r>
+            <w:r>
+              <w:rPr>
+                <w:sz w:val="20"/>
+                <w:szCs w:val="20"/>
+              </w:rPr>
+              <w:t>日常科技產品的使用方法。</w:t>
             </w:r>
           </w:p>
         </w:tc>
@@ -2334,12 +3751,6 @@
         </w:tc>
       </w:tr>
       <w:tr>
-        <w:tblPrEx>
-          <w:tblCellMar>
-            <w:top w:w="0" w:type="dxa"/>
-            <w:bottom w:w="0" w:type="dxa"/>
-          </w:tblCellMar>
-        </w:tblPrEx>
         <w:tc>
           <w:tcPr>
             <w:tcW w:w="700" w:type="dxa"/>
@@ -2381,7 +3792,21 @@
                 <w:sz w:val="20"/>
                 <w:szCs w:val="20"/>
               </w:rPr>
-              <w:t xml:space="preserve">資議 a-Ⅲ-1 理解資訊科技於日常生活之重要性。</w:t>
+              <w:t>資議</w:t>
+            </w:r>
+            <w:r>
+              <w:rPr>
+                <w:sz w:val="20"/>
+                <w:szCs w:val="20"/>
+              </w:rPr>
+              <w:t xml:space="preserve"> a-Ⅲ-1 </w:t>
+            </w:r>
+            <w:r>
+              <w:rPr>
+                <w:sz w:val="20"/>
+                <w:szCs w:val="20"/>
+              </w:rPr>
+              <w:t>理解資訊科技於日常生活之重要性。</w:t>
             </w:r>
           </w:p>
         </w:tc>
@@ -2405,7 +3830,21 @@
                 <w:sz w:val="20"/>
                 <w:szCs w:val="20"/>
               </w:rPr>
-              <w:t xml:space="preserve">資議 D-Ⅲ-1 常見的數位資料類型與儲存架構。</w:t>
+              <w:t>資議</w:t>
+            </w:r>
+            <w:r>
+              <w:rPr>
+                <w:sz w:val="20"/>
+                <w:szCs w:val="20"/>
+              </w:rPr>
+              <w:t xml:space="preserve"> D-Ⅲ-1 </w:t>
+            </w:r>
+            <w:r>
+              <w:rPr>
+                <w:sz w:val="20"/>
+                <w:szCs w:val="20"/>
+              </w:rPr>
+              <w:t>常見的數位資料類型與儲存架構。</w:t>
             </w:r>
           </w:p>
         </w:tc>
@@ -2429,18 +3868,12 @@
                 <w:sz w:val="20"/>
                 <w:szCs w:val="20"/>
               </w:rPr>
-              <w:t xml:space="preserve">掃描紀錄卡（自選解析度，技能檢核）；對應【素養導向評量檢核表】單元一</w:t>
+              <w:t>掃描紀錄卡（自選解析度，技能檢核）；對應【素養導向評量檢核表】單元一</w:t>
             </w:r>
           </w:p>
         </w:tc>
       </w:tr>
       <w:tr>
-        <w:tblPrEx>
-          <w:tblCellMar>
-            <w:top w:w="0" w:type="dxa"/>
-            <w:bottom w:w="0" w:type="dxa"/>
-          </w:tblCellMar>
-        </w:tblPrEx>
         <w:tc>
           <w:tcPr>
             <w:tcW w:w="700" w:type="dxa"/>
@@ -2482,7 +3915,21 @@
                 <w:sz w:val="20"/>
                 <w:szCs w:val="20"/>
               </w:rPr>
-              <w:t xml:space="preserve">資議 t-Ⅲ-3 運用運算思維解決問題。</w:t>
+              <w:t>資議</w:t>
+            </w:r>
+            <w:r>
+              <w:rPr>
+                <w:sz w:val="20"/>
+                <w:szCs w:val="20"/>
+              </w:rPr>
+              <w:t xml:space="preserve"> t-Ⅲ-3 </w:t>
+            </w:r>
+            <w:r>
+              <w:rPr>
+                <w:sz w:val="20"/>
+                <w:szCs w:val="20"/>
+              </w:rPr>
+              <w:t>運用運算思維解決問題。</w:t>
             </w:r>
           </w:p>
         </w:tc>
@@ -2506,7 +3953,21 @@
                 <w:sz w:val="20"/>
                 <w:szCs w:val="20"/>
               </w:rPr>
-              <w:t xml:space="preserve">資議 D-Ⅲ-1 常見的數位資料類型與儲存架構。</w:t>
+              <w:t>資議</w:t>
+            </w:r>
+            <w:r>
+              <w:rPr>
+                <w:sz w:val="20"/>
+                <w:szCs w:val="20"/>
+              </w:rPr>
+              <w:t xml:space="preserve"> D-Ⅲ-1 </w:t>
+            </w:r>
+            <w:r>
+              <w:rPr>
+                <w:sz w:val="20"/>
+                <w:szCs w:val="20"/>
+              </w:rPr>
+              <w:t>常見的數位資料類型與儲存架構。</w:t>
             </w:r>
           </w:p>
         </w:tc>
@@ -2530,18 +3991,47 @@
                 <w:sz w:val="20"/>
                 <w:szCs w:val="20"/>
               </w:rPr>
-              <w:t xml:space="preserve">0／1 長條編碼表、4 階灰階編碼單；對應【素養導向評量檢核表】單元二、三</w:t>
+              <w:t>0</w:t>
+            </w:r>
+            <w:r>
+              <w:rPr>
+                <w:sz w:val="20"/>
+                <w:szCs w:val="20"/>
+              </w:rPr>
+              <w:t>／</w:t>
+            </w:r>
+            <w:r>
+              <w:rPr>
+                <w:sz w:val="20"/>
+                <w:szCs w:val="20"/>
+              </w:rPr>
+              <w:t xml:space="preserve">1 </w:t>
+            </w:r>
+            <w:r>
+              <w:rPr>
+                <w:sz w:val="20"/>
+                <w:szCs w:val="20"/>
+              </w:rPr>
+              <w:t>長條編碼表、</w:t>
+            </w:r>
+            <w:r>
+              <w:rPr>
+                <w:sz w:val="20"/>
+                <w:szCs w:val="20"/>
+              </w:rPr>
+              <w:t xml:space="preserve">4 </w:t>
+            </w:r>
+            <w:r>
+              <w:rPr>
+                <w:sz w:val="20"/>
+                <w:szCs w:val="20"/>
+              </w:rPr>
+              <w:t>階灰階編碼單；對應【素養導向評量檢核表】單元二、三</w:t>
             </w:r>
           </w:p>
         </w:tc>
       </w:tr>
       <w:tr>
-        <w:tblPrEx>
-          <w:tblCellMar>
-            <w:top w:w="0" w:type="dxa"/>
-            <w:bottom w:w="0" w:type="dxa"/>
-          </w:tblCellMar>
-        </w:tblPrEx>
         <w:tc>
           <w:tcPr>
             <w:tcW w:w="700" w:type="dxa"/>
@@ -2559,6 +4049,7 @@
               <w:jc w:val="center"/>
             </w:pPr>
             <w:r>
+              <w:lastRenderedPageBreak/>
               <w:t>4</w:t>
             </w:r>
           </w:p>
@@ -2583,7 +4074,21 @@
                 <w:sz w:val="20"/>
                 <w:szCs w:val="20"/>
               </w:rPr>
-              <w:t xml:space="preserve">資議 t-Ⅲ-2 運用資訊科技解決生活中的問題。</w:t>
+              <w:t>資議</w:t>
+            </w:r>
+            <w:r>
+              <w:rPr>
+                <w:sz w:val="20"/>
+                <w:szCs w:val="20"/>
+              </w:rPr>
+              <w:t xml:space="preserve"> t-Ⅲ-2 </w:t>
+            </w:r>
+            <w:r>
+              <w:rPr>
+                <w:sz w:val="20"/>
+                <w:szCs w:val="20"/>
+              </w:rPr>
+              <w:t>運用資訊科技解決生活中的問題。</w:t>
             </w:r>
           </w:p>
         </w:tc>
@@ -2607,7 +4112,21 @@
                 <w:sz w:val="20"/>
                 <w:szCs w:val="20"/>
               </w:rPr>
-              <w:t xml:space="preserve">資議 D-Ⅲ-1 常見的數位資料類型與儲存架構。</w:t>
+              <w:t>資議</w:t>
+            </w:r>
+            <w:r>
+              <w:rPr>
+                <w:sz w:val="20"/>
+                <w:szCs w:val="20"/>
+              </w:rPr>
+              <w:t xml:space="preserve"> D-Ⅲ-1 </w:t>
+            </w:r>
+            <w:r>
+              <w:rPr>
+                <w:sz w:val="20"/>
+                <w:szCs w:val="20"/>
+              </w:rPr>
+              <w:t>常見的數位資料類型與儲存架構。</w:t>
             </w:r>
           </w:p>
         </w:tc>
@@ -2637,12 +4156,6 @@
         </w:tc>
       </w:tr>
       <w:tr>
-        <w:tblPrEx>
-          <w:tblCellMar>
-            <w:top w:w="0" w:type="dxa"/>
-            <w:bottom w:w="0" w:type="dxa"/>
-          </w:tblCellMar>
-        </w:tblPrEx>
         <w:tc>
           <w:tcPr>
             <w:tcW w:w="700" w:type="dxa"/>
@@ -2660,7 +4173,6 @@
               <w:jc w:val="center"/>
             </w:pPr>
             <w:r>
-              <w:lastRenderedPageBreak/>
               <w:t>5</w:t>
             </w:r>
           </w:p>
@@ -2685,7 +4197,21 @@
                 <w:sz w:val="20"/>
                 <w:szCs w:val="20"/>
               </w:rPr>
-              <w:t xml:space="preserve">資議 t-Ⅲ-3 運用運算思維解決問題。</w:t>
+              <w:t>資議</w:t>
+            </w:r>
+            <w:r>
+              <w:rPr>
+                <w:sz w:val="20"/>
+                <w:szCs w:val="20"/>
+              </w:rPr>
+              <w:t xml:space="preserve"> t-Ⅲ-3 </w:t>
+            </w:r>
+            <w:r>
+              <w:rPr>
+                <w:sz w:val="20"/>
+                <w:szCs w:val="20"/>
+              </w:rPr>
+              <w:t>運用運算思維解決問題。</w:t>
             </w:r>
           </w:p>
         </w:tc>
@@ -2709,7 +4235,21 @@
                 <w:sz w:val="20"/>
                 <w:szCs w:val="20"/>
               </w:rPr>
-              <w:t xml:space="preserve">資議 A-Ⅲ-1 結構化的問題解決表示方法。</w:t>
+              <w:t>資議</w:t>
+            </w:r>
+            <w:r>
+              <w:rPr>
+                <w:sz w:val="20"/>
+                <w:szCs w:val="20"/>
+              </w:rPr>
+              <w:t xml:space="preserve"> A-Ⅲ-1 </w:t>
+            </w:r>
+            <w:r>
+              <w:rPr>
+                <w:sz w:val="20"/>
+                <w:szCs w:val="20"/>
+              </w:rPr>
+              <w:t>結構化的問題解決表示方法。</w:t>
             </w:r>
           </w:p>
         </w:tc>
@@ -2739,12 +4279,6 @@
         </w:tc>
       </w:tr>
       <w:tr>
-        <w:tblPrEx>
-          <w:tblCellMar>
-            <w:top w:w="0" w:type="dxa"/>
-            <w:bottom w:w="0" w:type="dxa"/>
-          </w:tblCellMar>
-        </w:tblPrEx>
         <w:tc>
           <w:tcPr>
             <w:tcW w:w="700" w:type="dxa"/>
@@ -2786,7 +4320,21 @@
                 <w:sz w:val="20"/>
                 <w:szCs w:val="20"/>
               </w:rPr>
-              <w:t xml:space="preserve">數 r-III-3 觀察情境或模式中的數量關係，並用文字或符號正確表述，協助推理與解題。</w:t>
+              <w:t>數</w:t>
+            </w:r>
+            <w:r>
+              <w:rPr>
+                <w:sz w:val="20"/>
+                <w:szCs w:val="20"/>
+              </w:rPr>
+              <w:t xml:space="preserve"> r-III-3 </w:t>
+            </w:r>
+            <w:r>
+              <w:rPr>
+                <w:sz w:val="20"/>
+                <w:szCs w:val="20"/>
+              </w:rPr>
+              <w:t>觀察情境或模式中的數量關係，並用文字或符號正確表述，協助推理與解題。</w:t>
             </w:r>
           </w:p>
         </w:tc>
@@ -2810,7 +4358,21 @@
                 <w:sz w:val="20"/>
                 <w:szCs w:val="20"/>
               </w:rPr>
-              <w:t xml:space="preserve">數 R-5-3 以符號表示數學公式：國中代數的前置經驗。</w:t>
+              <w:t>數</w:t>
+            </w:r>
+            <w:r>
+              <w:rPr>
+                <w:sz w:val="20"/>
+                <w:szCs w:val="20"/>
+              </w:rPr>
+              <w:t xml:space="preserve"> R-5-3 </w:t>
+            </w:r>
+            <w:r>
+              <w:rPr>
+                <w:sz w:val="20"/>
+                <w:szCs w:val="20"/>
+              </w:rPr>
+              <w:t>以符號表示數學公式：國中代數的前置經驗。</w:t>
             </w:r>
           </w:p>
         </w:tc>
@@ -2840,12 +4402,6 @@
         </w:tc>
       </w:tr>
       <w:tr>
-        <w:tblPrEx>
-          <w:tblCellMar>
-            <w:top w:w="0" w:type="dxa"/>
-            <w:bottom w:w="0" w:type="dxa"/>
-          </w:tblCellMar>
-        </w:tblPrEx>
         <w:tc>
           <w:tcPr>
             <w:tcW w:w="700" w:type="dxa"/>
@@ -2887,7 +4443,21 @@
                 <w:sz w:val="20"/>
                 <w:szCs w:val="20"/>
               </w:rPr>
-              <w:t xml:space="preserve">資議 a-Ⅲ-1 理解資訊科技於日常生活之重要性。</w:t>
+              <w:t>資議</w:t>
+            </w:r>
+            <w:r>
+              <w:rPr>
+                <w:sz w:val="20"/>
+                <w:szCs w:val="20"/>
+              </w:rPr>
+              <w:t xml:space="preserve"> a-Ⅲ-1 </w:t>
+            </w:r>
+            <w:r>
+              <w:rPr>
+                <w:sz w:val="20"/>
+                <w:szCs w:val="20"/>
+              </w:rPr>
+              <w:t>理解資訊科技於日常生活之重要性。</w:t>
             </w:r>
           </w:p>
         </w:tc>
@@ -2911,7 +4481,21 @@
                 <w:sz w:val="20"/>
                 <w:szCs w:val="20"/>
               </w:rPr>
-              <w:t xml:space="preserve">資議 D-Ⅲ-1 常見的數位資料類型與儲存架構。</w:t>
+              <w:t>資議</w:t>
+            </w:r>
+            <w:r>
+              <w:rPr>
+                <w:sz w:val="20"/>
+                <w:szCs w:val="20"/>
+              </w:rPr>
+              <w:t xml:space="preserve"> D-Ⅲ-1 </w:t>
+            </w:r>
+            <w:r>
+              <w:rPr>
+                <w:sz w:val="20"/>
+                <w:szCs w:val="20"/>
+              </w:rPr>
+              <w:t>常見的數位資料類型與儲存架構。</w:t>
             </w:r>
           </w:p>
         </w:tc>
@@ -2982,12 +4566,6 @@
         <w:gridCol w:w="960"/>
       </w:tblGrid>
       <w:tr>
-        <w:tblPrEx>
-          <w:tblCellMar>
-            <w:top w:w="0" w:type="dxa"/>
-            <w:bottom w:w="0" w:type="dxa"/>
-          </w:tblCellMar>
-        </w:tblPrEx>
         <w:tc>
           <w:tcPr>
             <w:tcW w:w="560" w:type="dxa"/>
@@ -3186,12 +4764,6 @@
         </w:tc>
       </w:tr>
       <w:tr>
-        <w:tblPrEx>
-          <w:tblCellMar>
-            <w:top w:w="0" w:type="dxa"/>
-            <w:bottom w:w="0" w:type="dxa"/>
-          </w:tblCellMar>
-        </w:tblPrEx>
         <w:tc>
           <w:tcPr>
             <w:tcW w:w="560" w:type="dxa"/>
@@ -3239,7 +4811,7 @@
                 <w:sz w:val="18"/>
                 <w:szCs w:val="18"/>
               </w:rPr>
-              <w:t xml:space="preserve">能說明影像由像素組成，並自行決定解析度，將無格線地貌掃描為方格紀錄卡。</w:t>
+              <w:t>能說明影像由像素組成，並自行決定解析度，將無格線地貌掃描為方格紀錄卡。</w:t>
             </w:r>
           </w:p>
         </w:tc>
@@ -3360,18 +4932,26 @@
                 <w:sz w:val="18"/>
                 <w:szCs w:val="18"/>
               </w:rPr>
-              <w:t xml:space="preserve">未達 D 級。</w:t>
+              <w:t>未達</w:t>
+            </w:r>
+            <w:r>
+              <w:rPr>
+                <w:sz w:val="18"/>
+                <w:szCs w:val="18"/>
+              </w:rPr>
+              <w:t xml:space="preserve"> D </w:t>
+            </w:r>
+            <w:r>
+              <w:rPr>
+                <w:sz w:val="18"/>
+                <w:szCs w:val="18"/>
+              </w:rPr>
+              <w:t>級。</w:t>
             </w:r>
           </w:p>
         </w:tc>
       </w:tr>
       <w:tr>
-        <w:tblPrEx>
-          <w:tblCellMar>
-            <w:top w:w="0" w:type="dxa"/>
-            <w:bottom w:w="0" w:type="dxa"/>
-          </w:tblCellMar>
-        </w:tblPrEx>
         <w:tc>
           <w:tcPr>
             <w:tcW w:w="560" w:type="dxa"/>
@@ -3419,139 +4999,175 @@
                 <w:sz w:val="18"/>
                 <w:szCs w:val="18"/>
               </w:rPr>
-              <w:t xml:space="preserve">能運用 0 與 1 的光訊號完成影像的編碼傳輸與解碼還原。</w:t>
-            </w:r>
-          </w:p>
-        </w:tc>
-        <w:tc>
-          <w:tcPr>
-            <w:tcW w:w="1560" w:type="dxa"/>
-            <w:tcMar>
-              <w:top w:w="60" w:type="dxa"/>
-              <w:left w:w="80" w:type="dxa"/>
-              <w:bottom w:w="60" w:type="dxa"/>
-              <w:right w:w="80" w:type="dxa"/>
-            </w:tcMar>
-            <w:vAlign w:val="center"/>
-          </w:tcPr>
-          <w:p>
-            <w:pPr>
-              <w:spacing w:before="40" w:after="40" w:line="300" w:lineRule="auto"/>
-            </w:pPr>
+              <w:t>能運用</w:t>
+            </w:r>
             <w:r>
               <w:rPr>
                 <w:sz w:val="18"/>
                 <w:szCs w:val="18"/>
               </w:rPr>
-              <w:t>能依節拍正確發送與接收整張光訊號影像，還原無誤，並能說明通訊協定（代號、大小、順序、節拍同步）缺一不可的理由。</w:t>
-            </w:r>
-          </w:p>
-        </w:tc>
-        <w:tc>
-          <w:tcPr>
-            <w:tcW w:w="1560" w:type="dxa"/>
-            <w:tcMar>
-              <w:top w:w="60" w:type="dxa"/>
-              <w:left w:w="80" w:type="dxa"/>
-              <w:bottom w:w="60" w:type="dxa"/>
-              <w:right w:w="80" w:type="dxa"/>
-            </w:tcMar>
-            <w:vAlign w:val="center"/>
-          </w:tcPr>
-          <w:p>
-            <w:pPr>
-              <w:spacing w:before="40" w:after="40" w:line="300" w:lineRule="auto"/>
-            </w:pPr>
+              <w:t xml:space="preserve"> 0 </w:t>
+            </w:r>
             <w:r>
               <w:rPr>
                 <w:sz w:val="18"/>
                 <w:szCs w:val="18"/>
               </w:rPr>
-              <w:t>能依共同協定完成光訊號的發送或接收，還原圖與原圖大致一致，僅少數格子錯誤。</w:t>
-            </w:r>
-          </w:p>
-        </w:tc>
-        <w:tc>
-          <w:tcPr>
-            <w:tcW w:w="1560" w:type="dxa"/>
-            <w:tcMar>
-              <w:top w:w="60" w:type="dxa"/>
-              <w:left w:w="80" w:type="dxa"/>
-              <w:bottom w:w="60" w:type="dxa"/>
-              <w:right w:w="80" w:type="dxa"/>
-            </w:tcMar>
-            <w:vAlign w:val="center"/>
-          </w:tcPr>
-          <w:p>
-            <w:pPr>
-              <w:spacing w:before="40" w:after="40" w:line="300" w:lineRule="auto"/>
-            </w:pPr>
+              <w:t>與</w:t>
+            </w:r>
             <w:r>
               <w:rPr>
                 <w:sz w:val="18"/>
                 <w:szCs w:val="18"/>
               </w:rPr>
-              <w:t>能在提示下完成單列光訊號的發送或接收。</w:t>
-            </w:r>
-          </w:p>
-        </w:tc>
-        <w:tc>
-          <w:tcPr>
-            <w:tcW w:w="1560" w:type="dxa"/>
-            <w:tcMar>
-              <w:top w:w="60" w:type="dxa"/>
-              <w:left w:w="80" w:type="dxa"/>
-              <w:bottom w:w="60" w:type="dxa"/>
-              <w:right w:w="80" w:type="dxa"/>
-            </w:tcMar>
-            <w:vAlign w:val="center"/>
-          </w:tcPr>
-          <w:p>
-            <w:pPr>
-              <w:spacing w:before="40" w:after="40" w:line="300" w:lineRule="auto"/>
-            </w:pPr>
+              <w:t xml:space="preserve"> 1 </w:t>
+            </w:r>
             <w:r>
               <w:rPr>
                 <w:sz w:val="18"/>
                 <w:szCs w:val="18"/>
               </w:rPr>
-              <w:t>發送或接收常錯位，需大量協助。</w:t>
-            </w:r>
-          </w:p>
-        </w:tc>
-        <w:tc>
-          <w:tcPr>
-            <w:tcW w:w="960" w:type="dxa"/>
-            <w:tcMar>
-              <w:top w:w="60" w:type="dxa"/>
-              <w:left w:w="80" w:type="dxa"/>
-              <w:bottom w:w="60" w:type="dxa"/>
-              <w:right w:w="80" w:type="dxa"/>
-            </w:tcMar>
-            <w:vAlign w:val="center"/>
-          </w:tcPr>
-          <w:p>
-            <w:pPr>
-              <w:spacing w:before="40" w:after="40" w:line="300" w:lineRule="auto"/>
-              <w:jc w:val="center"/>
+              <w:t>的光訊號完成影像的編碼傳輸與解碼還原。</w:t>
+            </w:r>
+          </w:p>
+        </w:tc>
+        <w:tc>
+          <w:tcPr>
+            <w:tcW w:w="1560" w:type="dxa"/>
+            <w:tcMar>
+              <w:top w:w="60" w:type="dxa"/>
+              <w:left w:w="80" w:type="dxa"/>
+              <w:bottom w:w="60" w:type="dxa"/>
+              <w:right w:w="80" w:type="dxa"/>
+            </w:tcMar>
+            <w:vAlign w:val="center"/>
+          </w:tcPr>
+          <w:p>
+            <w:pPr>
+              <w:spacing w:before="40" w:after="40" w:line="300" w:lineRule="auto"/>
             </w:pPr>
             <w:r>
               <w:rPr>
                 <w:sz w:val="18"/>
                 <w:szCs w:val="18"/>
               </w:rPr>
-              <w:t xml:space="preserve">未達 D 級。</w:t>
+              <w:t>能依節拍正確發送與接收整張光訊號影像，還原無誤，並能說明通訊協定（代號、大小、順序、節拍同步）缺一不可的理由。</w:t>
+            </w:r>
+          </w:p>
+        </w:tc>
+        <w:tc>
+          <w:tcPr>
+            <w:tcW w:w="1560" w:type="dxa"/>
+            <w:tcMar>
+              <w:top w:w="60" w:type="dxa"/>
+              <w:left w:w="80" w:type="dxa"/>
+              <w:bottom w:w="60" w:type="dxa"/>
+              <w:right w:w="80" w:type="dxa"/>
+            </w:tcMar>
+            <w:vAlign w:val="center"/>
+          </w:tcPr>
+          <w:p>
+            <w:pPr>
+              <w:spacing w:before="40" w:after="40" w:line="300" w:lineRule="auto"/>
+            </w:pPr>
+            <w:r>
+              <w:rPr>
+                <w:sz w:val="18"/>
+                <w:szCs w:val="18"/>
+              </w:rPr>
+              <w:t>能依共同協定完成光訊號的發送或接收，還原圖與原圖大致一致，僅少數格子錯誤。</w:t>
+            </w:r>
+          </w:p>
+        </w:tc>
+        <w:tc>
+          <w:tcPr>
+            <w:tcW w:w="1560" w:type="dxa"/>
+            <w:tcMar>
+              <w:top w:w="60" w:type="dxa"/>
+              <w:left w:w="80" w:type="dxa"/>
+              <w:bottom w:w="60" w:type="dxa"/>
+              <w:right w:w="80" w:type="dxa"/>
+            </w:tcMar>
+            <w:vAlign w:val="center"/>
+          </w:tcPr>
+          <w:p>
+            <w:pPr>
+              <w:spacing w:before="40" w:after="40" w:line="300" w:lineRule="auto"/>
+            </w:pPr>
+            <w:r>
+              <w:rPr>
+                <w:sz w:val="18"/>
+                <w:szCs w:val="18"/>
+              </w:rPr>
+              <w:t>能在提示下完成單列光訊號的發送或接收。</w:t>
+            </w:r>
+          </w:p>
+        </w:tc>
+        <w:tc>
+          <w:tcPr>
+            <w:tcW w:w="1560" w:type="dxa"/>
+            <w:tcMar>
+              <w:top w:w="60" w:type="dxa"/>
+              <w:left w:w="80" w:type="dxa"/>
+              <w:bottom w:w="60" w:type="dxa"/>
+              <w:right w:w="80" w:type="dxa"/>
+            </w:tcMar>
+            <w:vAlign w:val="center"/>
+          </w:tcPr>
+          <w:p>
+            <w:pPr>
+              <w:spacing w:before="40" w:after="40" w:line="300" w:lineRule="auto"/>
+            </w:pPr>
+            <w:r>
+              <w:rPr>
+                <w:sz w:val="18"/>
+                <w:szCs w:val="18"/>
+              </w:rPr>
+              <w:t>發送或接收常錯位，需大量協助。</w:t>
+            </w:r>
+          </w:p>
+        </w:tc>
+        <w:tc>
+          <w:tcPr>
+            <w:tcW w:w="960" w:type="dxa"/>
+            <w:tcMar>
+              <w:top w:w="60" w:type="dxa"/>
+              <w:left w:w="80" w:type="dxa"/>
+              <w:bottom w:w="60" w:type="dxa"/>
+              <w:right w:w="80" w:type="dxa"/>
+            </w:tcMar>
+            <w:vAlign w:val="center"/>
+          </w:tcPr>
+          <w:p>
+            <w:pPr>
+              <w:spacing w:before="40" w:after="40" w:line="300" w:lineRule="auto"/>
+              <w:jc w:val="center"/>
+            </w:pPr>
+            <w:r>
+              <w:rPr>
+                <w:sz w:val="18"/>
+                <w:szCs w:val="18"/>
+              </w:rPr>
+              <w:t>未達</w:t>
+            </w:r>
+            <w:r>
+              <w:rPr>
+                <w:sz w:val="18"/>
+                <w:szCs w:val="18"/>
+              </w:rPr>
+              <w:t xml:space="preserve"> D </w:t>
+            </w:r>
+            <w:r>
+              <w:rPr>
+                <w:sz w:val="18"/>
+                <w:szCs w:val="18"/>
+              </w:rPr>
+              <w:t>級。</w:t>
             </w:r>
           </w:p>
         </w:tc>
       </w:tr>
       <w:tr>
-        <w:tblPrEx>
-          <w:tblCellMar>
-            <w:top w:w="0" w:type="dxa"/>
-            <w:bottom w:w="0" w:type="dxa"/>
-          </w:tblCellMar>
-        </w:tblPrEx>
         <w:tc>
           <w:tcPr>
             <w:tcW w:w="560" w:type="dxa"/>
@@ -3599,139 +5215,310 @@
                 <w:sz w:val="18"/>
                 <w:szCs w:val="18"/>
               </w:rPr>
-              <w:t xml:space="preserve">能以 4 階灰階記錄亮度，並推論兩位元傳送 4 階的方式。</w:t>
-            </w:r>
-          </w:p>
-        </w:tc>
-        <w:tc>
-          <w:tcPr>
-            <w:tcW w:w="1560" w:type="dxa"/>
-            <w:tcMar>
-              <w:top w:w="60" w:type="dxa"/>
-              <w:left w:w="80" w:type="dxa"/>
-              <w:bottom w:w="60" w:type="dxa"/>
-              <w:right w:w="80" w:type="dxa"/>
-            </w:tcMar>
-            <w:vAlign w:val="center"/>
-          </w:tcPr>
-          <w:p>
-            <w:pPr>
-              <w:spacing w:before="40" w:after="40" w:line="300" w:lineRule="auto"/>
-            </w:pPr>
+              <w:t>能以</w:t>
+            </w:r>
             <w:r>
               <w:rPr>
                 <w:sz w:val="18"/>
                 <w:szCs w:val="18"/>
               </w:rPr>
-              <w:t xml:space="preserve">灰階編碼與解碼完全正確，能主動說明「一格＝兩個 0／1 訊號」的約定，以及位元數與階數的倍增關係（如 6 位元＝64 階）。</w:t>
-            </w:r>
-          </w:p>
-        </w:tc>
-        <w:tc>
-          <w:tcPr>
-            <w:tcW w:w="1560" w:type="dxa"/>
-            <w:tcMar>
-              <w:top w:w="60" w:type="dxa"/>
-              <w:left w:w="80" w:type="dxa"/>
-              <w:bottom w:w="60" w:type="dxa"/>
-              <w:right w:w="80" w:type="dxa"/>
-            </w:tcMar>
-            <w:vAlign w:val="center"/>
-          </w:tcPr>
-          <w:p>
-            <w:pPr>
-              <w:spacing w:before="40" w:after="40" w:line="300" w:lineRule="auto"/>
-            </w:pPr>
+              <w:t xml:space="preserve"> 4 </w:t>
+            </w:r>
             <w:r>
               <w:rPr>
                 <w:sz w:val="18"/>
                 <w:szCs w:val="18"/>
               </w:rPr>
-              <w:t xml:space="preserve">能正確完成 4 階灰階編碼與解碼，並在引導下說出 00／01／10／11 的兩位元約定。</w:t>
-            </w:r>
-          </w:p>
-        </w:tc>
-        <w:tc>
-          <w:tcPr>
-            <w:tcW w:w="1560" w:type="dxa"/>
-            <w:tcMar>
-              <w:top w:w="60" w:type="dxa"/>
-              <w:left w:w="80" w:type="dxa"/>
-              <w:bottom w:w="60" w:type="dxa"/>
-              <w:right w:w="80" w:type="dxa"/>
-            </w:tcMar>
-            <w:vAlign w:val="center"/>
-          </w:tcPr>
-          <w:p>
-            <w:pPr>
-              <w:spacing w:before="40" w:after="40" w:line="300" w:lineRule="auto"/>
-            </w:pPr>
+              <w:t>階灰階記錄亮度，並推論兩位元傳送</w:t>
+            </w:r>
             <w:r>
               <w:rPr>
                 <w:sz w:val="18"/>
                 <w:szCs w:val="18"/>
               </w:rPr>
-              <w:t>能在提示下完成大部分灰階塗色與解碼。</w:t>
-            </w:r>
-          </w:p>
-        </w:tc>
-        <w:tc>
-          <w:tcPr>
-            <w:tcW w:w="1560" w:type="dxa"/>
-            <w:tcMar>
-              <w:top w:w="60" w:type="dxa"/>
-              <w:left w:w="80" w:type="dxa"/>
-              <w:bottom w:w="60" w:type="dxa"/>
-              <w:right w:w="80" w:type="dxa"/>
-            </w:tcMar>
-            <w:vAlign w:val="center"/>
-          </w:tcPr>
-          <w:p>
-            <w:pPr>
-              <w:spacing w:before="40" w:after="40" w:line="300" w:lineRule="auto"/>
-            </w:pPr>
+              <w:t xml:space="preserve"> 4 </w:t>
+            </w:r>
             <w:r>
               <w:rPr>
                 <w:sz w:val="18"/>
                 <w:szCs w:val="18"/>
               </w:rPr>
-              <w:t>常混淆亮度代碼的對應，需大量協助。</w:t>
-            </w:r>
-          </w:p>
-        </w:tc>
-        <w:tc>
-          <w:tcPr>
-            <w:tcW w:w="960" w:type="dxa"/>
-            <w:tcMar>
-              <w:top w:w="60" w:type="dxa"/>
-              <w:left w:w="80" w:type="dxa"/>
-              <w:bottom w:w="60" w:type="dxa"/>
-              <w:right w:w="80" w:type="dxa"/>
-            </w:tcMar>
-            <w:vAlign w:val="center"/>
-          </w:tcPr>
-          <w:p>
-            <w:pPr>
-              <w:spacing w:before="40" w:after="40" w:line="300" w:lineRule="auto"/>
-              <w:jc w:val="center"/>
+              <w:t>階的方式。</w:t>
+            </w:r>
+          </w:p>
+        </w:tc>
+        <w:tc>
+          <w:tcPr>
+            <w:tcW w:w="1560" w:type="dxa"/>
+            <w:tcMar>
+              <w:top w:w="60" w:type="dxa"/>
+              <w:left w:w="80" w:type="dxa"/>
+              <w:bottom w:w="60" w:type="dxa"/>
+              <w:right w:w="80" w:type="dxa"/>
+            </w:tcMar>
+            <w:vAlign w:val="center"/>
+          </w:tcPr>
+          <w:p>
+            <w:pPr>
+              <w:spacing w:before="40" w:after="40" w:line="300" w:lineRule="auto"/>
             </w:pPr>
             <w:r>
               <w:rPr>
                 <w:sz w:val="18"/>
                 <w:szCs w:val="18"/>
               </w:rPr>
-              <w:t xml:space="preserve">未達 D 級。</w:t>
+              <w:t>灰階編碼與解碼完全正確，能主動說明「一格＝兩個</w:t>
+            </w:r>
+            <w:r>
+              <w:rPr>
+                <w:sz w:val="18"/>
+                <w:szCs w:val="18"/>
+              </w:rPr>
+              <w:t xml:space="preserve"> 0</w:t>
+            </w:r>
+            <w:r>
+              <w:rPr>
+                <w:sz w:val="18"/>
+                <w:szCs w:val="18"/>
+              </w:rPr>
+              <w:t>／</w:t>
+            </w:r>
+            <w:r>
+              <w:rPr>
+                <w:sz w:val="18"/>
+                <w:szCs w:val="18"/>
+              </w:rPr>
+              <w:t xml:space="preserve">1 </w:t>
+            </w:r>
+            <w:r>
+              <w:rPr>
+                <w:sz w:val="18"/>
+                <w:szCs w:val="18"/>
+              </w:rPr>
+              <w:t>訊號」的約定，以及位元數與階數的倍增關係（如</w:t>
+            </w:r>
+            <w:r>
+              <w:rPr>
+                <w:sz w:val="18"/>
+                <w:szCs w:val="18"/>
+              </w:rPr>
+              <w:t xml:space="preserve"> 6 </w:t>
+            </w:r>
+            <w:r>
+              <w:rPr>
+                <w:sz w:val="18"/>
+                <w:szCs w:val="18"/>
+              </w:rPr>
+              <w:t>位</w:t>
+            </w:r>
+            <w:r>
+              <w:rPr>
+                <w:sz w:val="18"/>
+                <w:szCs w:val="18"/>
+              </w:rPr>
+              <w:lastRenderedPageBreak/>
+              <w:t>元＝</w:t>
+            </w:r>
+            <w:r>
+              <w:rPr>
+                <w:sz w:val="18"/>
+                <w:szCs w:val="18"/>
+              </w:rPr>
+              <w:t xml:space="preserve">64 </w:t>
+            </w:r>
+            <w:r>
+              <w:rPr>
+                <w:sz w:val="18"/>
+                <w:szCs w:val="18"/>
+              </w:rPr>
+              <w:t>階）。</w:t>
+            </w:r>
+          </w:p>
+        </w:tc>
+        <w:tc>
+          <w:tcPr>
+            <w:tcW w:w="1560" w:type="dxa"/>
+            <w:tcMar>
+              <w:top w:w="60" w:type="dxa"/>
+              <w:left w:w="80" w:type="dxa"/>
+              <w:bottom w:w="60" w:type="dxa"/>
+              <w:right w:w="80" w:type="dxa"/>
+            </w:tcMar>
+            <w:vAlign w:val="center"/>
+          </w:tcPr>
+          <w:p>
+            <w:pPr>
+              <w:spacing w:before="40" w:after="40" w:line="300" w:lineRule="auto"/>
+            </w:pPr>
+            <w:r>
+              <w:rPr>
+                <w:sz w:val="18"/>
+                <w:szCs w:val="18"/>
+              </w:rPr>
+              <w:lastRenderedPageBreak/>
+              <w:t>能正確完成</w:t>
+            </w:r>
+            <w:r>
+              <w:rPr>
+                <w:sz w:val="18"/>
+                <w:szCs w:val="18"/>
+              </w:rPr>
+              <w:t xml:space="preserve"> 4 </w:t>
+            </w:r>
+            <w:r>
+              <w:rPr>
+                <w:sz w:val="18"/>
+                <w:szCs w:val="18"/>
+              </w:rPr>
+              <w:t>階灰階編碼與解碼，並在引導下說出</w:t>
+            </w:r>
+            <w:r>
+              <w:rPr>
+                <w:sz w:val="18"/>
+                <w:szCs w:val="18"/>
+              </w:rPr>
+              <w:t xml:space="preserve"> 00</w:t>
+            </w:r>
+            <w:r>
+              <w:rPr>
+                <w:sz w:val="18"/>
+                <w:szCs w:val="18"/>
+              </w:rPr>
+              <w:t>／</w:t>
+            </w:r>
+            <w:r>
+              <w:rPr>
+                <w:sz w:val="18"/>
+                <w:szCs w:val="18"/>
+              </w:rPr>
+              <w:t>01</w:t>
+            </w:r>
+            <w:r>
+              <w:rPr>
+                <w:sz w:val="18"/>
+                <w:szCs w:val="18"/>
+              </w:rPr>
+              <w:t>／</w:t>
+            </w:r>
+            <w:r>
+              <w:rPr>
+                <w:sz w:val="18"/>
+                <w:szCs w:val="18"/>
+              </w:rPr>
+              <w:t>10</w:t>
+            </w:r>
+            <w:r>
+              <w:rPr>
+                <w:sz w:val="18"/>
+                <w:szCs w:val="18"/>
+              </w:rPr>
+              <w:t>／</w:t>
+            </w:r>
+            <w:r>
+              <w:rPr>
+                <w:sz w:val="18"/>
+                <w:szCs w:val="18"/>
+              </w:rPr>
+              <w:t xml:space="preserve">11 </w:t>
+            </w:r>
+            <w:r>
+              <w:rPr>
+                <w:sz w:val="18"/>
+                <w:szCs w:val="18"/>
+              </w:rPr>
+              <w:t>的兩位元約定。</w:t>
+            </w:r>
+          </w:p>
+        </w:tc>
+        <w:tc>
+          <w:tcPr>
+            <w:tcW w:w="1560" w:type="dxa"/>
+            <w:tcMar>
+              <w:top w:w="60" w:type="dxa"/>
+              <w:left w:w="80" w:type="dxa"/>
+              <w:bottom w:w="60" w:type="dxa"/>
+              <w:right w:w="80" w:type="dxa"/>
+            </w:tcMar>
+            <w:vAlign w:val="center"/>
+          </w:tcPr>
+          <w:p>
+            <w:pPr>
+              <w:spacing w:before="40" w:after="40" w:line="300" w:lineRule="auto"/>
+            </w:pPr>
+            <w:r>
+              <w:rPr>
+                <w:sz w:val="18"/>
+                <w:szCs w:val="18"/>
+              </w:rPr>
+              <w:t>能在提示下完成大部分灰階塗色與解碼。</w:t>
+            </w:r>
+          </w:p>
+        </w:tc>
+        <w:tc>
+          <w:tcPr>
+            <w:tcW w:w="1560" w:type="dxa"/>
+            <w:tcMar>
+              <w:top w:w="60" w:type="dxa"/>
+              <w:left w:w="80" w:type="dxa"/>
+              <w:bottom w:w="60" w:type="dxa"/>
+              <w:right w:w="80" w:type="dxa"/>
+            </w:tcMar>
+            <w:vAlign w:val="center"/>
+          </w:tcPr>
+          <w:p>
+            <w:pPr>
+              <w:spacing w:before="40" w:after="40" w:line="300" w:lineRule="auto"/>
+            </w:pPr>
+            <w:r>
+              <w:rPr>
+                <w:sz w:val="18"/>
+                <w:szCs w:val="18"/>
+              </w:rPr>
+              <w:t>常混淆亮度代碼的對應，需大量協助。</w:t>
+            </w:r>
+          </w:p>
+        </w:tc>
+        <w:tc>
+          <w:tcPr>
+            <w:tcW w:w="960" w:type="dxa"/>
+            <w:tcMar>
+              <w:top w:w="60" w:type="dxa"/>
+              <w:left w:w="80" w:type="dxa"/>
+              <w:bottom w:w="60" w:type="dxa"/>
+              <w:right w:w="80" w:type="dxa"/>
+            </w:tcMar>
+            <w:vAlign w:val="center"/>
+          </w:tcPr>
+          <w:p>
+            <w:pPr>
+              <w:spacing w:before="40" w:after="40" w:line="300" w:lineRule="auto"/>
+              <w:jc w:val="center"/>
+            </w:pPr>
+            <w:r>
+              <w:rPr>
+                <w:sz w:val="18"/>
+                <w:szCs w:val="18"/>
+              </w:rPr>
+              <w:t>未達</w:t>
+            </w:r>
+            <w:r>
+              <w:rPr>
+                <w:sz w:val="18"/>
+                <w:szCs w:val="18"/>
+              </w:rPr>
+              <w:t xml:space="preserve"> D </w:t>
+            </w:r>
+            <w:r>
+              <w:rPr>
+                <w:sz w:val="18"/>
+                <w:szCs w:val="18"/>
+              </w:rPr>
+              <w:t>級。</w:t>
             </w:r>
           </w:p>
         </w:tc>
       </w:tr>
       <w:tr>
-        <w:tblPrEx>
-          <w:tblCellMar>
-            <w:top w:w="0" w:type="dxa"/>
-            <w:bottom w:w="0" w:type="dxa"/>
-          </w:tblCellMar>
-        </w:tblPrEx>
         <w:tc>
           <w:tcPr>
             <w:tcW w:w="560" w:type="dxa"/>
@@ -3754,6 +5541,7 @@
                 <w:sz w:val="18"/>
                 <w:szCs w:val="18"/>
               </w:rPr>
+              <w:lastRenderedPageBreak/>
               <w:t>四</w:t>
             </w:r>
           </w:p>
@@ -3779,142 +5567,189 @@
                 <w:sz w:val="18"/>
                 <w:szCs w:val="18"/>
               </w:rPr>
-              <w:t xml:space="preserve">能以「代號×數量」對 64 筆資料進行無損壓縮並正確還原。</w:t>
-            </w:r>
-          </w:p>
-        </w:tc>
-        <w:tc>
-          <w:tcPr>
-            <w:tcW w:w="1560" w:type="dxa"/>
-            <w:tcMar>
-              <w:top w:w="60" w:type="dxa"/>
-              <w:left w:w="80" w:type="dxa"/>
-              <w:bottom w:w="60" w:type="dxa"/>
-              <w:right w:w="80" w:type="dxa"/>
-            </w:tcMar>
-            <w:vAlign w:val="center"/>
-          </w:tcPr>
-          <w:p>
-            <w:pPr>
-              <w:spacing w:before="40" w:after="40" w:line="300" w:lineRule="auto"/>
-            </w:pPr>
+              <w:t>能以「代號</w:t>
+            </w:r>
             <w:r>
               <w:rPr>
                 <w:sz w:val="18"/>
                 <w:szCs w:val="18"/>
               </w:rPr>
-              <w:t>能正確壓縮與還原整張影像，計算並比較壓縮率，且能說明何種影像適合遊程</w:t>
-              <w:lastRenderedPageBreak/>
-              <w:t>編碼、何種不適合（如棋盤格）。</w:t>
-            </w:r>
-          </w:p>
-        </w:tc>
-        <w:tc>
-          <w:tcPr>
-            <w:tcW w:w="1560" w:type="dxa"/>
-            <w:tcMar>
-              <w:top w:w="60" w:type="dxa"/>
-              <w:left w:w="80" w:type="dxa"/>
-              <w:bottom w:w="60" w:type="dxa"/>
-              <w:right w:w="80" w:type="dxa"/>
-            </w:tcMar>
-            <w:vAlign w:val="center"/>
-          </w:tcPr>
-          <w:p>
-            <w:pPr>
-              <w:spacing w:before="40" w:after="40" w:line="300" w:lineRule="auto"/>
-            </w:pPr>
+              <w:t>×</w:t>
+            </w:r>
             <w:r>
               <w:rPr>
                 <w:sz w:val="18"/>
                 <w:szCs w:val="18"/>
               </w:rPr>
-              <w:lastRenderedPageBreak/>
-              <w:t>能正確完成逐列壓縮與還原，並計算壓縮前後資料量。</w:t>
-            </w:r>
-          </w:p>
-        </w:tc>
-        <w:tc>
-          <w:tcPr>
-            <w:tcW w:w="1560" w:type="dxa"/>
-            <w:tcMar>
-              <w:top w:w="60" w:type="dxa"/>
-              <w:left w:w="80" w:type="dxa"/>
-              <w:bottom w:w="60" w:type="dxa"/>
-              <w:right w:w="80" w:type="dxa"/>
-            </w:tcMar>
-            <w:vAlign w:val="center"/>
-          </w:tcPr>
-          <w:p>
-            <w:pPr>
-              <w:spacing w:before="40" w:after="40" w:line="300" w:lineRule="auto"/>
-            </w:pPr>
+              <w:t>數量」對</w:t>
+            </w:r>
             <w:r>
               <w:rPr>
                 <w:sz w:val="18"/>
                 <w:szCs w:val="18"/>
               </w:rPr>
-              <w:t>能在提示下完成單列資料的壓縮或還原。</w:t>
-            </w:r>
-          </w:p>
-        </w:tc>
-        <w:tc>
-          <w:tcPr>
-            <w:tcW w:w="1560" w:type="dxa"/>
-            <w:tcMar>
-              <w:top w:w="60" w:type="dxa"/>
-              <w:left w:w="80" w:type="dxa"/>
-              <w:bottom w:w="60" w:type="dxa"/>
-              <w:right w:w="80" w:type="dxa"/>
-            </w:tcMar>
-            <w:vAlign w:val="center"/>
-          </w:tcPr>
-          <w:p>
-            <w:pPr>
-              <w:spacing w:before="40" w:after="40" w:line="300" w:lineRule="auto"/>
-            </w:pPr>
+              <w:t xml:space="preserve"> 64 </w:t>
+            </w:r>
             <w:r>
               <w:rPr>
                 <w:sz w:val="18"/>
                 <w:szCs w:val="18"/>
               </w:rPr>
-              <w:t>不理解「代號×數量」的意義，需大量協助。</w:t>
-            </w:r>
-          </w:p>
-        </w:tc>
-        <w:tc>
-          <w:tcPr>
-            <w:tcW w:w="960" w:type="dxa"/>
-            <w:tcMar>
-              <w:top w:w="60" w:type="dxa"/>
-              <w:left w:w="80" w:type="dxa"/>
-              <w:bottom w:w="60" w:type="dxa"/>
-              <w:right w:w="80" w:type="dxa"/>
-            </w:tcMar>
-            <w:vAlign w:val="center"/>
-          </w:tcPr>
-          <w:p>
-            <w:pPr>
-              <w:spacing w:before="40" w:after="40" w:line="300" w:lineRule="auto"/>
-              <w:jc w:val="center"/>
+              <w:t>筆資料進行無損壓縮並正確還原。</w:t>
+            </w:r>
+          </w:p>
+        </w:tc>
+        <w:tc>
+          <w:tcPr>
+            <w:tcW w:w="1560" w:type="dxa"/>
+            <w:tcMar>
+              <w:top w:w="60" w:type="dxa"/>
+              <w:left w:w="80" w:type="dxa"/>
+              <w:bottom w:w="60" w:type="dxa"/>
+              <w:right w:w="80" w:type="dxa"/>
+            </w:tcMar>
+            <w:vAlign w:val="center"/>
+          </w:tcPr>
+          <w:p>
+            <w:pPr>
+              <w:spacing w:before="40" w:after="40" w:line="300" w:lineRule="auto"/>
             </w:pPr>
             <w:r>
               <w:rPr>
                 <w:sz w:val="18"/>
                 <w:szCs w:val="18"/>
               </w:rPr>
-              <w:t xml:space="preserve">未達 D 級。</w:t>
+              <w:t>能正確壓縮與還原整張影像，計算並比較壓縮率，且能說明何種影像適合遊程編碼、何種不適合（如棋盤格）。</w:t>
+            </w:r>
+          </w:p>
+        </w:tc>
+        <w:tc>
+          <w:tcPr>
+            <w:tcW w:w="1560" w:type="dxa"/>
+            <w:tcMar>
+              <w:top w:w="60" w:type="dxa"/>
+              <w:left w:w="80" w:type="dxa"/>
+              <w:bottom w:w="60" w:type="dxa"/>
+              <w:right w:w="80" w:type="dxa"/>
+            </w:tcMar>
+            <w:vAlign w:val="center"/>
+          </w:tcPr>
+          <w:p>
+            <w:pPr>
+              <w:spacing w:before="40" w:after="40" w:line="300" w:lineRule="auto"/>
+            </w:pPr>
+            <w:r>
+              <w:rPr>
+                <w:sz w:val="18"/>
+                <w:szCs w:val="18"/>
+              </w:rPr>
+              <w:t>能正確完成逐列壓縮與還原，並計算壓縮前後資料量。</w:t>
+            </w:r>
+          </w:p>
+        </w:tc>
+        <w:tc>
+          <w:tcPr>
+            <w:tcW w:w="1560" w:type="dxa"/>
+            <w:tcMar>
+              <w:top w:w="60" w:type="dxa"/>
+              <w:left w:w="80" w:type="dxa"/>
+              <w:bottom w:w="60" w:type="dxa"/>
+              <w:right w:w="80" w:type="dxa"/>
+            </w:tcMar>
+            <w:vAlign w:val="center"/>
+          </w:tcPr>
+          <w:p>
+            <w:pPr>
+              <w:spacing w:before="40" w:after="40" w:line="300" w:lineRule="auto"/>
+            </w:pPr>
+            <w:r>
+              <w:rPr>
+                <w:sz w:val="18"/>
+                <w:szCs w:val="18"/>
+              </w:rPr>
+              <w:t>能在提示下完成單列資料的壓縮或還原。</w:t>
+            </w:r>
+          </w:p>
+        </w:tc>
+        <w:tc>
+          <w:tcPr>
+            <w:tcW w:w="1560" w:type="dxa"/>
+            <w:tcMar>
+              <w:top w:w="60" w:type="dxa"/>
+              <w:left w:w="80" w:type="dxa"/>
+              <w:bottom w:w="60" w:type="dxa"/>
+              <w:right w:w="80" w:type="dxa"/>
+            </w:tcMar>
+            <w:vAlign w:val="center"/>
+          </w:tcPr>
+          <w:p>
+            <w:pPr>
+              <w:spacing w:before="40" w:after="40" w:line="300" w:lineRule="auto"/>
+            </w:pPr>
+            <w:r>
+              <w:rPr>
+                <w:sz w:val="18"/>
+                <w:szCs w:val="18"/>
+              </w:rPr>
+              <w:t>不理解「代號</w:t>
+            </w:r>
+            <w:r>
+              <w:rPr>
+                <w:sz w:val="18"/>
+                <w:szCs w:val="18"/>
+              </w:rPr>
+              <w:t>×</w:t>
+            </w:r>
+            <w:r>
+              <w:rPr>
+                <w:sz w:val="18"/>
+                <w:szCs w:val="18"/>
+              </w:rPr>
+              <w:t>數量」的意義，需大量協助。</w:t>
+            </w:r>
+          </w:p>
+        </w:tc>
+        <w:tc>
+          <w:tcPr>
+            <w:tcW w:w="960" w:type="dxa"/>
+            <w:tcMar>
+              <w:top w:w="60" w:type="dxa"/>
+              <w:left w:w="80" w:type="dxa"/>
+              <w:bottom w:w="60" w:type="dxa"/>
+              <w:right w:w="80" w:type="dxa"/>
+            </w:tcMar>
+            <w:vAlign w:val="center"/>
+          </w:tcPr>
+          <w:p>
+            <w:pPr>
+              <w:spacing w:before="40" w:after="40" w:line="300" w:lineRule="auto"/>
+              <w:jc w:val="center"/>
+            </w:pPr>
+            <w:r>
+              <w:rPr>
+                <w:sz w:val="18"/>
+                <w:szCs w:val="18"/>
+              </w:rPr>
+              <w:t>未達</w:t>
+            </w:r>
+            <w:r>
+              <w:rPr>
+                <w:sz w:val="18"/>
+                <w:szCs w:val="18"/>
+              </w:rPr>
+              <w:t xml:space="preserve"> D </w:t>
+            </w:r>
+            <w:r>
+              <w:rPr>
+                <w:sz w:val="18"/>
+                <w:szCs w:val="18"/>
+              </w:rPr>
+              <w:t>級。</w:t>
             </w:r>
           </w:p>
         </w:tc>
       </w:tr>
       <w:tr>
-        <w:tblPrEx>
-          <w:tblCellMar>
-            <w:top w:w="0" w:type="dxa"/>
-            <w:bottom w:w="0" w:type="dxa"/>
-          </w:tblCellMar>
-        </w:tblPrEx>
         <w:tc>
           <w:tcPr>
             <w:tcW w:w="560" w:type="dxa"/>
@@ -3937,7 +5772,6 @@
                 <w:sz w:val="18"/>
                 <w:szCs w:val="18"/>
               </w:rPr>
-              <w:lastRenderedPageBreak/>
               <w:t>五</w:t>
             </w:r>
           </w:p>
@@ -3963,128 +5797,226 @@
                 <w:sz w:val="18"/>
                 <w:szCs w:val="18"/>
               </w:rPr>
-              <w:t xml:space="preserve">能與組員分站完成影像從記錄、壓縮、編碼、傳送到還原的完整旅程，並說明維京一號 6 位元 64 階的原理與真實照片的資料量。</w:t>
-            </w:r>
-          </w:p>
-        </w:tc>
-        <w:tc>
-          <w:tcPr>
-            <w:tcW w:w="1560" w:type="dxa"/>
-            <w:tcMar>
-              <w:top w:w="60" w:type="dxa"/>
-              <w:left w:w="80" w:type="dxa"/>
-              <w:bottom w:w="60" w:type="dxa"/>
-              <w:right w:w="80" w:type="dxa"/>
-            </w:tcMar>
-            <w:vAlign w:val="center"/>
-          </w:tcPr>
-          <w:p>
-            <w:pPr>
-              <w:spacing w:before="40" w:after="40" w:line="300" w:lineRule="auto"/>
-            </w:pPr>
+              <w:t>能與組員分站完成影像從記錄、壓縮、編碼、傳送到還原的完整旅程，並說明維京一號</w:t>
+            </w:r>
             <w:r>
               <w:rPr>
                 <w:sz w:val="18"/>
                 <w:szCs w:val="18"/>
               </w:rPr>
-              <w:t xml:space="preserve">接力演練一次成功（一格不差），能自行沿倍增規律推出 6 位元＝64 階、正確估算訊號量與傳輸時間（量級正確），並清楚說出自己一站在旅程中的功能與必要性。</w:t>
-            </w:r>
-          </w:p>
-        </w:tc>
-        <w:tc>
-          <w:tcPr>
-            <w:tcW w:w="1560" w:type="dxa"/>
-            <w:tcMar>
-              <w:top w:w="60" w:type="dxa"/>
-              <w:left w:w="80" w:type="dxa"/>
-              <w:bottom w:w="60" w:type="dxa"/>
-              <w:right w:w="80" w:type="dxa"/>
-            </w:tcMar>
-            <w:vAlign w:val="center"/>
-          </w:tcPr>
-          <w:p>
-            <w:pPr>
-              <w:spacing w:before="40" w:after="40" w:line="300" w:lineRule="auto"/>
-            </w:pPr>
+              <w:t xml:space="preserve"> 6 </w:t>
+            </w:r>
             <w:r>
               <w:rPr>
                 <w:sz w:val="18"/>
                 <w:szCs w:val="18"/>
               </w:rPr>
-              <w:t xml:space="preserve">接力演練能在少量提示下完成，能說出 6 位元 64 階與倍增規律，在提示下完成資料量估算。</w:t>
-            </w:r>
-          </w:p>
-        </w:tc>
-        <w:tc>
-          <w:tcPr>
-            <w:tcW w:w="1560" w:type="dxa"/>
-            <w:tcMar>
-              <w:top w:w="60" w:type="dxa"/>
-              <w:left w:w="80" w:type="dxa"/>
-              <w:bottom w:w="60" w:type="dxa"/>
-              <w:right w:w="80" w:type="dxa"/>
-            </w:tcMar>
-            <w:vAlign w:val="center"/>
-          </w:tcPr>
-          <w:p>
-            <w:pPr>
-              <w:spacing w:before="40" w:after="40" w:line="300" w:lineRule="auto"/>
-            </w:pPr>
+              <w:t>位元</w:t>
+            </w:r>
             <w:r>
               <w:rPr>
                 <w:sz w:val="18"/>
                 <w:szCs w:val="18"/>
               </w:rPr>
-              <w:t>能完成自己一站的任務，能跟上倍增規律的推導，說得出自己一站負責什麼。</w:t>
-            </w:r>
-          </w:p>
-        </w:tc>
-        <w:tc>
-          <w:tcPr>
-            <w:tcW w:w="1560" w:type="dxa"/>
-            <w:tcMar>
-              <w:top w:w="60" w:type="dxa"/>
-              <w:left w:w="80" w:type="dxa"/>
-              <w:bottom w:w="60" w:type="dxa"/>
-              <w:right w:w="80" w:type="dxa"/>
-            </w:tcMar>
-            <w:vAlign w:val="center"/>
-          </w:tcPr>
-          <w:p>
-            <w:pPr>
-              <w:spacing w:before="40" w:after="40" w:line="300" w:lineRule="auto"/>
-            </w:pPr>
+              <w:t xml:space="preserve"> 64 </w:t>
+            </w:r>
             <w:r>
               <w:rPr>
                 <w:sz w:val="18"/>
                 <w:szCs w:val="18"/>
               </w:rPr>
-              <w:t>自己一站的任務需大量協助，僅能複述片段概念。</w:t>
-            </w:r>
-          </w:p>
-        </w:tc>
-        <w:tc>
-          <w:tcPr>
-            <w:tcW w:w="960" w:type="dxa"/>
-            <w:tcMar>
-              <w:top w:w="60" w:type="dxa"/>
-              <w:left w:w="80" w:type="dxa"/>
-              <w:bottom w:w="60" w:type="dxa"/>
-              <w:right w:w="80" w:type="dxa"/>
-            </w:tcMar>
-            <w:vAlign w:val="center"/>
-          </w:tcPr>
-          <w:p>
-            <w:pPr>
-              <w:spacing w:before="40" w:after="40" w:line="300" w:lineRule="auto"/>
-              <w:jc w:val="center"/>
+              <w:t>階的原理與真實照片的資料量。</w:t>
+            </w:r>
+          </w:p>
+        </w:tc>
+        <w:tc>
+          <w:tcPr>
+            <w:tcW w:w="1560" w:type="dxa"/>
+            <w:tcMar>
+              <w:top w:w="60" w:type="dxa"/>
+              <w:left w:w="80" w:type="dxa"/>
+              <w:bottom w:w="60" w:type="dxa"/>
+              <w:right w:w="80" w:type="dxa"/>
+            </w:tcMar>
+            <w:vAlign w:val="center"/>
+          </w:tcPr>
+          <w:p>
+            <w:pPr>
+              <w:spacing w:before="40" w:after="40" w:line="300" w:lineRule="auto"/>
             </w:pPr>
             <w:r>
               <w:rPr>
                 <w:sz w:val="18"/>
                 <w:szCs w:val="18"/>
               </w:rPr>
-              <w:t xml:space="preserve">未達 D 級。</w:t>
+              <w:t>接力演練一次成功（一格不差），能自行沿倍增規律推出</w:t>
+            </w:r>
+            <w:r>
+              <w:rPr>
+                <w:sz w:val="18"/>
+                <w:szCs w:val="18"/>
+              </w:rPr>
+              <w:t xml:space="preserve"> 6 </w:t>
+            </w:r>
+            <w:r>
+              <w:rPr>
+                <w:sz w:val="18"/>
+                <w:szCs w:val="18"/>
+              </w:rPr>
+              <w:t>位元＝</w:t>
+            </w:r>
+            <w:r>
+              <w:rPr>
+                <w:sz w:val="18"/>
+                <w:szCs w:val="18"/>
+              </w:rPr>
+              <w:t xml:space="preserve">64 </w:t>
+            </w:r>
+            <w:r>
+              <w:rPr>
+                <w:sz w:val="18"/>
+                <w:szCs w:val="18"/>
+              </w:rPr>
+              <w:t>階、正確估算訊號量與傳輸時間（量級正確），並清楚說出自己一站在旅程中的功能與必要性。</w:t>
+            </w:r>
+          </w:p>
+        </w:tc>
+        <w:tc>
+          <w:tcPr>
+            <w:tcW w:w="1560" w:type="dxa"/>
+            <w:tcMar>
+              <w:top w:w="60" w:type="dxa"/>
+              <w:left w:w="80" w:type="dxa"/>
+              <w:bottom w:w="60" w:type="dxa"/>
+              <w:right w:w="80" w:type="dxa"/>
+            </w:tcMar>
+            <w:vAlign w:val="center"/>
+          </w:tcPr>
+          <w:p>
+            <w:pPr>
+              <w:spacing w:before="40" w:after="40" w:line="300" w:lineRule="auto"/>
+            </w:pPr>
+            <w:r>
+              <w:rPr>
+                <w:sz w:val="18"/>
+                <w:szCs w:val="18"/>
+              </w:rPr>
+              <w:t>接力演練能在少量提示下完成，能說出</w:t>
+            </w:r>
+            <w:r>
+              <w:rPr>
+                <w:sz w:val="18"/>
+                <w:szCs w:val="18"/>
+              </w:rPr>
+              <w:t xml:space="preserve"> 6 </w:t>
+            </w:r>
+            <w:r>
+              <w:rPr>
+                <w:sz w:val="18"/>
+                <w:szCs w:val="18"/>
+              </w:rPr>
+              <w:t>位元</w:t>
+            </w:r>
+            <w:r>
+              <w:rPr>
+                <w:sz w:val="18"/>
+                <w:szCs w:val="18"/>
+              </w:rPr>
+              <w:t xml:space="preserve"> 64 </w:t>
+            </w:r>
+            <w:r>
+              <w:rPr>
+                <w:sz w:val="18"/>
+                <w:szCs w:val="18"/>
+              </w:rPr>
+              <w:t>階與倍增規律，在提示下完成資料量估算。</w:t>
+            </w:r>
+          </w:p>
+        </w:tc>
+        <w:tc>
+          <w:tcPr>
+            <w:tcW w:w="1560" w:type="dxa"/>
+            <w:tcMar>
+              <w:top w:w="60" w:type="dxa"/>
+              <w:left w:w="80" w:type="dxa"/>
+              <w:bottom w:w="60" w:type="dxa"/>
+              <w:right w:w="80" w:type="dxa"/>
+            </w:tcMar>
+            <w:vAlign w:val="center"/>
+          </w:tcPr>
+          <w:p>
+            <w:pPr>
+              <w:spacing w:before="40" w:after="40" w:line="300" w:lineRule="auto"/>
+            </w:pPr>
+            <w:r>
+              <w:rPr>
+                <w:sz w:val="18"/>
+                <w:szCs w:val="18"/>
+              </w:rPr>
+              <w:t>能完成自己一站的任務，能跟上倍增規律的推導，說得出自己一站負責什麼。</w:t>
+            </w:r>
+          </w:p>
+        </w:tc>
+        <w:tc>
+          <w:tcPr>
+            <w:tcW w:w="1560" w:type="dxa"/>
+            <w:tcMar>
+              <w:top w:w="60" w:type="dxa"/>
+              <w:left w:w="80" w:type="dxa"/>
+              <w:bottom w:w="60" w:type="dxa"/>
+              <w:right w:w="80" w:type="dxa"/>
+            </w:tcMar>
+            <w:vAlign w:val="center"/>
+          </w:tcPr>
+          <w:p>
+            <w:pPr>
+              <w:spacing w:before="40" w:after="40" w:line="300" w:lineRule="auto"/>
+            </w:pPr>
+            <w:r>
+              <w:rPr>
+                <w:sz w:val="18"/>
+                <w:szCs w:val="18"/>
+              </w:rPr>
+              <w:t>自己一站的任務需大量協助，僅能複述片段概念。</w:t>
+            </w:r>
+          </w:p>
+        </w:tc>
+        <w:tc>
+          <w:tcPr>
+            <w:tcW w:w="960" w:type="dxa"/>
+            <w:tcMar>
+              <w:top w:w="60" w:type="dxa"/>
+              <w:left w:w="80" w:type="dxa"/>
+              <w:bottom w:w="60" w:type="dxa"/>
+              <w:right w:w="80" w:type="dxa"/>
+            </w:tcMar>
+            <w:vAlign w:val="center"/>
+          </w:tcPr>
+          <w:p>
+            <w:pPr>
+              <w:spacing w:before="40" w:after="40" w:line="300" w:lineRule="auto"/>
+              <w:jc w:val="center"/>
+            </w:pPr>
+            <w:r>
+              <w:rPr>
+                <w:sz w:val="18"/>
+                <w:szCs w:val="18"/>
+              </w:rPr>
+              <w:t>未達</w:t>
+            </w:r>
+            <w:r>
+              <w:rPr>
+                <w:sz w:val="18"/>
+                <w:szCs w:val="18"/>
+              </w:rPr>
+              <w:t xml:space="preserve"> D </w:t>
+            </w:r>
+            <w:r>
+              <w:rPr>
+                <w:sz w:val="18"/>
+                <w:szCs w:val="18"/>
+              </w:rPr>
+              <w:t>級。</w:t>
             </w:r>
           </w:p>
         </w:tc>
@@ -4121,7 +6053,37 @@
         <w:spacing w:before="40" w:after="40" w:line="300" w:lineRule="auto"/>
       </w:pPr>
       <w:r>
-        <w:t xml:space="preserve">本課程從總綱核心素養（A2、B1、C2）出發，整合科技教育議題與資訊教育議題之學習重點，融入數學領域，以 STEM 精神與「1976 維京一號任務」歷史情境敘事規劃五個單元，並以素養導向多元評量（技能檢核、邏輯檢核、素養反思）檢核學習成效。摘要如下圖。</w:t>
+        <w:t>本課程從總綱核心素養（</w:t>
+      </w:r>
+      <w:r>
+        <w:t>A2</w:t>
+      </w:r>
+      <w:r>
+        <w:t>、</w:t>
+      </w:r>
+      <w:r>
+        <w:t>B1</w:t>
+      </w:r>
+      <w:r>
+        <w:t>、</w:t>
+      </w:r>
+      <w:r>
+        <w:t>C2</w:t>
+      </w:r>
+      <w:r>
+        <w:t>）出發，整合科技教育議題與資訊教育議題之學習重點，融入數學領域，以</w:t>
+      </w:r>
+      <w:r>
+        <w:t xml:space="preserve"> STEM </w:t>
+      </w:r>
+      <w:r>
+        <w:t>精神與「</w:t>
+      </w:r>
+      <w:r>
+        <w:t xml:space="preserve">1976 </w:t>
+      </w:r>
+      <w:r>
+        <w:t>維京一號任務」歷史情境敘事規劃五個單元，並以素養導向多元評量（技能檢核、邏輯檢核、素養反思）檢核學習成效。摘要如下圖。</w:t>
       </w:r>
     </w:p>
     <w:p>
@@ -4129,10 +6091,12 @@
         <w:spacing w:before="100" w:after="100"/>
         <w:jc w:val="center"/>
       </w:pPr>
+      <w:bookmarkStart w:id="0" w:name="_GoBack"/>
       <w:r>
         <w:rPr>
           <w:noProof/>
         </w:rPr>
+        <w:lastRenderedPageBreak/>
         <w:drawing>
           <wp:inline distT="0" distB="0" distL="0" distR="0">
             <wp:extent cx="5715000" cy="4438650"/>
@@ -4161,6 +6125,63 @@
                     <a:xfrm>
                       <a:off x="0" y="0"/>
                       <a:ext cx="5715000" cy="4438650"/>
+                    </a:xfrm>
+                    <a:prstGeom prst="rect">
+                      <a:avLst/>
+                    </a:prstGeom>
+                  </pic:spPr>
+                </pic:pic>
+              </a:graphicData>
+            </a:graphic>
+          </wp:inline>
+        </w:drawing>
+      </w:r>
+      <w:bookmarkEnd w:id="0"/>
+    </w:p>
+    <w:p>
+      <w:pPr>
+        <w:spacing w:before="100" w:after="100"/>
+        <w:jc w:val="center"/>
+        <w:rPr>
+          <w:rFonts w:hint="eastAsia"/>
+        </w:rPr>
+      </w:pPr>
+      <w:r>
+        <w:rPr>
+          <w:rFonts w:hint="eastAsia"/>
+          <w:noProof/>
+        </w:rPr>
+        <w:drawing>
+          <wp:inline distT="0" distB="0" distL="0" distR="0">
+            <wp:extent cx="6120130" cy="3291205"/>
+            <wp:effectExtent l="0" t="0" r="0" b="4445"/>
+            <wp:docPr id="2" name="圖片 2"/>
+            <wp:cNvGraphicFramePr>
+              <a:graphicFrameLocks xmlns:a="http://schemas.openxmlformats.org/drawingml/2006/main" noChangeAspect="1"/>
+            </wp:cNvGraphicFramePr>
+            <a:graphic xmlns:a="http://schemas.openxmlformats.org/drawingml/2006/main">
+              <a:graphicData uri="http://schemas.openxmlformats.org/drawingml/2006/picture">
+                <pic:pic xmlns:pic="http://schemas.openxmlformats.org/drawingml/2006/picture">
+                  <pic:nvPicPr>
+                    <pic:cNvPr id="2" name="課程發展架構圖_火星第一眼.png"/>
+                    <pic:cNvPicPr/>
+                  </pic:nvPicPr>
+                  <pic:blipFill>
+                    <a:blip r:embed="rId8" cstate="print">
+                      <a:extLst>
+                        <a:ext uri="{28A0092B-C50C-407E-A947-70E740481C1C}">
+                          <a14:useLocalDpi xmlns:a14="http://schemas.microsoft.com/office/drawing/2010/main" val="0"/>
+                        </a:ext>
+                      </a:extLst>
+                    </a:blip>
+                    <a:stretch>
+                      <a:fillRect/>
+                    </a:stretch>
+                  </pic:blipFill>
+                  <pic:spPr>
+                    <a:xfrm>
+                      <a:off x="0" y="0"/>
+                      <a:ext cx="6120130" cy="3291205"/>
                     </a:xfrm>
                     <a:prstGeom prst="rect">
                       <a:avLst/>
@@ -4211,12 +6232,6 @@
         <w:gridCol w:w="3500"/>
       </w:tblGrid>
       <w:tr>
-        <w:tblPrEx>
-          <w:tblCellMar>
-            <w:top w:w="0" w:type="dxa"/>
-            <w:bottom w:w="0" w:type="dxa"/>
-          </w:tblCellMar>
-        </w:tblPrEx>
         <w:tc>
           <w:tcPr>
             <w:tcW w:w="0" w:type="auto"/>
@@ -4242,19 +6257,30 @@
                 <w:sz w:val="24"/>
                 <w:szCs w:val="24"/>
               </w:rPr>
-              <w:lastRenderedPageBreak/>
-              <w:t>單元一_拍下火星第一眼（像素與解析度）</w:t>
+              <w:t>單元一</w:t>
+            </w:r>
+            <w:r>
+              <w:rPr>
+                <w:b/>
+                <w:bCs/>
+                <w:sz w:val="24"/>
+                <w:szCs w:val="24"/>
+              </w:rPr>
+              <w:t>_</w:t>
+            </w:r>
+            <w:r>
+              <w:rPr>
+                <w:b/>
+                <w:bCs/>
+                <w:sz w:val="24"/>
+                <w:szCs w:val="24"/>
+              </w:rPr>
+              <w:t>拍下火星第一眼（像素與解析度）</w:t>
             </w:r>
           </w:p>
         </w:tc>
       </w:tr>
       <w:tr>
-        <w:tblPrEx>
-          <w:tblCellMar>
-            <w:top w:w="0" w:type="dxa"/>
-            <w:bottom w:w="0" w:type="dxa"/>
-          </w:tblCellMar>
-        </w:tblPrEx>
         <w:tc>
           <w:tcPr>
             <w:tcW w:w="1500" w:type="dxa"/>
@@ -4301,7 +6327,71 @@
                 <w:sz w:val="20"/>
                 <w:szCs w:val="20"/>
               </w:rPr>
-              <w:t xml:space="preserve">以 1976 年維京一號登陸拍照的史實任務開場，從「機器怎麼記住景象」出發，發現「切成小格子、逐格記錄」的方法（像素），透過 4×4／8×8／16×16 地貌判讀比較解析度，最後觀察無格線地貌圖、自行決定解析度，扮演相機將地貌忠實掃描成方格紀錄卡。</w:t>
+              <w:t>以</w:t>
+            </w:r>
+            <w:r>
+              <w:rPr>
+                <w:sz w:val="20"/>
+                <w:szCs w:val="20"/>
+              </w:rPr>
+              <w:t xml:space="preserve"> 1976 </w:t>
+            </w:r>
+            <w:r>
+              <w:rPr>
+                <w:sz w:val="20"/>
+                <w:szCs w:val="20"/>
+              </w:rPr>
+              <w:t>年維京一號登陸拍照的史實任務開場，從「機器怎麼記住景象」出</w:t>
+            </w:r>
+            <w:r>
+              <w:rPr>
+                <w:sz w:val="20"/>
+                <w:szCs w:val="20"/>
+              </w:rPr>
+              <w:lastRenderedPageBreak/>
+              <w:t>發，發現「切成小格子、逐格記錄」的方法（像素），透過</w:t>
+            </w:r>
+            <w:r>
+              <w:rPr>
+                <w:sz w:val="20"/>
+                <w:szCs w:val="20"/>
+              </w:rPr>
+              <w:t xml:space="preserve"> 4×4</w:t>
+            </w:r>
+            <w:r>
+              <w:rPr>
+                <w:sz w:val="20"/>
+                <w:szCs w:val="20"/>
+              </w:rPr>
+              <w:t>／</w:t>
+            </w:r>
+            <w:r>
+              <w:rPr>
+                <w:sz w:val="20"/>
+                <w:szCs w:val="20"/>
+              </w:rPr>
+              <w:t>8×8</w:t>
+            </w:r>
+            <w:r>
+              <w:rPr>
+                <w:sz w:val="20"/>
+                <w:szCs w:val="20"/>
+              </w:rPr>
+              <w:t>／</w:t>
+            </w:r>
+            <w:r>
+              <w:rPr>
+                <w:sz w:val="20"/>
+                <w:szCs w:val="20"/>
+              </w:rPr>
+              <w:t xml:space="preserve">16×16 </w:t>
+            </w:r>
+            <w:r>
+              <w:rPr>
+                <w:sz w:val="20"/>
+                <w:szCs w:val="20"/>
+              </w:rPr>
+              <w:t>地貌判讀比較解析度，最後觀察無格線地貌圖、自行決定解析度，扮演相機將地貌忠實掃描成方格紀錄卡。</w:t>
             </w:r>
           </w:p>
         </w:tc>
@@ -4327,6 +6417,7 @@
                 <w:b/>
                 <w:bCs/>
               </w:rPr>
+              <w:lastRenderedPageBreak/>
               <w:t>時間</w:t>
             </w:r>
           </w:p>
@@ -4348,18 +6439,24 @@
               <w:jc w:val="center"/>
             </w:pPr>
             <w:r>
-              <w:t xml:space="preserve">共 1 節， 40 分鐘</w:t>
+              <w:t>共</w:t>
+            </w:r>
+            <w:r>
+              <w:t xml:space="preserve"> 1 </w:t>
+            </w:r>
+            <w:r>
+              <w:t>節，</w:t>
+            </w:r>
+            <w:r>
+              <w:t xml:space="preserve"> 40 </w:t>
+            </w:r>
+            <w:r>
+              <w:t>分鐘</w:t>
             </w:r>
           </w:p>
         </w:tc>
       </w:tr>
       <w:tr>
-        <w:tblPrEx>
-          <w:tblCellMar>
-            <w:top w:w="0" w:type="dxa"/>
-            <w:bottom w:w="0" w:type="dxa"/>
-          </w:tblCellMar>
-        </w:tblPrEx>
         <w:tc>
           <w:tcPr>
             <w:tcW w:w="1500" w:type="dxa"/>
@@ -4382,6 +6479,7 @@
                 <w:b/>
                 <w:bCs/>
               </w:rPr>
+              <w:lastRenderedPageBreak/>
               <w:t>學習表現</w:t>
             </w:r>
           </w:p>
@@ -4406,9 +6504,49 @@
                 <w:sz w:val="20"/>
                 <w:szCs w:val="20"/>
               </w:rPr>
-              <w:t xml:space="preserve">科議 k-Ⅲ-1 說明常見科技產品的用途與運作方式。</w:t>
+              <w:t>科議</w:t>
+            </w:r>
+            <w:r>
+              <w:rPr>
+                <w:sz w:val="20"/>
+                <w:szCs w:val="20"/>
+              </w:rPr>
+              <w:t xml:space="preserve"> k-Ⅲ-1 </w:t>
+            </w:r>
+            <w:r>
+              <w:rPr>
+                <w:sz w:val="20"/>
+                <w:szCs w:val="20"/>
+              </w:rPr>
+              <w:t>說明常見科技產品的用途與運作方式。</w:t>
+            </w:r>
+            <w:r>
+              <w:rPr>
+                <w:sz w:val="20"/>
+                <w:szCs w:val="20"/>
+              </w:rPr>
               <w:br/>
-              <w:t xml:space="preserve">資議 a-Ⅲ-1 理解資訊科技於日常生活之重要性。</w:t>
+            </w:r>
+            <w:r>
+              <w:rPr>
+                <w:sz w:val="20"/>
+                <w:szCs w:val="20"/>
+              </w:rPr>
+              <w:t>資議</w:t>
+            </w:r>
+            <w:r>
+              <w:rPr>
+                <w:sz w:val="20"/>
+                <w:szCs w:val="20"/>
+              </w:rPr>
+              <w:t xml:space="preserve"> a-Ⅲ-1 </w:t>
+            </w:r>
+            <w:r>
+              <w:rPr>
+                <w:sz w:val="20"/>
+                <w:szCs w:val="20"/>
+              </w:rPr>
+              <w:t>理解資訊科技於日常生活之重要性。</w:t>
             </w:r>
           </w:p>
         </w:tc>
@@ -4460,20 +6598,34 @@
                 <w:sz w:val="20"/>
                 <w:szCs w:val="20"/>
               </w:rPr>
-              <w:t xml:space="preserve">1-1 能說明掃描式相機把景物切成像素逐格記錄，並比較解析度對特徵保留與資料量的影響。</w:t>
+              <w:t xml:space="preserve">1-1 </w:t>
+            </w:r>
+            <w:r>
+              <w:rPr>
+                <w:sz w:val="20"/>
+                <w:szCs w:val="20"/>
+              </w:rPr>
+              <w:t>能說明掃描式相機把景物切成像素逐格記錄，並比較解析度對特徵保留與資料量的影響。</w:t>
+            </w:r>
+            <w:r>
+              <w:rPr>
+                <w:sz w:val="20"/>
+                <w:szCs w:val="20"/>
+              </w:rPr>
               <w:br/>
-              <w:t xml:space="preserve">1-2 能自行決定解析度，扮演相機將地貌忠實掃描成方格紀錄卡。</w:t>
+              <w:t xml:space="preserve">1-2 </w:t>
+            </w:r>
+            <w:r>
+              <w:rPr>
+                <w:sz w:val="20"/>
+                <w:szCs w:val="20"/>
+              </w:rPr>
+              <w:t>能自行決定解析度，扮演相機將地貌忠實掃描成方格紀錄卡。</w:t>
             </w:r>
           </w:p>
         </w:tc>
       </w:tr>
       <w:tr>
-        <w:tblPrEx>
-          <w:tblCellMar>
-            <w:top w:w="0" w:type="dxa"/>
-            <w:bottom w:w="0" w:type="dxa"/>
-          </w:tblCellMar>
-        </w:tblPrEx>
         <w:tc>
           <w:tcPr>
             <w:tcW w:w="1500" w:type="dxa"/>
@@ -4520,9 +6672,49 @@
                 <w:sz w:val="20"/>
                 <w:szCs w:val="20"/>
               </w:rPr>
-              <w:t xml:space="preserve">科議 N-Ⅲ-1 科技的基本特性。</w:t>
+              <w:t>科議</w:t>
+            </w:r>
+            <w:r>
+              <w:rPr>
+                <w:sz w:val="20"/>
+                <w:szCs w:val="20"/>
+              </w:rPr>
+              <w:t xml:space="preserve"> N-Ⅲ-1 </w:t>
+            </w:r>
+            <w:r>
+              <w:rPr>
+                <w:sz w:val="20"/>
+                <w:szCs w:val="20"/>
+              </w:rPr>
+              <w:t>科技的基本特性。</w:t>
+            </w:r>
+            <w:r>
+              <w:rPr>
+                <w:sz w:val="20"/>
+                <w:szCs w:val="20"/>
+              </w:rPr>
               <w:br/>
-              <w:t xml:space="preserve">科議 A-Ⅲ-1 日常科技產品的使用方法。</w:t>
+            </w:r>
+            <w:r>
+              <w:rPr>
+                <w:sz w:val="20"/>
+                <w:szCs w:val="20"/>
+              </w:rPr>
+              <w:t>科議</w:t>
+            </w:r>
+            <w:r>
+              <w:rPr>
+                <w:sz w:val="20"/>
+                <w:szCs w:val="20"/>
+              </w:rPr>
+              <w:t xml:space="preserve"> A-Ⅲ-1 </w:t>
+            </w:r>
+            <w:r>
+              <w:rPr>
+                <w:sz w:val="20"/>
+                <w:szCs w:val="20"/>
+              </w:rPr>
+              <w:t>日常科技產品的使用方法。</w:t>
             </w:r>
           </w:p>
         </w:tc>
@@ -4542,12 +6734,6 @@
         </w:tc>
       </w:tr>
       <w:tr>
-        <w:tblPrEx>
-          <w:tblCellMar>
-            <w:top w:w="0" w:type="dxa"/>
-            <w:bottom w:w="0" w:type="dxa"/>
-          </w:tblCellMar>
-        </w:tblPrEx>
         <w:tc>
           <w:tcPr>
             <w:tcW w:w="1500" w:type="dxa"/>
@@ -4571,7 +6757,19 @@
                 <w:bCs/>
               </w:rPr>
               <w:t>議題</w:t>
+            </w:r>
+            <w:r>
+              <w:rPr>
+                <w:b/>
+                <w:bCs/>
+              </w:rPr>
               <w:br/>
+            </w:r>
+            <w:r>
+              <w:rPr>
+                <w:b/>
+                <w:bCs/>
+              </w:rPr>
               <w:t>實質內涵</w:t>
             </w:r>
           </w:p>
@@ -4597,7 +6795,28 @@
                 <w:sz w:val="20"/>
                 <w:szCs w:val="20"/>
               </w:rPr>
-              <w:t xml:space="preserve">科 E1、資 E10</w:t>
+              <w:t>科</w:t>
+            </w:r>
+            <w:r>
+              <w:rPr>
+                <w:sz w:val="20"/>
+                <w:szCs w:val="20"/>
+              </w:rPr>
+              <w:t xml:space="preserve"> E1</w:t>
+            </w:r>
+            <w:r>
+              <w:rPr>
+                <w:sz w:val="20"/>
+                <w:szCs w:val="20"/>
+              </w:rPr>
+              <w:t>、資</w:t>
+            </w:r>
+            <w:r>
+              <w:rPr>
+                <w:sz w:val="20"/>
+                <w:szCs w:val="20"/>
+              </w:rPr>
+              <w:t xml:space="preserve"> E10</w:t>
             </w:r>
           </w:p>
         </w:tc>
@@ -4645,12 +6864,6 @@
         <w:gridCol w:w="3903"/>
       </w:tblGrid>
       <w:tr>
-        <w:tblPrEx>
-          <w:tblCellMar>
-            <w:top w:w="0" w:type="dxa"/>
-            <w:bottom w:w="0" w:type="dxa"/>
-          </w:tblCellMar>
-        </w:tblPrEx>
         <w:tc>
           <w:tcPr>
             <w:tcW w:w="1500" w:type="dxa"/>
@@ -4731,12 +6944,6 @@
         </w:tc>
       </w:tr>
       <w:tr>
-        <w:tblPrEx>
-          <w:tblCellMar>
-            <w:top w:w="0" w:type="dxa"/>
-            <w:bottom w:w="0" w:type="dxa"/>
-          </w:tblCellMar>
-        </w:tblPrEx>
         <w:tc>
           <w:tcPr>
             <w:tcW w:w="1500" w:type="dxa"/>
@@ -4783,8 +6990,18 @@
                 <w:szCs w:val="20"/>
               </w:rPr>
               <w:t>【材料準備】</w:t>
-              <w:br/>
-              <w:t xml:space="preserve">同一火星地貌之 4×4／8×8／16×16 網格圖卡（判讀挑戰用）、無格線地貌圖卡與三種解析度（6×6／8×8／12×12）空白掃描紀錄卡（見「任務一套件」）、數位任務頁「任務一：拍下火星第一眼」。教師另備一套印妥之標準 8×8 紀錄卡作為第二、四節保底素材。</w:t>
+            </w:r>
+          </w:p>
+          <w:p>
+            <w:pPr>
+              <w:spacing w:before="40" w:after="40" w:line="300" w:lineRule="auto"/>
+            </w:pPr>
+            <w:r>
+              <w:rPr>
+                <w:sz w:val="20"/>
+                <w:szCs w:val="20"/>
+              </w:rPr>
+              <w:t>同一火星地貌之 4×4／8×8／16×16 網格圖卡（判讀挑戰用）、無格線地貌圖卡與三種解析度（6×6／8×8／12×12）空白掃描紀錄卡（見「任務一套件」）、數位任務頁「任務一：拍下火星第一眼」、平板（每組 1 台，載入範例照片；不足時以教師示範機投影）。教師另備一套印妥之標準 8×8 紀錄卡作為第二、四節保底素材。</w:t>
             </w:r>
           </w:p>
         </w:tc>
@@ -4814,12 +7031,6 @@
         </w:tc>
       </w:tr>
       <w:tr>
-        <w:tblPrEx>
-          <w:tblCellMar>
-            <w:top w:w="0" w:type="dxa"/>
-            <w:bottom w:w="0" w:type="dxa"/>
-          </w:tblCellMar>
-        </w:tblPrEx>
         <w:tc>
           <w:tcPr>
             <w:tcW w:w="1500" w:type="dxa"/>
@@ -4865,7 +7076,49 @@
                 <w:sz w:val="20"/>
                 <w:szCs w:val="20"/>
               </w:rPr>
-              <w:t xml:space="preserve">【任務廣播】教師以任務控制中心口吻開場：1976 年 7 月 20 日，維京一號成功登陸火星！它要拍下人類史上第一張火星地表照片。有趣的是，第一張照片拍的是自己的腳墊。提問：維京一號沒有底片，相機要怎麼把眼前的景象「留下來」？小組討論並發表構想。</w:t>
+              <w:t>【任務廣播】教師以任務控制中心口吻開場：</w:t>
+            </w:r>
+            <w:r>
+              <w:rPr>
+                <w:sz w:val="20"/>
+                <w:szCs w:val="20"/>
+              </w:rPr>
+              <w:t xml:space="preserve">1976 </w:t>
+            </w:r>
+            <w:r>
+              <w:rPr>
+                <w:sz w:val="20"/>
+                <w:szCs w:val="20"/>
+              </w:rPr>
+              <w:t>年</w:t>
+            </w:r>
+            <w:r>
+              <w:rPr>
+                <w:sz w:val="20"/>
+                <w:szCs w:val="20"/>
+              </w:rPr>
+              <w:t xml:space="preserve"> 7 </w:t>
+            </w:r>
+            <w:r>
+              <w:rPr>
+                <w:sz w:val="20"/>
+                <w:szCs w:val="20"/>
+              </w:rPr>
+              <w:t>月</w:t>
+            </w:r>
+            <w:r>
+              <w:rPr>
+                <w:sz w:val="20"/>
+                <w:szCs w:val="20"/>
+              </w:rPr>
+              <w:t xml:space="preserve"> 20 </w:t>
+            </w:r>
+            <w:r>
+              <w:rPr>
+                <w:sz w:val="20"/>
+                <w:szCs w:val="20"/>
+              </w:rPr>
+              <w:t>日，維京一號成功登陸火星！它要拍下人類史上第一張火星地表照片。有趣的是，第一張照片拍的是自己的腳墊。提問：維京一號沒有底片，相機要怎麼把眼前的景象「留下來」？小組討論並發表構想。</w:t>
             </w:r>
           </w:p>
         </w:tc>
@@ -4895,12 +7148,6 @@
         </w:tc>
       </w:tr>
       <w:tr>
-        <w:tblPrEx>
-          <w:tblCellMar>
-            <w:top w:w="0" w:type="dxa"/>
-            <w:bottom w:w="0" w:type="dxa"/>
-          </w:tblCellMar>
-        </w:tblPrEx>
         <w:tc>
           <w:tcPr>
             <w:tcW w:w="1500" w:type="dxa"/>
@@ -4946,13 +7193,136 @@
                 <w:sz w:val="20"/>
                 <w:szCs w:val="20"/>
               </w:rPr>
-              <w:t xml:space="preserve">1. 收斂命名：把景物切成一格一格的小方格、逐格記下內容，就是掃描式相機的做法；每個小格子＝一個「像素」。</w:t>
+              <w:t xml:space="preserve">1. </w:t>
+            </w:r>
+            <w:r>
+              <w:rPr>
+                <w:sz w:val="20"/>
+                <w:szCs w:val="20"/>
+              </w:rPr>
+              <w:t>收斂命名：把景物切成一格一格的小方格、逐格記下內容，就是掃描式相機的做法；每個小格子＝一個「像素」。</w:t>
+            </w:r>
+            <w:r>
+              <w:rPr>
+                <w:sz w:val="20"/>
+                <w:szCs w:val="20"/>
+              </w:rPr>
               <w:br/>
-              <w:t xml:space="preserve">2. 地貌判讀挑戰：以數位任務頁比較同一地貌的 4×4／8×8／16×16 掃描版本，收斂「格子數＝解析度；解析度越高細節越多，資料量也越大」。</w:t>
+              <w:t xml:space="preserve">2. </w:t>
+            </w:r>
+            <w:r>
+              <w:rPr>
+                <w:sz w:val="20"/>
+                <w:szCs w:val="20"/>
+              </w:rPr>
+              <w:t>地貌判讀挑戰：以數位任務頁比較同一地貌的</w:t>
+            </w:r>
+            <w:r>
+              <w:rPr>
+                <w:sz w:val="20"/>
+                <w:szCs w:val="20"/>
+              </w:rPr>
+              <w:t xml:space="preserve"> 4×4</w:t>
+            </w:r>
+            <w:r>
+              <w:rPr>
+                <w:sz w:val="20"/>
+                <w:szCs w:val="20"/>
+              </w:rPr>
+              <w:t>／</w:t>
+            </w:r>
+            <w:r>
+              <w:rPr>
+                <w:sz w:val="20"/>
+                <w:szCs w:val="20"/>
+              </w:rPr>
+              <w:t>8×8</w:t>
+            </w:r>
+            <w:r>
+              <w:rPr>
+                <w:sz w:val="20"/>
+                <w:szCs w:val="20"/>
+              </w:rPr>
+              <w:t>／</w:t>
+            </w:r>
+            <w:r>
+              <w:rPr>
+                <w:sz w:val="20"/>
+                <w:szCs w:val="20"/>
+              </w:rPr>
+              <w:t xml:space="preserve">16×16 </w:t>
+            </w:r>
+            <w:r>
+              <w:rPr>
+                <w:sz w:val="20"/>
+                <w:szCs w:val="20"/>
+              </w:rPr>
+              <w:t>掃描版本，收斂「格子數＝解析度；解析度越高細節越多，資料量也越大」。</w:t>
+            </w:r>
+            <w:r>
+              <w:rPr>
+                <w:sz w:val="20"/>
+                <w:szCs w:val="20"/>
+              </w:rPr>
               <w:br/>
-              <w:t xml:space="preserve">3. 掃描記錄任務：各組領「無格線」地貌圖：圖上沒有格子！先討論要切多細、從三種解析度（6×6／8×8／12×12）紀錄卡中選一張，再扮演維京相機由左至右、由上至下逐格觀察，每格只記下最接近的明暗（每格只記一種內容），像相機一樣忠實</w:t>
+              <w:t xml:space="preserve">3. </w:t>
+            </w:r>
+            <w:r>
+              <w:rPr>
+                <w:sz w:val="20"/>
+                <w:szCs w:val="20"/>
+              </w:rPr>
+              <w:t>掃描記錄任務：各組領「無格線」地貌圖：圖上沒有格子！先討論要切多細、從三種解析度（</w:t>
+            </w:r>
+            <w:r>
+              <w:rPr>
+                <w:sz w:val="20"/>
+                <w:szCs w:val="20"/>
+              </w:rPr>
+              <w:t>6×6</w:t>
+            </w:r>
+            <w:r>
+              <w:rPr>
+                <w:sz w:val="20"/>
+                <w:szCs w:val="20"/>
+              </w:rPr>
+              <w:t>／</w:t>
+            </w:r>
+            <w:r>
+              <w:rPr>
+                <w:sz w:val="20"/>
+                <w:szCs w:val="20"/>
+              </w:rPr>
+              <w:t>8×8</w:t>
+            </w:r>
+            <w:r>
+              <w:rPr>
+                <w:sz w:val="20"/>
+                <w:szCs w:val="20"/>
+              </w:rPr>
+              <w:t>／</w:t>
+            </w:r>
+            <w:r>
+              <w:rPr>
+                <w:sz w:val="20"/>
+                <w:szCs w:val="20"/>
+              </w:rPr>
+              <w:t>12×12</w:t>
+            </w:r>
+            <w:r>
+              <w:rPr>
+                <w:sz w:val="20"/>
+                <w:szCs w:val="20"/>
+              </w:rPr>
+              <w:t>）紀錄卡中選一張，再扮演維京相機由左至右、由上至下逐格觀察，每格只記下最接近的明暗（每格只記</w:t>
+            </w:r>
+            <w:r>
+              <w:rPr>
+                <w:sz w:val="20"/>
+                <w:szCs w:val="20"/>
+              </w:rPr>
               <w:lastRenderedPageBreak/>
-              <w:t>記錄、不挑重點。</w:t>
+              <w:t>一種內容），像相機一樣忠實記錄、不挑重點。</w:t>
             </w:r>
           </w:p>
         </w:tc>
@@ -4976,19 +7346,12 @@
                 <w:sz w:val="20"/>
                 <w:szCs w:val="20"/>
               </w:rPr>
-              <w:lastRenderedPageBreak/>
-              <w:t xml:space="preserve">時間不足時可引導選擇較粗的解析度或課後補完。完成後討論：「相機會不會自己決定哪些重要才記？」收斂：相機忠實逐格取樣，取捨發生在取景與解析度的選擇。</w:t>
+              <w:t>時間不足時可引導選擇較粗的解析度或課後補完。（原「相機會不會自己決定哪些重要才記？」之討論移至綜合活動，與照片放大實驗合併。）</w:t>
             </w:r>
           </w:p>
         </w:tc>
       </w:tr>
       <w:tr>
-        <w:tblPrEx>
-          <w:tblCellMar>
-            <w:top w:w="0" w:type="dxa"/>
-            <w:bottom w:w="0" w:type="dxa"/>
-          </w:tblCellMar>
-        </w:tblPrEx>
         <w:tc>
           <w:tcPr>
             <w:tcW w:w="1500" w:type="dxa"/>
@@ -5035,12 +7398,12 @@
                 <w:sz w:val="20"/>
                 <w:szCs w:val="20"/>
               </w:rPr>
-              <w:t>總結：拍照＝把景物切成像素、逐格記錄；解析度決定細節與資料量（手機照片放大變模糊，就是格子被放大了）。拋出懸念：照片還存在火星上的機器裡，下一節要把它傳回三億多公里外的地球！</w:t>
-            </w:r>
-          </w:p>
-          <w:p>
-            <w:pPr>
-              <w:spacing w:before="120" w:after="40" w:line="300" w:lineRule="auto"/>
+              <w:t>照片放大實驗（與「相機會挑重點記嗎？」討論合併）：各組在平板把範例照片不斷放大，直到出現一格一格的色塊；教師提問：「你放大後看到的格子，有哪一格是相機覺得不重要、就沒記的嗎？」學生發現每一格都被記錄。收斂：相機不挑重點、逐格忠實記錄——這正是掃描紀錄卡的規則，也是維京一號在火星上做的事。總結：拍照＝把景物切成像素、逐格記錄；解析度決定細節與資料量。拋出懸念：照片還存在火星上的機器裡，下一節要把它傳回三億多公里外的地球！</w:t>
+            </w:r>
+          </w:p>
+          <w:p>
+            <w:pPr>
+              <w:spacing w:before="40" w:after="40" w:line="300" w:lineRule="auto"/>
             </w:pPr>
             <w:r>
               <w:rPr>
@@ -5048,6 +7411,17 @@
                 <w:szCs w:val="20"/>
               </w:rPr>
               <w:t>【評量】轉化學習表現與學習內容之學習目標，訂出素養導向教學評量表。</w:t>
+            </w:r>
+          </w:p>
+          <w:p>
+            <w:pPr>
+              <w:spacing w:before="40" w:after="40" w:line="300" w:lineRule="auto"/>
+            </w:pPr>
+            <w:r>
+              <w:rPr>
+                <w:sz w:val="20"/>
+                <w:szCs w:val="20"/>
+              </w:rPr>
             </w:r>
           </w:p>
           <w:tbl>
@@ -5076,12 +7450,6 @@
               <w:gridCol w:w="700"/>
             </w:tblGrid>
             <w:tr>
-              <w:tblPrEx>
-                <w:tblCellMar>
-                  <w:top w:w="0" w:type="dxa"/>
-                  <w:bottom w:w="0" w:type="dxa"/>
-                </w:tblCellMar>
-              </w:tblPrEx>
               <w:tc>
                 <w:tcPr>
                   <w:tcW w:w="1700" w:type="dxa"/>
@@ -5252,12 +7620,6 @@
               </w:tc>
             </w:tr>
             <w:tr>
-              <w:tblPrEx>
-                <w:tblCellMar>
-                  <w:top w:w="0" w:type="dxa"/>
-                  <w:bottom w:w="0" w:type="dxa"/>
-                </w:tblCellMar>
-              </w:tblPrEx>
               <w:tc>
                 <w:tcPr>
                   <w:tcW w:w="1700" w:type="dxa"/>
@@ -5279,7 +7641,7 @@
                       <w:sz w:val="18"/>
                       <w:szCs w:val="18"/>
                     </w:rPr>
-                    <w:t xml:space="preserve">能說明影像由像素組成，並自行決定解析度，將無格線地貌掃描為方格紀錄卡。</w:t>
+                    <w:t>能說明影像由像素組成，並自行決定解析度，將無格線地貌掃描為方格紀錄卡。</w:t>
                   </w:r>
                 </w:p>
               </w:tc>
@@ -5400,17 +7762,26 @@
                       <w:sz w:val="18"/>
                       <w:szCs w:val="18"/>
                     </w:rPr>
-                    <w:t xml:space="preserve">未達 D 級。</w:t>
+                    <w:t>未達</w:t>
+                  </w:r>
+                  <w:r>
+                    <w:rPr>
+                      <w:sz w:val="18"/>
+                      <w:szCs w:val="18"/>
+                    </w:rPr>
+                    <w:t xml:space="preserve"> D </w:t>
+                  </w:r>
+                  <w:r>
+                    <w:rPr>
+                      <w:sz w:val="18"/>
+                      <w:szCs w:val="18"/>
+                    </w:rPr>
+                    <w:t>級。</w:t>
                   </w:r>
                 </w:p>
               </w:tc>
             </w:tr>
           </w:tbl>
-          <w:p>
-            <w:pPr>
-              <w:spacing w:line="300" w:lineRule="auto"/>
-            </w:pPr>
-          </w:p>
         </w:tc>
       </w:tr>
     </w:tbl>
@@ -5443,12 +7814,6 @@
         <w:gridCol w:w="1990"/>
       </w:tblGrid>
       <w:tr>
-        <w:tblPrEx>
-          <w:tblCellMar>
-            <w:top w:w="0" w:type="dxa"/>
-            <w:bottom w:w="0" w:type="dxa"/>
-          </w:tblCellMar>
-        </w:tblPrEx>
         <w:tc>
           <w:tcPr>
             <w:tcW w:w="0" w:type="auto"/>
@@ -5474,18 +7839,30 @@
                 <w:sz w:val="24"/>
                 <w:szCs w:val="24"/>
               </w:rPr>
-              <w:t>單元二_把照片傳回地球（二元編碼與通訊協定）</w:t>
+              <w:t>單元二</w:t>
+            </w:r>
+            <w:r>
+              <w:rPr>
+                <w:b/>
+                <w:bCs/>
+                <w:sz w:val="24"/>
+                <w:szCs w:val="24"/>
+              </w:rPr>
+              <w:t>_</w:t>
+            </w:r>
+            <w:r>
+              <w:rPr>
+                <w:b/>
+                <w:bCs/>
+                <w:sz w:val="24"/>
+                <w:szCs w:val="24"/>
+              </w:rPr>
+              <w:t>把照片傳回地球（二元編碼與通訊協定）</w:t>
             </w:r>
           </w:p>
         </w:tc>
       </w:tr>
       <w:tr>
-        <w:tblPrEx>
-          <w:tblCellMar>
-            <w:top w:w="0" w:type="dxa"/>
-            <w:bottom w:w="0" w:type="dxa"/>
-          </w:tblCellMar>
-        </w:tblPrEx>
         <w:tc>
           <w:tcPr>
             <w:tcW w:w="1500" w:type="dxa"/>
@@ -5579,18 +7956,24 @@
               <w:jc w:val="center"/>
             </w:pPr>
             <w:r>
-              <w:t xml:space="preserve">共 1 節， 40 分鐘</w:t>
+              <w:t>共</w:t>
+            </w:r>
+            <w:r>
+              <w:t xml:space="preserve"> 1 </w:t>
+            </w:r>
+            <w:r>
+              <w:t>節，</w:t>
+            </w:r>
+            <w:r>
+              <w:t xml:space="preserve"> 40 </w:t>
+            </w:r>
+            <w:r>
+              <w:t>分鐘</w:t>
             </w:r>
           </w:p>
         </w:tc>
       </w:tr>
       <w:tr>
-        <w:tblPrEx>
-          <w:tblCellMar>
-            <w:top w:w="0" w:type="dxa"/>
-            <w:bottom w:w="0" w:type="dxa"/>
-          </w:tblCellMar>
-        </w:tblPrEx>
         <w:tc>
           <w:tcPr>
             <w:tcW w:w="1500" w:type="dxa"/>
@@ -5637,9 +8020,49 @@
                 <w:sz w:val="20"/>
                 <w:szCs w:val="20"/>
               </w:rPr>
-              <w:t xml:space="preserve">資議 t-Ⅲ-3 運用運算思維解決問題。</w:t>
+              <w:t>資議</w:t>
+            </w:r>
+            <w:r>
+              <w:rPr>
+                <w:sz w:val="20"/>
+                <w:szCs w:val="20"/>
+              </w:rPr>
+              <w:t xml:space="preserve"> t-Ⅲ-3 </w:t>
+            </w:r>
+            <w:r>
+              <w:rPr>
+                <w:sz w:val="20"/>
+                <w:szCs w:val="20"/>
+              </w:rPr>
+              <w:t>運用運算思維解決問題。</w:t>
+            </w:r>
+            <w:r>
+              <w:rPr>
+                <w:sz w:val="20"/>
+                <w:szCs w:val="20"/>
+              </w:rPr>
               <w:br/>
-              <w:t xml:space="preserve">資議 t-Ⅲ-2 運用資訊科技解決生活中的問題。</w:t>
+            </w:r>
+            <w:r>
+              <w:rPr>
+                <w:sz w:val="20"/>
+                <w:szCs w:val="20"/>
+              </w:rPr>
+              <w:t>資議</w:t>
+            </w:r>
+            <w:r>
+              <w:rPr>
+                <w:sz w:val="20"/>
+                <w:szCs w:val="20"/>
+              </w:rPr>
+              <w:t xml:space="preserve"> t-Ⅲ-2 </w:t>
+            </w:r>
+            <w:r>
+              <w:rPr>
+                <w:sz w:val="20"/>
+                <w:szCs w:val="20"/>
+              </w:rPr>
+              <w:t>運用資訊科技解決生活中的問題。</w:t>
             </w:r>
           </w:p>
         </w:tc>
@@ -5691,20 +8114,62 @@
                 <w:sz w:val="20"/>
                 <w:szCs w:val="20"/>
               </w:rPr>
-              <w:t xml:space="preserve">2-1 能運用 0 與 1 完成影像的二元編碼與解碼。</w:t>
+              <w:t xml:space="preserve">2-1 </w:t>
+            </w:r>
+            <w:r>
+              <w:rPr>
+                <w:sz w:val="20"/>
+                <w:szCs w:val="20"/>
+              </w:rPr>
+              <w:t>能運用</w:t>
+            </w:r>
+            <w:r>
+              <w:rPr>
+                <w:sz w:val="20"/>
+                <w:szCs w:val="20"/>
+              </w:rPr>
+              <w:t xml:space="preserve"> 0 </w:t>
+            </w:r>
+            <w:r>
+              <w:rPr>
+                <w:sz w:val="20"/>
+                <w:szCs w:val="20"/>
+              </w:rPr>
+              <w:t>與</w:t>
+            </w:r>
+            <w:r>
+              <w:rPr>
+                <w:sz w:val="20"/>
+                <w:szCs w:val="20"/>
+              </w:rPr>
+              <w:t xml:space="preserve"> 1 </w:t>
+            </w:r>
+            <w:r>
+              <w:rPr>
+                <w:sz w:val="20"/>
+                <w:szCs w:val="20"/>
+              </w:rPr>
+              <w:t>完成影像的二元編碼與解碼。</w:t>
+            </w:r>
+            <w:r>
+              <w:rPr>
+                <w:sz w:val="20"/>
+                <w:szCs w:val="20"/>
+              </w:rPr>
               <w:br/>
-              <w:t xml:space="preserve">2-2 能說明通訊協定一致性的重要。</w:t>
+              <w:t xml:space="preserve">2-2 </w:t>
+            </w:r>
+            <w:r>
+              <w:rPr>
+                <w:sz w:val="20"/>
+                <w:szCs w:val="20"/>
+              </w:rPr>
+              <w:t>能說明通訊協定一致性的重要。</w:t>
             </w:r>
           </w:p>
         </w:tc>
       </w:tr>
       <w:tr>
-        <w:tblPrEx>
-          <w:tblCellMar>
-            <w:top w:w="0" w:type="dxa"/>
-            <w:bottom w:w="0" w:type="dxa"/>
-          </w:tblCellMar>
-        </w:tblPrEx>
         <w:tc>
           <w:tcPr>
             <w:tcW w:w="1500" w:type="dxa"/>
@@ -5751,7 +8216,21 @@
                 <w:sz w:val="20"/>
                 <w:szCs w:val="20"/>
               </w:rPr>
-              <w:t xml:space="preserve">資議 D-Ⅲ-1 常見的數位資料類型與儲存架構。</w:t>
+              <w:t>資議</w:t>
+            </w:r>
+            <w:r>
+              <w:rPr>
+                <w:sz w:val="20"/>
+                <w:szCs w:val="20"/>
+              </w:rPr>
+              <w:t xml:space="preserve"> D-Ⅲ-1 </w:t>
+            </w:r>
+            <w:r>
+              <w:rPr>
+                <w:sz w:val="20"/>
+                <w:szCs w:val="20"/>
+              </w:rPr>
+              <w:t>常見的數位資料類型與儲存架構。</w:t>
             </w:r>
           </w:p>
         </w:tc>
@@ -5771,12 +8250,6 @@
         </w:tc>
       </w:tr>
       <w:tr>
-        <w:tblPrEx>
-          <w:tblCellMar>
-            <w:top w:w="0" w:type="dxa"/>
-            <w:bottom w:w="0" w:type="dxa"/>
-          </w:tblCellMar>
-        </w:tblPrEx>
         <w:tc>
           <w:tcPr>
             <w:tcW w:w="1500" w:type="dxa"/>
@@ -5800,7 +8273,19 @@
                 <w:bCs/>
               </w:rPr>
               <w:t>議題</w:t>
+            </w:r>
+            <w:r>
+              <w:rPr>
+                <w:b/>
+                <w:bCs/>
+              </w:rPr>
               <w:br/>
+            </w:r>
+            <w:r>
+              <w:rPr>
+                <w:b/>
+                <w:bCs/>
+              </w:rPr>
               <w:t>實質內涵</w:t>
             </w:r>
           </w:p>
@@ -5826,7 +8311,28 @@
                 <w:sz w:val="20"/>
                 <w:szCs w:val="20"/>
               </w:rPr>
-              <w:t xml:space="preserve">資 E2、資 E3</w:t>
+              <w:t>資</w:t>
+            </w:r>
+            <w:r>
+              <w:rPr>
+                <w:sz w:val="20"/>
+                <w:szCs w:val="20"/>
+              </w:rPr>
+              <w:t xml:space="preserve"> E2</w:t>
+            </w:r>
+            <w:r>
+              <w:rPr>
+                <w:sz w:val="20"/>
+                <w:szCs w:val="20"/>
+              </w:rPr>
+              <w:t>、資</w:t>
+            </w:r>
+            <w:r>
+              <w:rPr>
+                <w:sz w:val="20"/>
+                <w:szCs w:val="20"/>
+              </w:rPr>
+              <w:t xml:space="preserve"> E3</w:t>
             </w:r>
           </w:p>
         </w:tc>
@@ -5874,12 +8380,6 @@
         <w:gridCol w:w="2037"/>
       </w:tblGrid>
       <w:tr>
-        <w:tblPrEx>
-          <w:tblCellMar>
-            <w:top w:w="0" w:type="dxa"/>
-            <w:bottom w:w="0" w:type="dxa"/>
-          </w:tblCellMar>
-        </w:tblPrEx>
         <w:tc>
           <w:tcPr>
             <w:tcW w:w="602" w:type="dxa"/>
@@ -5960,12 +8460,6 @@
         </w:tc>
       </w:tr>
       <w:tr>
-        <w:tblPrEx>
-          <w:tblCellMar>
-            <w:top w:w="0" w:type="dxa"/>
-            <w:bottom w:w="0" w:type="dxa"/>
-          </w:tblCellMar>
-        </w:tblPrEx>
         <w:tc>
           <w:tcPr>
             <w:tcW w:w="602" w:type="dxa"/>
@@ -6012,8 +8506,76 @@
                 <w:szCs w:val="20"/>
               </w:rPr>
               <w:t>【材料準備】</w:t>
+            </w:r>
+            <w:r>
+              <w:rPr>
+                <w:sz w:val="20"/>
+                <w:szCs w:val="20"/>
+              </w:rPr>
               <w:br/>
-              <w:t xml:space="preserve">手電筒每組 1 支、彩色玻璃紙（分頻道）、5×5 訊號圖卡／0／1 長條編碼表／接收紀錄單（見「光訊號傳輸套件」）、數位任務頁「任務二」「光訊號播送台」「光訊號接收站」。</w:t>
+            </w:r>
+            <w:r>
+              <w:rPr>
+                <w:sz w:val="20"/>
+                <w:szCs w:val="20"/>
+              </w:rPr>
+              <w:t>手電筒每組</w:t>
+            </w:r>
+            <w:r>
+              <w:rPr>
+                <w:sz w:val="20"/>
+                <w:szCs w:val="20"/>
+              </w:rPr>
+              <w:t xml:space="preserve"> 1 </w:t>
+            </w:r>
+            <w:r>
+              <w:rPr>
+                <w:sz w:val="20"/>
+                <w:szCs w:val="20"/>
+              </w:rPr>
+              <w:t>支、彩色玻璃紙（分頻道）、</w:t>
+            </w:r>
+            <w:r>
+              <w:rPr>
+                <w:sz w:val="20"/>
+                <w:szCs w:val="20"/>
+              </w:rPr>
+              <w:t xml:space="preserve">5×5 </w:t>
+            </w:r>
+            <w:r>
+              <w:rPr>
+                <w:sz w:val="20"/>
+                <w:szCs w:val="20"/>
+              </w:rPr>
+              <w:t>訊號圖卡／</w:t>
+            </w:r>
+            <w:r>
+              <w:rPr>
+                <w:sz w:val="20"/>
+                <w:szCs w:val="20"/>
+              </w:rPr>
+              <w:t>0</w:t>
+            </w:r>
+            <w:r>
+              <w:rPr>
+                <w:sz w:val="20"/>
+                <w:szCs w:val="20"/>
+              </w:rPr>
+              <w:t>／</w:t>
+            </w:r>
+            <w:r>
+              <w:rPr>
+                <w:sz w:val="20"/>
+                <w:szCs w:val="20"/>
+              </w:rPr>
+              <w:t xml:space="preserve">1 </w:t>
+            </w:r>
+            <w:r>
+              <w:rPr>
+                <w:sz w:val="20"/>
+                <w:szCs w:val="20"/>
+              </w:rPr>
+              <w:t>長條編碼表／接收紀錄單（見「光訊號傳輸套件」）、數位任務頁「任務二」「光訊號播送台」「光訊號接收站」。</w:t>
             </w:r>
           </w:p>
         </w:tc>
@@ -6058,12 +8620,6 @@
         </w:tc>
       </w:tr>
       <w:tr>
-        <w:tblPrEx>
-          <w:tblCellMar>
-            <w:top w:w="0" w:type="dxa"/>
-            <w:bottom w:w="0" w:type="dxa"/>
-          </w:tblCellMar>
-        </w:tblPrEx>
         <w:tc>
           <w:tcPr>
             <w:tcW w:w="602" w:type="dxa"/>
@@ -6192,12 +8748,6 @@
         </w:tc>
       </w:tr>
       <w:tr>
-        <w:tblPrEx>
-          <w:tblCellMar>
-            <w:top w:w="0" w:type="dxa"/>
-            <w:bottom w:w="0" w:type="dxa"/>
-          </w:tblCellMar>
-        </w:tblPrEx>
         <w:tc>
           <w:tcPr>
             <w:tcW w:w="602" w:type="dxa"/>
@@ -6244,11 +8794,31 @@
                 <w:sz w:val="20"/>
                 <w:szCs w:val="20"/>
               </w:rPr>
-              <w:t xml:space="preserve">1. 全班約定通訊協定：①代號（0＝暗、1＝亮）②順序（由左至右、由上至下）③節拍（兩秒一拍）④同步（列首快速閃爍 2 秒＝起始訊號）。討論：為何用快速閃爍當記號？並補充：訊號單程約 19 分鐘、不能回問，規則要先講好。</w:t>
-              <w:br/>
-              <w:t xml:space="preserve">2. 第一輪（教師播送・全班接收）：以「光訊號播送台」先試傳第 1 列，再播送整張 5×5，人人持接收紀錄單獨立抄收、塗格還原、比對。紀錄單附「重新對齊」規則：某列數亂了就放棄該列，等下一列列首閃爍重新開始。</w:t>
-              <w:br/>
-              <w:t xml:space="preserve">3. 第二輪（學生訊號官・分組傳輸）：訊號官持手電筒依節拍發送 5×5 圖卡，接收端抄收還原比對；時間允許時再輪替傳第二張。各組玻璃紙分頻道，互相干擾太大時改三組傳輸、三組觀察再交換。</w:t>
+              <w:t>1. 全班約定通訊協定：①代號（0＝暗、1＝亮）②順序（由左至右、由上至下）③節拍（兩秒一拍）④同步（列首快速閃爍 2 秒＝起始訊號）。以班級經驗類比四要素：代號像「老師拍兩下手＝安靜」的共同暗號；順序像按座號順序點名收作業；節拍像全班跟著口令一起做操；同步像老師喊「開始」大家才動筆；下課教室的吵雜則是通訊裡的「雜訊」。討論：為何用快速閃爍當記號？並補充：訊號單程約 19 分鐘、不能回問，規則要先講好。</w:t>
+            </w:r>
+          </w:p>
+          <w:p>
+            <w:pPr>
+              <w:spacing w:before="40" w:after="40" w:line="300" w:lineRule="auto"/>
+            </w:pPr>
+            <w:r>
+              <w:rPr>
+                <w:sz w:val="20"/>
+                <w:szCs w:val="20"/>
+              </w:rPr>
+              <w:t>2. 第一輪（教師播送・全班接收）：以「光訊號播送台」先試傳第 1 列，再播送整張 5×5，人人持接收紀錄單獨立抄收、塗格還原、比對。紀錄單附「重新對齊」規則：某列數亂了就放棄該列，等下一列列首閃爍重新開始。</w:t>
+            </w:r>
+          </w:p>
+          <w:p>
+            <w:pPr>
+              <w:spacing w:before="40" w:after="40" w:line="300" w:lineRule="auto"/>
+            </w:pPr>
+            <w:r>
+              <w:rPr>
+                <w:sz w:val="20"/>
+                <w:szCs w:val="20"/>
+              </w:rPr>
+              <w:t>3. 第二輪（學生訊號官・分組傳輸）：訊號官持手電筒依節拍發送 5×5 圖卡，接收端抄收還原比對；時間允許時再輪替傳第二張。各組玻璃紙分頻道，互相干擾太大時改三組傳輸、三組觀察再交換。</w:t>
             </w:r>
           </w:p>
         </w:tc>
@@ -6272,18 +8842,26 @@
                 <w:sz w:val="20"/>
                 <w:szCs w:val="20"/>
               </w:rPr>
-              <w:t xml:space="preserve">第一輪是控制組、第二輪是實驗組，兩輪對比本身就是教材。關鍵提問：「為什麼電腦播的大家都對，換同學傳就開始錯？」進階（選配）：8×8 圖卡組內接力。</w:t>
+              <w:t>第一輪是控制組、第二輪是實驗組，兩輪對比本身就是教材。關鍵提問：「為什麼電腦播的大家都對，換同學傳就開始錯？」進階（選配）：</w:t>
+            </w:r>
+            <w:r>
+              <w:rPr>
+                <w:sz w:val="20"/>
+                <w:szCs w:val="20"/>
+              </w:rPr>
+              <w:t xml:space="preserve">8×8 </w:t>
+            </w:r>
+            <w:r>
+              <w:rPr>
+                <w:sz w:val="20"/>
+                <w:szCs w:val="20"/>
+              </w:rPr>
+              <w:t>圖卡組內接力。</w:t>
             </w:r>
           </w:p>
         </w:tc>
       </w:tr>
       <w:tr>
-        <w:tblPrEx>
-          <w:tblCellMar>
-            <w:top w:w="0" w:type="dxa"/>
-            <w:bottom w:w="0" w:type="dxa"/>
-          </w:tblCellMar>
-        </w:tblPrEx>
         <w:tc>
           <w:tcPr>
             <w:tcW w:w="602" w:type="dxa"/>
@@ -6329,7 +8907,77 @@
                 <w:sz w:val="20"/>
                 <w:szCs w:val="20"/>
               </w:rPr>
-              <w:t xml:space="preserve">收集實際發生的狀況並命名：漏拍錯位（同步）、反光干擾（雜訊、頻道）、不能回問（單向鏈路）；投影「協定實驗室」破壞實驗：寬度猜錯或 0／1 相反，照片立刻亂掉，歸納「代號、大小、順序、節拍缺一不可」。對照「課堂活動⇄真實工程」：亮暗＝調變、數拍＝位元率、列首閃爍＝同步碼。拋出懸念：地球收到的照片只有黑與白，只用 0 和 1 夠嗎？</w:t>
+              <w:t>收集實際發生的狀況並命名：漏拍錯位（同步）、反光干擾（雜訊、頻道）、不能回問（單向鏈路）；投影「協定實驗室」破壞實驗：寬度猜錯或</w:t>
+            </w:r>
+            <w:r>
+              <w:rPr>
+                <w:sz w:val="20"/>
+                <w:szCs w:val="20"/>
+              </w:rPr>
+              <w:t xml:space="preserve"> 0</w:t>
+            </w:r>
+            <w:r>
+              <w:rPr>
+                <w:sz w:val="20"/>
+                <w:szCs w:val="20"/>
+              </w:rPr>
+              <w:t>／</w:t>
+            </w:r>
+            <w:r>
+              <w:rPr>
+                <w:sz w:val="20"/>
+                <w:szCs w:val="20"/>
+              </w:rPr>
+              <w:t xml:space="preserve">1 </w:t>
+            </w:r>
+            <w:r>
+              <w:rPr>
+                <w:sz w:val="20"/>
+                <w:szCs w:val="20"/>
+              </w:rPr>
+              <w:t>相反，照片立刻亂掉，歸納「代號、大小、順序、節拍缺一不可」。對照「課堂活動</w:t>
+            </w:r>
+            <w:r>
+              <w:rPr>
+                <w:sz w:val="20"/>
+                <w:szCs w:val="20"/>
+              </w:rPr>
+              <w:t>⇄</w:t>
+            </w:r>
+            <w:r>
+              <w:rPr>
+                <w:sz w:val="20"/>
+                <w:szCs w:val="20"/>
+              </w:rPr>
+              <w:t>真實工程」：亮暗＝調變、數拍＝位元率、列首閃爍＝同步碼。拋出懸念：地球收到的照片只有黑與白，只用</w:t>
+            </w:r>
+            <w:r>
+              <w:rPr>
+                <w:sz w:val="20"/>
+                <w:szCs w:val="20"/>
+              </w:rPr>
+              <w:t xml:space="preserve"> 0 </w:t>
+            </w:r>
+            <w:r>
+              <w:rPr>
+                <w:sz w:val="20"/>
+                <w:szCs w:val="20"/>
+              </w:rPr>
+              <w:t>和</w:t>
+            </w:r>
+            <w:r>
+              <w:rPr>
+                <w:sz w:val="20"/>
+                <w:szCs w:val="20"/>
+              </w:rPr>
+              <w:t xml:space="preserve"> 1 </w:t>
+            </w:r>
+            <w:r>
+              <w:rPr>
+                <w:sz w:val="20"/>
+                <w:szCs w:val="20"/>
+              </w:rPr>
+              <w:t>夠嗎？</w:t>
             </w:r>
           </w:p>
           <w:p>
@@ -6370,12 +9018,6 @@
               <w:gridCol w:w="700"/>
             </w:tblGrid>
             <w:tr>
-              <w:tblPrEx>
-                <w:tblCellMar>
-                  <w:top w:w="0" w:type="dxa"/>
-                  <w:bottom w:w="0" w:type="dxa"/>
-                </w:tblCellMar>
-              </w:tblPrEx>
               <w:tc>
                 <w:tcPr>
                   <w:tcW w:w="1700" w:type="dxa"/>
@@ -6546,12 +9188,6 @@
               </w:tc>
             </w:tr>
             <w:tr>
-              <w:tblPrEx>
-                <w:tblCellMar>
-                  <w:top w:w="0" w:type="dxa"/>
-                  <w:bottom w:w="0" w:type="dxa"/>
-                </w:tblCellMar>
-              </w:tblPrEx>
               <w:tc>
                 <w:tcPr>
                   <w:tcW w:w="1700" w:type="dxa"/>
@@ -6573,7 +9209,35 @@
                       <w:sz w:val="18"/>
                       <w:szCs w:val="18"/>
                     </w:rPr>
-                    <w:t xml:space="preserve">能運用 0 與 1 的光訊號完成影像的編碼傳輸與解碼還原。</w:t>
+                    <w:t>能運用</w:t>
+                  </w:r>
+                  <w:r>
+                    <w:rPr>
+                      <w:sz w:val="18"/>
+                      <w:szCs w:val="18"/>
+                    </w:rPr>
+                    <w:t xml:space="preserve"> 0 </w:t>
+                  </w:r>
+                  <w:r>
+                    <w:rPr>
+                      <w:sz w:val="18"/>
+                      <w:szCs w:val="18"/>
+                    </w:rPr>
+                    <w:t>與</w:t>
+                  </w:r>
+                  <w:r>
+                    <w:rPr>
+                      <w:sz w:val="18"/>
+                      <w:szCs w:val="18"/>
+                    </w:rPr>
+                    <w:t xml:space="preserve"> 1 </w:t>
+                  </w:r>
+                  <w:r>
+                    <w:rPr>
+                      <w:sz w:val="18"/>
+                      <w:szCs w:val="18"/>
+                    </w:rPr>
+                    <w:t>的光訊號完成影像的編碼傳輸與解碼還原。</w:t>
                   </w:r>
                 </w:p>
               </w:tc>
@@ -6694,7 +9358,21 @@
                       <w:sz w:val="18"/>
                       <w:szCs w:val="18"/>
                     </w:rPr>
-                    <w:t xml:space="preserve">未達 D 級。</w:t>
+                    <w:t>未達</w:t>
+                  </w:r>
+                  <w:r>
+                    <w:rPr>
+                      <w:sz w:val="18"/>
+                      <w:szCs w:val="18"/>
+                    </w:rPr>
+                    <w:t xml:space="preserve"> D </w:t>
+                  </w:r>
+                  <w:r>
+                    <w:rPr>
+                      <w:sz w:val="18"/>
+                      <w:szCs w:val="18"/>
+                    </w:rPr>
+                    <w:t>級。</w:t>
                   </w:r>
                 </w:p>
               </w:tc>
@@ -6737,12 +9415,6 @@
         <w:gridCol w:w="2274"/>
       </w:tblGrid>
       <w:tr>
-        <w:tblPrEx>
-          <w:tblCellMar>
-            <w:top w:w="0" w:type="dxa"/>
-            <w:bottom w:w="0" w:type="dxa"/>
-          </w:tblCellMar>
-        </w:tblPrEx>
         <w:tc>
           <w:tcPr>
             <w:tcW w:w="0" w:type="auto"/>
@@ -6768,18 +9440,30 @@
                 <w:sz w:val="24"/>
                 <w:szCs w:val="24"/>
               </w:rPr>
-              <w:t>單元三_火星的深與淺（亮度灰階與位元的祕密）</w:t>
+              <w:t>單元三</w:t>
+            </w:r>
+            <w:r>
+              <w:rPr>
+                <w:b/>
+                <w:bCs/>
+                <w:sz w:val="24"/>
+                <w:szCs w:val="24"/>
+              </w:rPr>
+              <w:t>_</w:t>
+            </w:r>
+            <w:r>
+              <w:rPr>
+                <w:b/>
+                <w:bCs/>
+                <w:sz w:val="24"/>
+                <w:szCs w:val="24"/>
+              </w:rPr>
+              <w:t>火星的深與淺（亮度灰階與位元的祕密）</w:t>
             </w:r>
           </w:p>
         </w:tc>
       </w:tr>
       <w:tr>
-        <w:tblPrEx>
-          <w:tblCellMar>
-            <w:top w:w="0" w:type="dxa"/>
-            <w:bottom w:w="0" w:type="dxa"/>
-          </w:tblCellMar>
-        </w:tblPrEx>
         <w:tc>
           <w:tcPr>
             <w:tcW w:w="1500" w:type="dxa"/>
@@ -6826,7 +9510,91 @@
                 <w:sz w:val="20"/>
                 <w:szCs w:val="20"/>
               </w:rPr>
-              <w:t xml:space="preserve">從觀察維京一號傳回的真實照片出發，發現「灰的深淺」需要更多代號（課堂以 0～3 四階簡化），完成灰階照片的編碼與解碼後，面對認知衝突「無線電只有 0 和 1，怎麼傳 0～3？」，推理出兩位元編碼與位元數、階數的倍增關係。</w:t>
+              <w:t>從觀察維京一號傳回的真實照片出發，發現「灰的深淺」需要更多代號（課堂以</w:t>
+            </w:r>
+            <w:r>
+              <w:rPr>
+                <w:sz w:val="20"/>
+                <w:szCs w:val="20"/>
+              </w:rPr>
+              <w:t xml:space="preserve"> 0</w:t>
+            </w:r>
+            <w:r>
+              <w:rPr>
+                <w:sz w:val="20"/>
+                <w:szCs w:val="20"/>
+              </w:rPr>
+              <w:t>～</w:t>
+            </w:r>
+            <w:r>
+              <w:rPr>
+                <w:sz w:val="20"/>
+                <w:szCs w:val="20"/>
+              </w:rPr>
+              <w:t xml:space="preserve">3 </w:t>
+            </w:r>
+            <w:r>
+              <w:rPr>
+                <w:sz w:val="20"/>
+                <w:szCs w:val="20"/>
+              </w:rPr>
+              <w:t>四階簡化），完成灰階照片的編碼與解碼後，面對認知衝突「無線電只有</w:t>
+            </w:r>
+            <w:r>
+              <w:rPr>
+                <w:sz w:val="20"/>
+                <w:szCs w:val="20"/>
+              </w:rPr>
+              <w:t xml:space="preserve"> 0 </w:t>
+            </w:r>
+            <w:r>
+              <w:rPr>
+                <w:sz w:val="20"/>
+                <w:szCs w:val="20"/>
+              </w:rPr>
+              <w:t>和</w:t>
+            </w:r>
+            <w:r>
+              <w:rPr>
+                <w:sz w:val="20"/>
+                <w:szCs w:val="20"/>
+              </w:rPr>
+              <w:t xml:space="preserve"> 1</w:t>
+            </w:r>
+            <w:r>
+              <w:rPr>
+                <w:sz w:val="20"/>
+                <w:szCs w:val="20"/>
+              </w:rPr>
+              <w:t>，怎麼傳</w:t>
+            </w:r>
+            <w:r>
+              <w:rPr>
+                <w:sz w:val="20"/>
+                <w:szCs w:val="20"/>
+              </w:rPr>
+              <w:t xml:space="preserve"> 0</w:t>
+            </w:r>
+            <w:r>
+              <w:rPr>
+                <w:sz w:val="20"/>
+                <w:szCs w:val="20"/>
+              </w:rPr>
+              <w:t>～</w:t>
+            </w:r>
+            <w:r>
+              <w:rPr>
+                <w:sz w:val="20"/>
+                <w:szCs w:val="20"/>
+              </w:rPr>
+              <w:t>3</w:t>
+            </w:r>
+            <w:r>
+              <w:rPr>
+                <w:sz w:val="20"/>
+                <w:szCs w:val="20"/>
+              </w:rPr>
+              <w:t>？」，推理出兩位元編碼與位元數、階數的倍增關係。</w:t>
             </w:r>
           </w:p>
         </w:tc>
@@ -6873,18 +9641,24 @@
               <w:jc w:val="center"/>
             </w:pPr>
             <w:r>
-              <w:t xml:space="preserve">共 1 節， 40 分鐘</w:t>
+              <w:t>共</w:t>
+            </w:r>
+            <w:r>
+              <w:t xml:space="preserve"> 1 </w:t>
+            </w:r>
+            <w:r>
+              <w:t>節，</w:t>
+            </w:r>
+            <w:r>
+              <w:t xml:space="preserve"> 40 </w:t>
+            </w:r>
+            <w:r>
+              <w:t>分鐘</w:t>
             </w:r>
           </w:p>
         </w:tc>
       </w:tr>
       <w:tr>
-        <w:tblPrEx>
-          <w:tblCellMar>
-            <w:top w:w="0" w:type="dxa"/>
-            <w:bottom w:w="0" w:type="dxa"/>
-          </w:tblCellMar>
-        </w:tblPrEx>
         <w:tc>
           <w:tcPr>
             <w:tcW w:w="1500" w:type="dxa"/>
@@ -6931,9 +9705,49 @@
                 <w:sz w:val="20"/>
                 <w:szCs w:val="20"/>
               </w:rPr>
-              <w:t xml:space="preserve">資議 t-Ⅲ-3 運用運算思維解決問題。</w:t>
+              <w:t>資議</w:t>
+            </w:r>
+            <w:r>
+              <w:rPr>
+                <w:sz w:val="20"/>
+                <w:szCs w:val="20"/>
+              </w:rPr>
+              <w:t xml:space="preserve"> t-Ⅲ-3 </w:t>
+            </w:r>
+            <w:r>
+              <w:rPr>
+                <w:sz w:val="20"/>
+                <w:szCs w:val="20"/>
+              </w:rPr>
+              <w:t>運用運算思維解決問題。</w:t>
+            </w:r>
+            <w:r>
+              <w:rPr>
+                <w:sz w:val="20"/>
+                <w:szCs w:val="20"/>
+              </w:rPr>
               <w:br/>
-              <w:t xml:space="preserve">數 r-III-3 觀察情境或模式中的數量關係，並用文字或符號正確表述，協助推理與解題。</w:t>
+            </w:r>
+            <w:r>
+              <w:rPr>
+                <w:sz w:val="20"/>
+                <w:szCs w:val="20"/>
+              </w:rPr>
+              <w:t>數</w:t>
+            </w:r>
+            <w:r>
+              <w:rPr>
+                <w:sz w:val="20"/>
+                <w:szCs w:val="20"/>
+              </w:rPr>
+              <w:t xml:space="preserve"> r-III-3 </w:t>
+            </w:r>
+            <w:r>
+              <w:rPr>
+                <w:sz w:val="20"/>
+                <w:szCs w:val="20"/>
+              </w:rPr>
+              <w:t>觀察情境或模式中的數量關係，並用文字或符號正確表述，協助推理與解題。</w:t>
             </w:r>
           </w:p>
         </w:tc>
@@ -6985,20 +9799,118 @@
                 <w:sz w:val="20"/>
                 <w:szCs w:val="20"/>
               </w:rPr>
-              <w:t xml:space="preserve">3-1 能以 4 階灰階代碼（0～3）記錄亮度，完成灰階照片的編碼與解碼。</w:t>
+              <w:t xml:space="preserve">3-1 </w:t>
+            </w:r>
+            <w:r>
+              <w:rPr>
+                <w:sz w:val="20"/>
+                <w:szCs w:val="20"/>
+              </w:rPr>
+              <w:t>能以</w:t>
+            </w:r>
+            <w:r>
+              <w:rPr>
+                <w:sz w:val="20"/>
+                <w:szCs w:val="20"/>
+              </w:rPr>
+              <w:t xml:space="preserve"> 4 </w:t>
+            </w:r>
+            <w:r>
+              <w:rPr>
+                <w:sz w:val="20"/>
+                <w:szCs w:val="20"/>
+              </w:rPr>
+              <w:t>階灰階代碼（</w:t>
+            </w:r>
+            <w:r>
+              <w:rPr>
+                <w:sz w:val="20"/>
+                <w:szCs w:val="20"/>
+              </w:rPr>
+              <w:t>0</w:t>
+            </w:r>
+            <w:r>
+              <w:rPr>
+                <w:sz w:val="20"/>
+                <w:szCs w:val="20"/>
+              </w:rPr>
+              <w:t>～</w:t>
+            </w:r>
+            <w:r>
+              <w:rPr>
+                <w:sz w:val="20"/>
+                <w:szCs w:val="20"/>
+              </w:rPr>
+              <w:t>3</w:t>
+            </w:r>
+            <w:r>
+              <w:rPr>
+                <w:sz w:val="20"/>
+                <w:szCs w:val="20"/>
+              </w:rPr>
+              <w:t>）記錄亮度，完成灰階照片的編碼與解碼。</w:t>
+            </w:r>
+            <w:r>
+              <w:rPr>
+                <w:sz w:val="20"/>
+                <w:szCs w:val="20"/>
+              </w:rPr>
               <w:br/>
-              <w:t xml:space="preserve">3-2 能推論以兩個 0／1 訊號傳送一格的 4 階亮度，理解位元數與階數的倍增關係。</w:t>
+              <w:t xml:space="preserve">3-2 </w:t>
+            </w:r>
+            <w:r>
+              <w:rPr>
+                <w:sz w:val="20"/>
+                <w:szCs w:val="20"/>
+              </w:rPr>
+              <w:t>能推論以兩個</w:t>
+            </w:r>
+            <w:r>
+              <w:rPr>
+                <w:sz w:val="20"/>
+                <w:szCs w:val="20"/>
+              </w:rPr>
+              <w:t xml:space="preserve"> 0</w:t>
+            </w:r>
+            <w:r>
+              <w:rPr>
+                <w:sz w:val="20"/>
+                <w:szCs w:val="20"/>
+              </w:rPr>
+              <w:t>／</w:t>
+            </w:r>
+            <w:r>
+              <w:rPr>
+                <w:sz w:val="20"/>
+                <w:szCs w:val="20"/>
+              </w:rPr>
+              <w:t xml:space="preserve">1 </w:t>
+            </w:r>
+            <w:r>
+              <w:rPr>
+                <w:sz w:val="20"/>
+                <w:szCs w:val="20"/>
+              </w:rPr>
+              <w:t>訊號傳送一格的</w:t>
+            </w:r>
+            <w:r>
+              <w:rPr>
+                <w:sz w:val="20"/>
+                <w:szCs w:val="20"/>
+              </w:rPr>
+              <w:t xml:space="preserve"> 4 </w:t>
+            </w:r>
+            <w:r>
+              <w:rPr>
+                <w:sz w:val="20"/>
+                <w:szCs w:val="20"/>
+              </w:rPr>
+              <w:t>階亮度，理解位元數與階數的倍增關係。</w:t>
             </w:r>
           </w:p>
         </w:tc>
       </w:tr>
       <w:tr>
-        <w:tblPrEx>
-          <w:tblCellMar>
-            <w:top w:w="0" w:type="dxa"/>
-            <w:bottom w:w="0" w:type="dxa"/>
-          </w:tblCellMar>
-        </w:tblPrEx>
         <w:tc>
           <w:tcPr>
             <w:tcW w:w="1500" w:type="dxa"/>
@@ -7045,7 +9957,21 @@
                 <w:sz w:val="20"/>
                 <w:szCs w:val="20"/>
               </w:rPr>
-              <w:t xml:space="preserve">資議 D-Ⅲ-1 常見的數位資料類型與儲存架構。</w:t>
+              <w:t>資議</w:t>
+            </w:r>
+            <w:r>
+              <w:rPr>
+                <w:sz w:val="20"/>
+                <w:szCs w:val="20"/>
+              </w:rPr>
+              <w:t xml:space="preserve"> D-Ⅲ-1 </w:t>
+            </w:r>
+            <w:r>
+              <w:rPr>
+                <w:sz w:val="20"/>
+                <w:szCs w:val="20"/>
+              </w:rPr>
+              <w:t>常見的數位資料類型與儲存架構。</w:t>
             </w:r>
           </w:p>
         </w:tc>
@@ -7065,12 +9991,6 @@
         </w:tc>
       </w:tr>
       <w:tr>
-        <w:tblPrEx>
-          <w:tblCellMar>
-            <w:top w:w="0" w:type="dxa"/>
-            <w:bottom w:w="0" w:type="dxa"/>
-          </w:tblCellMar>
-        </w:tblPrEx>
         <w:tc>
           <w:tcPr>
             <w:tcW w:w="1500" w:type="dxa"/>
@@ -7094,7 +10014,19 @@
                 <w:bCs/>
               </w:rPr>
               <w:t>議題</w:t>
+            </w:r>
+            <w:r>
+              <w:rPr>
+                <w:b/>
+                <w:bCs/>
+              </w:rPr>
               <w:br/>
+            </w:r>
+            <w:r>
+              <w:rPr>
+                <w:b/>
+                <w:bCs/>
+              </w:rPr>
               <w:t>實質內涵</w:t>
             </w:r>
           </w:p>
@@ -7120,7 +10052,14 @@
                 <w:sz w:val="20"/>
                 <w:szCs w:val="20"/>
               </w:rPr>
-              <w:t xml:space="preserve">資 E3</w:t>
+              <w:t>資</w:t>
+            </w:r>
+            <w:r>
+              <w:rPr>
+                <w:sz w:val="20"/>
+                <w:szCs w:val="20"/>
+              </w:rPr>
+              <w:t xml:space="preserve"> E3</w:t>
             </w:r>
           </w:p>
         </w:tc>
@@ -7168,12 +10107,6 @@
         <w:gridCol w:w="2884"/>
       </w:tblGrid>
       <w:tr>
-        <w:tblPrEx>
-          <w:tblCellMar>
-            <w:top w:w="0" w:type="dxa"/>
-            <w:bottom w:w="0" w:type="dxa"/>
-          </w:tblCellMar>
-        </w:tblPrEx>
         <w:tc>
           <w:tcPr>
             <w:tcW w:w="698" w:type="dxa"/>
@@ -7255,12 +10188,6 @@
         </w:tc>
       </w:tr>
       <w:tr>
-        <w:tblPrEx>
-          <w:tblCellMar>
-            <w:top w:w="0" w:type="dxa"/>
-            <w:bottom w:w="0" w:type="dxa"/>
-          </w:tblCellMar>
-        </w:tblPrEx>
         <w:tc>
           <w:tcPr>
             <w:tcW w:w="698" w:type="dxa"/>
@@ -7307,8 +10234,18 @@
                 <w:szCs w:val="20"/>
               </w:rPr>
               <w:t>【材料準備】</w:t>
-              <w:br/>
-              <w:t xml:space="preserve">維京一號第一張火星地表照片（NASA 史料）、4 階灰階代碼卡與位元對照卡、灰階編碼單（見「任務三套件」）、預裁 4 階灰階小卡、數位任務頁「任務三」。</w:t>
+            </w:r>
+          </w:p>
+          <w:p>
+            <w:pPr>
+              <w:spacing w:before="40" w:after="40" w:line="300" w:lineRule="auto"/>
+            </w:pPr>
+            <w:r>
+              <w:rPr>
+                <w:sz w:val="20"/>
+                <w:szCs w:val="20"/>
+              </w:rPr>
+              <w:t>維京一號第一張火星地表照片（NASA 史料）、4 階灰階代碼卡與位元對照卡、灰階編碼單（見「任務三套件」）、預裁 4 階灰階小卡、數位任務頁「任務三」、平板（相簿黑白／單色濾鏡，每組或每人 1 台）。</w:t>
             </w:r>
           </w:p>
         </w:tc>
@@ -7338,12 +10275,6 @@
         </w:tc>
       </w:tr>
       <w:tr>
-        <w:tblPrEx>
-          <w:tblCellMar>
-            <w:top w:w="0" w:type="dxa"/>
-            <w:bottom w:w="0" w:type="dxa"/>
-          </w:tblCellMar>
-        </w:tblPrEx>
         <w:tc>
           <w:tcPr>
             <w:tcW w:w="698" w:type="dxa"/>
@@ -7389,7 +10320,42 @@
                 <w:sz w:val="20"/>
                 <w:szCs w:val="20"/>
               </w:rPr>
-              <w:t xml:space="preserve">出示 1976 年史實影像提問：「這張照片只有『亮』和『暗』兩種嗎？」學生觀察發現有深灰、淺灰與接近白的亮部。追問：這些深深淺淺的灰要怎麼表示？上一節我們只有 0 和 1……</w:t>
+              <w:t>出示</w:t>
+            </w:r>
+            <w:r>
+              <w:rPr>
+                <w:sz w:val="20"/>
+                <w:szCs w:val="20"/>
+              </w:rPr>
+              <w:t xml:space="preserve"> 1976 </w:t>
+            </w:r>
+            <w:r>
+              <w:rPr>
+                <w:sz w:val="20"/>
+                <w:szCs w:val="20"/>
+              </w:rPr>
+              <w:t>年史實影像提問：「這張照片只有『亮』和『暗』兩種嗎？」學生觀察發現有深灰、淺灰與接近白的亮部。追問：這些深深淺淺的灰要怎麼表示？上一節我們只有</w:t>
+            </w:r>
+            <w:r>
+              <w:rPr>
+                <w:sz w:val="20"/>
+                <w:szCs w:val="20"/>
+              </w:rPr>
+              <w:t xml:space="preserve"> 0 </w:t>
+            </w:r>
+            <w:r>
+              <w:rPr>
+                <w:sz w:val="20"/>
+                <w:szCs w:val="20"/>
+              </w:rPr>
+              <w:t>和</w:t>
+            </w:r>
+            <w:r>
+              <w:rPr>
+                <w:sz w:val="20"/>
+                <w:szCs w:val="20"/>
+              </w:rPr>
+              <w:t xml:space="preserve"> 1……</w:t>
             </w:r>
           </w:p>
         </w:tc>
@@ -7413,18 +10379,40 @@
                 <w:sz w:val="20"/>
                 <w:szCs w:val="20"/>
               </w:rPr>
-              <w:t xml:space="preserve">可搭配任務三頁面 16×16 四階 vs 2 階並排對比：只有亮暗會變剪影，有了深淺立體感才出現。</w:t>
+              <w:t>可搭配任務三頁面</w:t>
+            </w:r>
+            <w:r>
+              <w:rPr>
+                <w:sz w:val="20"/>
+                <w:szCs w:val="20"/>
+              </w:rPr>
+              <w:t xml:space="preserve"> 16×16 </w:t>
+            </w:r>
+            <w:r>
+              <w:rPr>
+                <w:sz w:val="20"/>
+                <w:szCs w:val="20"/>
+              </w:rPr>
+              <w:t>四階</w:t>
+            </w:r>
+            <w:r>
+              <w:rPr>
+                <w:sz w:val="20"/>
+                <w:szCs w:val="20"/>
+              </w:rPr>
+              <w:t xml:space="preserve"> vs 2 </w:t>
+            </w:r>
+            <w:r>
+              <w:rPr>
+                <w:sz w:val="20"/>
+                <w:szCs w:val="20"/>
+              </w:rPr>
+              <w:t>階並排對比：只有亮暗會變剪影，有了深淺立體感才出現。</w:t>
             </w:r>
           </w:p>
         </w:tc>
       </w:tr>
       <w:tr>
-        <w:tblPrEx>
-          <w:tblCellMar>
-            <w:top w:w="0" w:type="dxa"/>
-            <w:bottom w:w="0" w:type="dxa"/>
-          </w:tblCellMar>
-        </w:tblPrEx>
         <w:tc>
           <w:tcPr>
             <w:tcW w:w="698" w:type="dxa"/>
@@ -7470,7 +10458,70 @@
                 <w:sz w:val="20"/>
                 <w:szCs w:val="20"/>
               </w:rPr>
-              <w:t xml:space="preserve">1. 收斂亮度代碼：每格記一個「亮度數字」，約定 0＝黑、1＝深灰、2＝淺灰、3＝白</w:t>
+              <w:t xml:space="preserve">1. </w:t>
+            </w:r>
+            <w:r>
+              <w:rPr>
+                <w:sz w:val="20"/>
+                <w:szCs w:val="20"/>
+              </w:rPr>
+              <w:t>收斂亮度代碼：每格記一個「亮度數字」，約定</w:t>
+            </w:r>
+            <w:r>
+              <w:rPr>
+                <w:sz w:val="20"/>
+                <w:szCs w:val="20"/>
+              </w:rPr>
+              <w:t xml:space="preserve"> 0</w:t>
+            </w:r>
+            <w:r>
+              <w:rPr>
+                <w:sz w:val="20"/>
+                <w:szCs w:val="20"/>
+              </w:rPr>
+              <w:t>＝黑、</w:t>
+            </w:r>
+            <w:r>
+              <w:rPr>
+                <w:sz w:val="20"/>
+                <w:szCs w:val="20"/>
+              </w:rPr>
+              <w:t>1</w:t>
+            </w:r>
+            <w:r>
+              <w:rPr>
+                <w:sz w:val="20"/>
+                <w:szCs w:val="20"/>
+              </w:rPr>
+              <w:t>＝深灰、</w:t>
+            </w:r>
+            <w:r>
+              <w:rPr>
+                <w:sz w:val="20"/>
+                <w:szCs w:val="20"/>
+              </w:rPr>
+              <w:t>2</w:t>
+            </w:r>
+            <w:r>
+              <w:rPr>
+                <w:sz w:val="20"/>
+                <w:szCs w:val="20"/>
+              </w:rPr>
+              <w:t>＝淺灰、</w:t>
+            </w:r>
+            <w:r>
+              <w:rPr>
+                <w:sz w:val="20"/>
+                <w:szCs w:val="20"/>
+              </w:rPr>
+              <w:t>3</w:t>
+            </w:r>
+            <w:r>
+              <w:rPr>
+                <w:sz w:val="20"/>
+                <w:szCs w:val="20"/>
+              </w:rPr>
+              <w:t>＝白</w:t>
             </w:r>
             <w:r>
               <w:rPr>
@@ -7486,10 +10537,232 @@
                 <w:szCs w:val="20"/>
               </w:rPr>
               <w:t xml:space="preserve"> </w:t>
+            </w:r>
+            <w:r>
+              <w:rPr>
+                <w:sz w:val="20"/>
+                <w:szCs w:val="20"/>
+              </w:rPr>
               <w:br/>
-              <w:t xml:space="preserve">2. 灰階編碼與解碼任務：各組將灰階地貌圖以 0～3 逐格編碼，交換給他組依代碼還原（以預裁灰階小卡黏貼，或僅塗色還原其中兩列以控制時間），比對原圖。</w:t>
+              <w:t xml:space="preserve">2. </w:t>
+            </w:r>
+            <w:r>
+              <w:rPr>
+                <w:sz w:val="20"/>
+                <w:szCs w:val="20"/>
+              </w:rPr>
+              <w:t>灰階編碼與解碼任務：各組將灰階地貌圖以</w:t>
+            </w:r>
+            <w:r>
+              <w:rPr>
+                <w:sz w:val="20"/>
+                <w:szCs w:val="20"/>
+              </w:rPr>
+              <w:t xml:space="preserve"> 0</w:t>
+            </w:r>
+            <w:r>
+              <w:rPr>
+                <w:sz w:val="20"/>
+                <w:szCs w:val="20"/>
+              </w:rPr>
+              <w:t>～</w:t>
+            </w:r>
+            <w:r>
+              <w:rPr>
+                <w:sz w:val="20"/>
+                <w:szCs w:val="20"/>
+              </w:rPr>
+              <w:t xml:space="preserve">3 </w:t>
+            </w:r>
+            <w:r>
+              <w:rPr>
+                <w:sz w:val="20"/>
+                <w:szCs w:val="20"/>
+              </w:rPr>
+              <w:t>逐格編碼，交換給他組依代碼還原（以預裁灰階小卡黏貼，或僅塗色還原其中兩列以控制時間），比對原圖。</w:t>
+            </w:r>
+            <w:r>
+              <w:rPr>
+                <w:sz w:val="20"/>
+                <w:szCs w:val="20"/>
+              </w:rPr>
               <w:br/>
-              <w:t xml:space="preserve">3. 核心討論：無線電每一瞬間只有兩種狀態，現在每格要傳 0～3 怎麼辦？學生提案與評估後收斂：一格用「兩個 0／1 訊號」（00／01／10／11），並延伸 1 位元 2 階、2 位元 4 階的倍增規律。</w:t>
+              <w:t xml:space="preserve">3. </w:t>
+            </w:r>
+            <w:r>
+              <w:rPr>
+                <w:sz w:val="20"/>
+                <w:szCs w:val="20"/>
+              </w:rPr>
+              <w:t>核心討論：無線電每一瞬間只有兩種狀態，現在每格要傳</w:t>
+            </w:r>
+            <w:r>
+              <w:rPr>
+                <w:sz w:val="20"/>
+                <w:szCs w:val="20"/>
+              </w:rPr>
+              <w:t xml:space="preserve"> 0</w:t>
+            </w:r>
+            <w:r>
+              <w:rPr>
+                <w:sz w:val="20"/>
+                <w:szCs w:val="20"/>
+              </w:rPr>
+              <w:t>～</w:t>
+            </w:r>
+            <w:r>
+              <w:rPr>
+                <w:sz w:val="20"/>
+                <w:szCs w:val="20"/>
+              </w:rPr>
+              <w:t xml:space="preserve">3 </w:t>
+            </w:r>
+            <w:r>
+              <w:rPr>
+                <w:sz w:val="20"/>
+                <w:szCs w:val="20"/>
+              </w:rPr>
+              <w:t>怎麼辦？學生提案與評估後收斂：一格用「兩個</w:t>
+            </w:r>
+            <w:r>
+              <w:rPr>
+                <w:sz w:val="20"/>
+                <w:szCs w:val="20"/>
+              </w:rPr>
+              <w:t xml:space="preserve"> 0</w:t>
+            </w:r>
+            <w:r>
+              <w:rPr>
+                <w:sz w:val="20"/>
+                <w:szCs w:val="20"/>
+              </w:rPr>
+              <w:t>／</w:t>
+            </w:r>
+            <w:r>
+              <w:rPr>
+                <w:sz w:val="20"/>
+                <w:szCs w:val="20"/>
+              </w:rPr>
+              <w:t xml:space="preserve">1 </w:t>
+            </w:r>
+            <w:r>
+              <w:rPr>
+                <w:sz w:val="20"/>
+                <w:szCs w:val="20"/>
+              </w:rPr>
+              <w:t>訊號」（</w:t>
+            </w:r>
+            <w:r>
+              <w:rPr>
+                <w:sz w:val="20"/>
+                <w:szCs w:val="20"/>
+              </w:rPr>
+              <w:t>00</w:t>
+            </w:r>
+            <w:r>
+              <w:rPr>
+                <w:sz w:val="20"/>
+                <w:szCs w:val="20"/>
+              </w:rPr>
+              <w:t>／</w:t>
+            </w:r>
+            <w:r>
+              <w:rPr>
+                <w:sz w:val="20"/>
+                <w:szCs w:val="20"/>
+              </w:rPr>
+              <w:t>01</w:t>
+            </w:r>
+            <w:r>
+              <w:rPr>
+                <w:sz w:val="20"/>
+                <w:szCs w:val="20"/>
+              </w:rPr>
+              <w:t>／</w:t>
+            </w:r>
+            <w:r>
+              <w:rPr>
+                <w:sz w:val="20"/>
+                <w:szCs w:val="20"/>
+              </w:rPr>
+              <w:t>10</w:t>
+            </w:r>
+            <w:r>
+              <w:rPr>
+                <w:sz w:val="20"/>
+                <w:szCs w:val="20"/>
+              </w:rPr>
+              <w:t>／</w:t>
+            </w:r>
+            <w:r>
+              <w:rPr>
+                <w:sz w:val="20"/>
+                <w:szCs w:val="20"/>
+              </w:rPr>
+              <w:t>11</w:t>
+            </w:r>
+            <w:r>
+              <w:rPr>
+                <w:sz w:val="20"/>
+                <w:szCs w:val="20"/>
+              </w:rPr>
+              <w:t>），並延伸</w:t>
+            </w:r>
+            <w:r>
+              <w:rPr>
+                <w:sz w:val="20"/>
+                <w:szCs w:val="20"/>
+              </w:rPr>
+              <w:t xml:space="preserve"> 1 </w:t>
+            </w:r>
+            <w:r>
+              <w:rPr>
+                <w:sz w:val="20"/>
+                <w:szCs w:val="20"/>
+              </w:rPr>
+              <w:t>位元</w:t>
+            </w:r>
+            <w:r>
+              <w:rPr>
+                <w:sz w:val="20"/>
+                <w:szCs w:val="20"/>
+              </w:rPr>
+              <w:t xml:space="preserve"> 2 </w:t>
+            </w:r>
+            <w:r>
+              <w:rPr>
+                <w:sz w:val="20"/>
+                <w:szCs w:val="20"/>
+              </w:rPr>
+              <w:t>階、</w:t>
+            </w:r>
+            <w:r>
+              <w:rPr>
+                <w:sz w:val="20"/>
+                <w:szCs w:val="20"/>
+              </w:rPr>
+              <w:t xml:space="preserve">2 </w:t>
+            </w:r>
+            <w:r>
+              <w:rPr>
+                <w:sz w:val="20"/>
+                <w:szCs w:val="20"/>
+              </w:rPr>
+              <w:t>位元</w:t>
+            </w:r>
+            <w:r>
+              <w:rPr>
+                <w:sz w:val="20"/>
+                <w:szCs w:val="20"/>
+              </w:rPr>
+              <w:t xml:space="preserve"> 4 </w:t>
+            </w:r>
+            <w:r>
+              <w:rPr>
+                <w:sz w:val="20"/>
+                <w:szCs w:val="20"/>
+              </w:rPr>
+              <w:t>階的倍增規律。</w:t>
             </w:r>
           </w:p>
         </w:tc>
@@ -7513,18 +10786,54 @@
                 <w:sz w:val="20"/>
                 <w:szCs w:val="20"/>
               </w:rPr>
-              <w:t xml:space="preserve">本節核心討論，讓「兩位元編碼」是學生推理出的結論。倍增規律收斂到「2 位元＝4 階」即可，推廣到 6 位元留給第五節。</w:t>
+              <w:t>本節核心討論，讓「兩位元編碼」是學生推理出的結論。倍增規律收斂到「</w:t>
+            </w:r>
+            <w:r>
+              <w:rPr>
+                <w:sz w:val="20"/>
+                <w:szCs w:val="20"/>
+              </w:rPr>
+              <w:t xml:space="preserve">2 </w:t>
+            </w:r>
+            <w:r>
+              <w:rPr>
+                <w:sz w:val="20"/>
+                <w:szCs w:val="20"/>
+              </w:rPr>
+              <w:t>位元＝</w:t>
+            </w:r>
+            <w:r>
+              <w:rPr>
+                <w:sz w:val="20"/>
+                <w:szCs w:val="20"/>
+              </w:rPr>
+              <w:t xml:space="preserve">4 </w:t>
+            </w:r>
+            <w:r>
+              <w:rPr>
+                <w:sz w:val="20"/>
+                <w:szCs w:val="20"/>
+              </w:rPr>
+              <w:t>階」即可，推廣到</w:t>
+            </w:r>
+            <w:r>
+              <w:rPr>
+                <w:sz w:val="20"/>
+                <w:szCs w:val="20"/>
+              </w:rPr>
+              <w:t xml:space="preserve"> 6 </w:t>
+            </w:r>
+            <w:r>
+              <w:rPr>
+                <w:sz w:val="20"/>
+                <w:szCs w:val="20"/>
+              </w:rPr>
+              <w:t>位元留給第五節。</w:t>
             </w:r>
           </w:p>
         </w:tc>
       </w:tr>
       <w:tr>
-        <w:tblPrEx>
-          <w:tblCellMar>
-            <w:top w:w="0" w:type="dxa"/>
-            <w:bottom w:w="0" w:type="dxa"/>
-          </w:tblCellMar>
-        </w:tblPrEx>
         <w:tc>
           <w:tcPr>
             <w:tcW w:w="698" w:type="dxa"/>
@@ -7570,12 +10879,12 @@
                 <w:sz w:val="20"/>
                 <w:szCs w:val="20"/>
               </w:rPr>
-              <w:t xml:space="preserve">總結：灰階照片＝每格一個亮度數字＝兩個 0／1 訊號；一張 8×8 灰階照片要傳 64×2＝128 個訊號，資料量翻倍了！拋出懸念：資料越來越多，可是無線電這麼慢，怎麼辦？</w:t>
-            </w:r>
-          </w:p>
-          <w:p>
-            <w:pPr>
-              <w:spacing w:before="120" w:after="40" w:line="300" w:lineRule="auto"/>
+              <w:t>生活連結實驗：在平板為自己的照片套上黑白（灰階）濾鏡，觀察：黑白照片不是只剩黑與白，而是深深淺淺、數不清的灰階層次——生活裡的黑白照片正是靠更多階的亮度數字才如此細膩。總結：灰階照片＝每格一個亮度數字＝兩個 0／1 訊號；一張 8×8 灰階照片要傳 64×2＝128 個訊號，資料量翻倍了！拋出懸念：資料越來越多，可是無線電這麼慢，怎麼辦？</w:t>
+            </w:r>
+          </w:p>
+          <w:p>
+            <w:pPr>
+              <w:spacing w:before="40" w:after="40" w:line="300" w:lineRule="auto"/>
             </w:pPr>
             <w:r>
               <w:rPr>
@@ -7583,6 +10892,17 @@
                 <w:szCs w:val="20"/>
               </w:rPr>
               <w:t>【評量】轉化學習表現與學習內容之學習目標，訂出素養導向教學評量表。</w:t>
+            </w:r>
+          </w:p>
+          <w:p>
+            <w:pPr>
+              <w:spacing w:before="40" w:after="40" w:line="300" w:lineRule="auto"/>
+            </w:pPr>
+            <w:r>
+              <w:rPr>
+                <w:sz w:val="20"/>
+                <w:szCs w:val="20"/>
+              </w:rPr>
             </w:r>
           </w:p>
           <w:tbl>
@@ -7611,12 +10931,6 @@
               <w:gridCol w:w="700"/>
             </w:tblGrid>
             <w:tr>
-              <w:tblPrEx>
-                <w:tblCellMar>
-                  <w:top w:w="0" w:type="dxa"/>
-                  <w:bottom w:w="0" w:type="dxa"/>
-                </w:tblCellMar>
-              </w:tblPrEx>
               <w:tc>
                 <w:tcPr>
                   <w:tcW w:w="1700" w:type="dxa"/>
@@ -7787,12 +11101,6 @@
               </w:tc>
             </w:tr>
             <w:tr>
-              <w:tblPrEx>
-                <w:tblCellMar>
-                  <w:top w:w="0" w:type="dxa"/>
-                  <w:bottom w:w="0" w:type="dxa"/>
-                </w:tblCellMar>
-              </w:tblPrEx>
               <w:tc>
                 <w:tcPr>
                   <w:tcW w:w="1700" w:type="dxa"/>
@@ -7814,7 +11122,35 @@
                       <w:sz w:val="18"/>
                       <w:szCs w:val="18"/>
                     </w:rPr>
-                    <w:t xml:space="preserve">能以 4 階灰階記錄亮度，並推論兩位元傳送 4 階的方式。</w:t>
+                    <w:t>能以</w:t>
+                  </w:r>
+                  <w:r>
+                    <w:rPr>
+                      <w:sz w:val="18"/>
+                      <w:szCs w:val="18"/>
+                    </w:rPr>
+                    <w:t xml:space="preserve"> 4 </w:t>
+                  </w:r>
+                  <w:r>
+                    <w:rPr>
+                      <w:sz w:val="18"/>
+                      <w:szCs w:val="18"/>
+                    </w:rPr>
+                    <w:t>階灰階記錄亮度，並推論兩位元傳送</w:t>
+                  </w:r>
+                  <w:r>
+                    <w:rPr>
+                      <w:sz w:val="18"/>
+                      <w:szCs w:val="18"/>
+                    </w:rPr>
+                    <w:t xml:space="preserve"> 4 </w:t>
+                  </w:r>
+                  <w:r>
+                    <w:rPr>
+                      <w:sz w:val="18"/>
+                      <w:szCs w:val="18"/>
+                    </w:rPr>
+                    <w:t>階的方式。</w:t>
                   </w:r>
                 </w:p>
               </w:tc>
@@ -7838,7 +11174,63 @@
                       <w:sz w:val="18"/>
                       <w:szCs w:val="18"/>
                     </w:rPr>
-                    <w:t xml:space="preserve">灰階編碼與解碼完全正確，能主動說明「一格＝兩個 0／1 訊號」的約定，以及位元數與階數的倍增關係（如 6 位元＝64 階）。</w:t>
+                    <w:t>灰階編碼與解碼完全正確，能主動說明「一格＝兩個</w:t>
+                  </w:r>
+                  <w:r>
+                    <w:rPr>
+                      <w:sz w:val="18"/>
+                      <w:szCs w:val="18"/>
+                    </w:rPr>
+                    <w:t xml:space="preserve"> 0</w:t>
+                  </w:r>
+                  <w:r>
+                    <w:rPr>
+                      <w:sz w:val="18"/>
+                      <w:szCs w:val="18"/>
+                    </w:rPr>
+                    <w:t>／</w:t>
+                  </w:r>
+                  <w:r>
+                    <w:rPr>
+                      <w:sz w:val="18"/>
+                      <w:szCs w:val="18"/>
+                    </w:rPr>
+                    <w:t xml:space="preserve">1 </w:t>
+                  </w:r>
+                  <w:r>
+                    <w:rPr>
+                      <w:sz w:val="18"/>
+                      <w:szCs w:val="18"/>
+                    </w:rPr>
+                    <w:t>訊號」的約定，以及位元數與階數的倍增關係（如</w:t>
+                  </w:r>
+                  <w:r>
+                    <w:rPr>
+                      <w:sz w:val="18"/>
+                      <w:szCs w:val="18"/>
+                    </w:rPr>
+                    <w:t xml:space="preserve"> 6 </w:t>
+                  </w:r>
+                  <w:r>
+                    <w:rPr>
+                      <w:sz w:val="18"/>
+                      <w:szCs w:val="18"/>
+                    </w:rPr>
+                    <w:t>位元＝</w:t>
+                  </w:r>
+                  <w:r>
+                    <w:rPr>
+                      <w:sz w:val="18"/>
+                      <w:szCs w:val="18"/>
+                    </w:rPr>
+                    <w:t xml:space="preserve">64 </w:t>
+                  </w:r>
+                  <w:r>
+                    <w:rPr>
+                      <w:sz w:val="18"/>
+                      <w:szCs w:val="18"/>
+                    </w:rPr>
+                    <w:t>階）。</w:t>
                   </w:r>
                 </w:p>
               </w:tc>
@@ -7862,7 +11254,77 @@
                       <w:sz w:val="18"/>
                       <w:szCs w:val="18"/>
                     </w:rPr>
-                    <w:t xml:space="preserve">能正確完成 4 階灰階編碼與解碼，並在引導下說出 00／01／10／11 的兩位元約定。</w:t>
+                    <w:t>能正確完成</w:t>
+                  </w:r>
+                  <w:r>
+                    <w:rPr>
+                      <w:sz w:val="18"/>
+                      <w:szCs w:val="18"/>
+                    </w:rPr>
+                    <w:t xml:space="preserve"> 4 </w:t>
+                  </w:r>
+                  <w:r>
+                    <w:rPr>
+                      <w:sz w:val="18"/>
+                      <w:szCs w:val="18"/>
+                    </w:rPr>
+                    <w:t>階灰階編碼與解碼，並在引導下說出</w:t>
+                  </w:r>
+                  <w:r>
+                    <w:rPr>
+                      <w:sz w:val="18"/>
+                      <w:szCs w:val="18"/>
+                    </w:rPr>
+                    <w:t xml:space="preserve"> 00</w:t>
+                  </w:r>
+                  <w:r>
+                    <w:rPr>
+                      <w:sz w:val="18"/>
+                      <w:szCs w:val="18"/>
+                    </w:rPr>
+                    <w:t>／</w:t>
+                  </w:r>
+                  <w:r>
+                    <w:rPr>
+                      <w:sz w:val="18"/>
+                      <w:szCs w:val="18"/>
+                    </w:rPr>
+                    <w:t>01</w:t>
+                  </w:r>
+                  <w:r>
+                    <w:rPr>
+                      <w:sz w:val="18"/>
+                      <w:szCs w:val="18"/>
+                    </w:rPr>
+                    <w:t>／</w:t>
+                  </w:r>
+                  <w:r>
+                    <w:rPr>
+                      <w:sz w:val="18"/>
+                      <w:szCs w:val="18"/>
+                    </w:rPr>
+                    <w:t>10</w:t>
+                  </w:r>
+                  <w:r>
+                    <w:rPr>
+                      <w:sz w:val="18"/>
+                      <w:szCs w:val="18"/>
+                    </w:rPr>
+                    <w:t>／</w:t>
+                  </w:r>
+                  <w:r>
+                    <w:rPr>
+                      <w:sz w:val="18"/>
+                      <w:szCs w:val="18"/>
+                    </w:rPr>
+                    <w:t xml:space="preserve">11 </w:t>
+                  </w:r>
+                  <w:r>
+                    <w:rPr>
+                      <w:sz w:val="18"/>
+                      <w:szCs w:val="18"/>
+                    </w:rPr>
+                    <w:t>的兩位元約定。</w:t>
                   </w:r>
                 </w:p>
               </w:tc>
@@ -7935,17 +11397,26 @@
                       <w:sz w:val="18"/>
                       <w:szCs w:val="18"/>
                     </w:rPr>
-                    <w:t xml:space="preserve">未達 D 級。</w:t>
+                    <w:t>未達</w:t>
+                  </w:r>
+                  <w:r>
+                    <w:rPr>
+                      <w:sz w:val="18"/>
+                      <w:szCs w:val="18"/>
+                    </w:rPr>
+                    <w:t xml:space="preserve"> D </w:t>
+                  </w:r>
+                  <w:r>
+                    <w:rPr>
+                      <w:sz w:val="18"/>
+                      <w:szCs w:val="18"/>
+                    </w:rPr>
+                    <w:t>級。</w:t>
                   </w:r>
                 </w:p>
               </w:tc>
             </w:tr>
           </w:tbl>
-          <w:p>
-            <w:pPr>
-              <w:spacing w:line="300" w:lineRule="auto"/>
-            </w:pPr>
-          </w:p>
         </w:tc>
       </w:tr>
     </w:tbl>
@@ -7978,12 +11449,6 @@
         <w:gridCol w:w="1848"/>
       </w:tblGrid>
       <w:tr>
-        <w:tblPrEx>
-          <w:tblCellMar>
-            <w:top w:w="0" w:type="dxa"/>
-            <w:bottom w:w="0" w:type="dxa"/>
-          </w:tblCellMar>
-        </w:tblPrEx>
         <w:tc>
           <w:tcPr>
             <w:tcW w:w="0" w:type="auto"/>
@@ -8009,18 +11474,30 @@
                 <w:sz w:val="24"/>
                 <w:szCs w:val="24"/>
               </w:rPr>
-              <w:t>單元四_頻寬告急（遊程壓縮）</w:t>
+              <w:t>單元四</w:t>
+            </w:r>
+            <w:r>
+              <w:rPr>
+                <w:b/>
+                <w:bCs/>
+                <w:sz w:val="24"/>
+                <w:szCs w:val="24"/>
+              </w:rPr>
+              <w:t>_</w:t>
+            </w:r>
+            <w:r>
+              <w:rPr>
+                <w:b/>
+                <w:bCs/>
+                <w:sz w:val="24"/>
+                <w:szCs w:val="24"/>
+              </w:rPr>
+              <w:t>頻寬告急（遊程壓縮）</w:t>
             </w:r>
           </w:p>
         </w:tc>
       </w:tr>
       <w:tr>
-        <w:tblPrEx>
-          <w:tblCellMar>
-            <w:top w:w="0" w:type="dxa"/>
-            <w:bottom w:w="0" w:type="dxa"/>
-          </w:tblCellMar>
-        </w:tblPrEx>
         <w:tc>
           <w:tcPr>
             <w:tcW w:w="1500" w:type="dxa"/>
@@ -8067,7 +11544,21 @@
                 <w:sz w:val="20"/>
                 <w:szCs w:val="20"/>
               </w:rPr>
-              <w:t>以太陽合與太陽風暴的史實死線製造壓縮需求：通訊即將中斷數週，所有照片必須趕在中斷前傳完，但無線電速度極慢，資料必須變短。學生從編碼表的連續重複中發現可簡寫為「代號×數量」（遊程編碼），完成無損壓縮與還原並計算壓縮率，最後以棋盤格反例發現沒有萬能的壓縮法。</w:t>
+              <w:t>以太陽合與太陽風暴的史實死線製造壓縮需求：通訊即將中斷數週，所有照片必須趕在中斷前傳完，但無線電速度極慢，資料必須變短。學生從編碼表的連續重複中發現可簡寫為「代號</w:t>
+            </w:r>
+            <w:r>
+              <w:rPr>
+                <w:sz w:val="20"/>
+                <w:szCs w:val="20"/>
+              </w:rPr>
+              <w:t>×</w:t>
+            </w:r>
+            <w:r>
+              <w:rPr>
+                <w:sz w:val="20"/>
+                <w:szCs w:val="20"/>
+              </w:rPr>
+              <w:t>數量」（遊程編碼），完成無損壓縮與還原並計算壓縮率，最後以棋盤格反例發現沒有萬能的壓縮法。</w:t>
             </w:r>
           </w:p>
         </w:tc>
@@ -8114,18 +11605,24 @@
               <w:jc w:val="center"/>
             </w:pPr>
             <w:r>
-              <w:t xml:space="preserve">共 1 節， 40 分鐘</w:t>
+              <w:t>共</w:t>
+            </w:r>
+            <w:r>
+              <w:t xml:space="preserve"> 1 </w:t>
+            </w:r>
+            <w:r>
+              <w:t>節，</w:t>
+            </w:r>
+            <w:r>
+              <w:t xml:space="preserve"> 40 </w:t>
+            </w:r>
+            <w:r>
+              <w:t>分鐘</w:t>
             </w:r>
           </w:p>
         </w:tc>
       </w:tr>
       <w:tr>
-        <w:tblPrEx>
-          <w:tblCellMar>
-            <w:top w:w="0" w:type="dxa"/>
-            <w:bottom w:w="0" w:type="dxa"/>
-          </w:tblCellMar>
-        </w:tblPrEx>
         <w:tc>
           <w:tcPr>
             <w:tcW w:w="1500" w:type="dxa"/>
@@ -8172,10 +11669,50 @@
                 <w:sz w:val="20"/>
                 <w:szCs w:val="20"/>
               </w:rPr>
-              <w:t xml:space="preserve">資議 t-Ⅲ-3 運用運算思維解決問題。</w:t>
+              <w:t>資議</w:t>
+            </w:r>
+            <w:r>
+              <w:rPr>
+                <w:sz w:val="20"/>
+                <w:szCs w:val="20"/>
+              </w:rPr>
+              <w:t xml:space="preserve"> t-Ⅲ-3 </w:t>
+            </w:r>
+            <w:r>
+              <w:rPr>
+                <w:sz w:val="20"/>
+                <w:szCs w:val="20"/>
+              </w:rPr>
+              <w:t>運用運算思維解決問題。</w:t>
+            </w:r>
+            <w:r>
+              <w:rPr>
+                <w:sz w:val="20"/>
+                <w:szCs w:val="20"/>
+              </w:rPr>
               <w:br/>
+            </w:r>
+            <w:r>
+              <w:rPr>
+                <w:sz w:val="20"/>
+                <w:szCs w:val="20"/>
+              </w:rPr>
               <w:lastRenderedPageBreak/>
-              <w:t xml:space="preserve">數 r-III-3 觀察情境或模式中的數量關係，並用文字或符號正確表述，協助推理與解題。</w:t>
+              <w:t>數</w:t>
+            </w:r>
+            <w:r>
+              <w:rPr>
+                <w:sz w:val="20"/>
+                <w:szCs w:val="20"/>
+              </w:rPr>
+              <w:t xml:space="preserve"> r-III-3 </w:t>
+            </w:r>
+            <w:r>
+              <w:rPr>
+                <w:sz w:val="20"/>
+                <w:szCs w:val="20"/>
+              </w:rPr>
+              <w:t>觀察情境或模式中的數量關係，並用文字或符號正確表述，協助推理與解題。</w:t>
             </w:r>
           </w:p>
         </w:tc>
@@ -8228,22 +11765,49 @@
                 <w:sz w:val="20"/>
                 <w:szCs w:val="20"/>
               </w:rPr>
-              <w:t xml:space="preserve">4-1 能使用「代號×</w:t>
+              <w:t xml:space="preserve">4-1 </w:t>
+            </w:r>
+            <w:r>
+              <w:rPr>
+                <w:sz w:val="20"/>
+                <w:szCs w:val="20"/>
+              </w:rPr>
+              <w:t>能使用「代號</w:t>
+            </w:r>
+            <w:r>
+              <w:rPr>
+                <w:sz w:val="20"/>
+                <w:szCs w:val="20"/>
+              </w:rPr>
+              <w:t>×</w:t>
+            </w:r>
+            <w:r>
+              <w:rPr>
+                <w:sz w:val="20"/>
+                <w:szCs w:val="20"/>
+              </w:rPr>
               <w:lastRenderedPageBreak/>
               <w:t>數量」的遊程編碼進行無損壓縮與還原。</w:t>
+            </w:r>
+            <w:r>
+              <w:rPr>
+                <w:sz w:val="20"/>
+                <w:szCs w:val="20"/>
+              </w:rPr>
               <w:br/>
-              <w:t xml:space="preserve">4-2 能計算壓縮率，歸納適合壓縮的影像特徵。</w:t>
+              <w:t xml:space="preserve">4-2 </w:t>
+            </w:r>
+            <w:r>
+              <w:rPr>
+                <w:sz w:val="20"/>
+                <w:szCs w:val="20"/>
+              </w:rPr>
+              <w:t>能計算壓縮率，歸納適合壓縮的影像特徵。</w:t>
             </w:r>
           </w:p>
         </w:tc>
       </w:tr>
       <w:tr>
-        <w:tblPrEx>
-          <w:tblCellMar>
-            <w:top w:w="0" w:type="dxa"/>
-            <w:bottom w:w="0" w:type="dxa"/>
-          </w:tblCellMar>
-        </w:tblPrEx>
         <w:tc>
           <w:tcPr>
             <w:tcW w:w="1500" w:type="dxa"/>
@@ -8291,9 +11855,49 @@
                 <w:sz w:val="20"/>
                 <w:szCs w:val="20"/>
               </w:rPr>
-              <w:t xml:space="preserve">資議 A-Ⅲ-1 結構化的問題解決表示方法。</w:t>
+              <w:t>資議</w:t>
+            </w:r>
+            <w:r>
+              <w:rPr>
+                <w:sz w:val="20"/>
+                <w:szCs w:val="20"/>
+              </w:rPr>
+              <w:t xml:space="preserve"> A-Ⅲ-1 </w:t>
+            </w:r>
+            <w:r>
+              <w:rPr>
+                <w:sz w:val="20"/>
+                <w:szCs w:val="20"/>
+              </w:rPr>
+              <w:t>結構化的問題解決表示方法。</w:t>
+            </w:r>
+            <w:r>
+              <w:rPr>
+                <w:sz w:val="20"/>
+                <w:szCs w:val="20"/>
+              </w:rPr>
               <w:br/>
-              <w:t xml:space="preserve">數 R-5-3 以符號表示數學公式：國中代數的前置經驗。</w:t>
+            </w:r>
+            <w:r>
+              <w:rPr>
+                <w:sz w:val="20"/>
+                <w:szCs w:val="20"/>
+              </w:rPr>
+              <w:t>數</w:t>
+            </w:r>
+            <w:r>
+              <w:rPr>
+                <w:sz w:val="20"/>
+                <w:szCs w:val="20"/>
+              </w:rPr>
+              <w:t xml:space="preserve"> R-5-3 </w:t>
+            </w:r>
+            <w:r>
+              <w:rPr>
+                <w:sz w:val="20"/>
+                <w:szCs w:val="20"/>
+              </w:rPr>
+              <w:t>以符號表示數學公式：國中代數的前置經驗。</w:t>
             </w:r>
           </w:p>
         </w:tc>
@@ -8313,12 +11917,6 @@
         </w:tc>
       </w:tr>
       <w:tr>
-        <w:tblPrEx>
-          <w:tblCellMar>
-            <w:top w:w="0" w:type="dxa"/>
-            <w:bottom w:w="0" w:type="dxa"/>
-          </w:tblCellMar>
-        </w:tblPrEx>
         <w:tc>
           <w:tcPr>
             <w:tcW w:w="1500" w:type="dxa"/>
@@ -8342,7 +11940,19 @@
                 <w:bCs/>
               </w:rPr>
               <w:t>議題</w:t>
+            </w:r>
+            <w:r>
+              <w:rPr>
+                <w:b/>
+                <w:bCs/>
+              </w:rPr>
               <w:br/>
+            </w:r>
+            <w:r>
+              <w:rPr>
+                <w:b/>
+                <w:bCs/>
+              </w:rPr>
               <w:t>實質內涵</w:t>
             </w:r>
           </w:p>
@@ -8368,7 +11978,14 @@
                 <w:sz w:val="20"/>
                 <w:szCs w:val="20"/>
               </w:rPr>
-              <w:t xml:space="preserve">資 E3</w:t>
+              <w:t>資</w:t>
+            </w:r>
+            <w:r>
+              <w:rPr>
+                <w:sz w:val="20"/>
+                <w:szCs w:val="20"/>
+              </w:rPr>
+              <w:t xml:space="preserve"> E3</w:t>
             </w:r>
           </w:p>
         </w:tc>
@@ -8416,12 +12033,6 @@
         <w:gridCol w:w="2675"/>
       </w:tblGrid>
       <w:tr>
-        <w:tblPrEx>
-          <w:tblCellMar>
-            <w:top w:w="0" w:type="dxa"/>
-            <w:bottom w:w="0" w:type="dxa"/>
-          </w:tblCellMar>
-        </w:tblPrEx>
         <w:tc>
           <w:tcPr>
             <w:tcW w:w="604" w:type="dxa"/>
@@ -8502,12 +12113,6 @@
         </w:tc>
       </w:tr>
       <w:tr>
-        <w:tblPrEx>
-          <w:tblCellMar>
-            <w:top w:w="0" w:type="dxa"/>
-            <w:bottom w:w="0" w:type="dxa"/>
-          </w:tblCellMar>
-        </w:tblPrEx>
         <w:tc>
           <w:tcPr>
             <w:tcW w:w="604" w:type="dxa"/>
@@ -8554,7 +12159,19 @@
                 <w:szCs w:val="20"/>
               </w:rPr>
               <w:t>【材料準備】</w:t>
+            </w:r>
+            <w:r>
+              <w:rPr>
+                <w:sz w:val="20"/>
+                <w:szCs w:val="20"/>
+              </w:rPr>
               <w:br/>
+            </w:r>
+            <w:r>
+              <w:rPr>
+                <w:sz w:val="20"/>
+                <w:szCs w:val="20"/>
+              </w:rPr>
               <w:t>遊程壓縮紀錄單（見「任務四套件」）、各組沿用之地貌影像編碼表、數位任務頁「太陽風暴警報台」「任務四：頻寬告急」。</w:t>
             </w:r>
           </w:p>
@@ -8579,18 +12196,33 @@
                 <w:sz w:val="20"/>
                 <w:szCs w:val="20"/>
               </w:rPr>
-              <w:t xml:space="preserve">1976 年 11 月維京任務確因太陽合中斷通訊數週；時間壓力只留在敘事，操作任務不限時。</w:t>
+              <w:t xml:space="preserve">1976 </w:t>
+            </w:r>
+            <w:r>
+              <w:rPr>
+                <w:sz w:val="20"/>
+                <w:szCs w:val="20"/>
+              </w:rPr>
+              <w:t>年</w:t>
+            </w:r>
+            <w:r>
+              <w:rPr>
+                <w:sz w:val="20"/>
+                <w:szCs w:val="20"/>
+              </w:rPr>
+              <w:t xml:space="preserve"> 11 </w:t>
+            </w:r>
+            <w:r>
+              <w:rPr>
+                <w:sz w:val="20"/>
+                <w:szCs w:val="20"/>
+              </w:rPr>
+              <w:t>月維京任務確因太陽合中斷通訊數週；時間壓力只留在敘事，操作任務不限時。</w:t>
             </w:r>
           </w:p>
         </w:tc>
       </w:tr>
       <w:tr>
-        <w:tblPrEx>
-          <w:tblCellMar>
-            <w:top w:w="0" w:type="dxa"/>
-            <w:bottom w:w="0" w:type="dxa"/>
-          </w:tblCellMar>
-        </w:tblPrEx>
         <w:tc>
           <w:tcPr>
             <w:tcW w:w="604" w:type="dxa"/>
@@ -8636,16 +12268,21 @@
                 <w:sz w:val="20"/>
                 <w:szCs w:val="20"/>
               </w:rPr>
-              <w:t xml:space="preserve">【任務警報】以「太陽風暴警報台」投影 30 秒警報開場：太陽合將至、通訊即將中斷幾個星期，中斷前必須把所有照片傳完！提問：資料有沒有辦法變短？學生檢視自組編碼表，圈出連續重複的段落，討論：一直重複寫同一個數字</w:t>
-            </w:r>
-            <w:bookmarkStart w:id="0" w:name="_GoBack"/>
-            <w:bookmarkEnd w:id="0"/>
-            <w:r>
-              <w:rPr>
-                <w:sz w:val="20"/>
-                <w:szCs w:val="20"/>
-              </w:rPr>
-              <w:t>很浪費，可不可以只寫一次、再註明連續幾個？</w:t>
+              <w:t>【任務警報】以「太陽風暴警報台」投影</w:t>
+            </w:r>
+            <w:r>
+              <w:rPr>
+                <w:sz w:val="20"/>
+                <w:szCs w:val="20"/>
+              </w:rPr>
+              <w:t xml:space="preserve"> 30 </w:t>
+            </w:r>
+            <w:r>
+              <w:rPr>
+                <w:sz w:val="20"/>
+                <w:szCs w:val="20"/>
+              </w:rPr>
+              <w:t>秒警報開場：太陽合將至、通訊即將中斷幾個星期，中斷前必須把所有照片傳完！提問：資料有沒有辦法變短？學生檢視自組編碼表，圈出連續重複的段落，討論：一直重複寫同一個數字很浪費，可不可以只寫一次、再註明連續幾個？</w:t>
             </w:r>
           </w:p>
         </w:tc>
@@ -8675,12 +12312,6 @@
         </w:tc>
       </w:tr>
       <w:tr>
-        <w:tblPrEx>
-          <w:tblCellMar>
-            <w:top w:w="0" w:type="dxa"/>
-            <w:bottom w:w="0" w:type="dxa"/>
-          </w:tblCellMar>
-        </w:tblPrEx>
         <w:tc>
           <w:tcPr>
             <w:tcW w:w="604" w:type="dxa"/>
@@ -8726,9 +12357,99 @@
                 <w:sz w:val="20"/>
                 <w:szCs w:val="20"/>
               </w:rPr>
-              <w:t xml:space="preserve">1. 收斂寫法：連續資料簡寫為「代號×數量」（如 0×5、2×4），解開後必須一格不差；單列練習與還原練習。</w:t>
+              <w:t xml:space="preserve">1. </w:t>
+            </w:r>
+            <w:r>
+              <w:rPr>
+                <w:sz w:val="20"/>
+                <w:szCs w:val="20"/>
+              </w:rPr>
+              <w:t>收斂寫法：連續資料簡寫為「代號</w:t>
+            </w:r>
+            <w:r>
+              <w:rPr>
+                <w:sz w:val="20"/>
+                <w:szCs w:val="20"/>
+              </w:rPr>
+              <w:t>×</w:t>
+            </w:r>
+            <w:r>
+              <w:rPr>
+                <w:sz w:val="20"/>
+                <w:szCs w:val="20"/>
+              </w:rPr>
+              <w:t>數量」（如</w:t>
+            </w:r>
+            <w:r>
+              <w:rPr>
+                <w:sz w:val="20"/>
+                <w:szCs w:val="20"/>
+              </w:rPr>
+              <w:t xml:space="preserve"> 0×5</w:t>
+            </w:r>
+            <w:r>
+              <w:rPr>
+                <w:sz w:val="20"/>
+                <w:szCs w:val="20"/>
+              </w:rPr>
+              <w:t>、</w:t>
+            </w:r>
+            <w:r>
+              <w:rPr>
+                <w:sz w:val="20"/>
+                <w:szCs w:val="20"/>
+              </w:rPr>
+              <w:t>2×4</w:t>
+            </w:r>
+            <w:r>
+              <w:rPr>
+                <w:sz w:val="20"/>
+                <w:szCs w:val="20"/>
+              </w:rPr>
+              <w:t>），解開後必須一格不差；單列練習與還原練習。</w:t>
+            </w:r>
+            <w:r>
+              <w:rPr>
+                <w:sz w:val="20"/>
+                <w:szCs w:val="20"/>
+              </w:rPr>
               <w:br/>
-              <w:t xml:space="preserve">2. 縮短與還原任務：各組將 64 筆資料的地貌影像逐列改寫，統計改寫後段數、計算壓縮率（段數／64）；與鄰組交換字串塗格還原，一格不差即任務成功（無損）。</w:t>
+              <w:t xml:space="preserve">2. </w:t>
+            </w:r>
+            <w:r>
+              <w:rPr>
+                <w:sz w:val="20"/>
+                <w:szCs w:val="20"/>
+              </w:rPr>
+              <w:t>縮短與還原任務：各組將</w:t>
+            </w:r>
+            <w:r>
+              <w:rPr>
+                <w:sz w:val="20"/>
+                <w:szCs w:val="20"/>
+              </w:rPr>
+              <w:t xml:space="preserve"> 64 </w:t>
+            </w:r>
+            <w:r>
+              <w:rPr>
+                <w:sz w:val="20"/>
+                <w:szCs w:val="20"/>
+              </w:rPr>
+              <w:t>筆資料的地貌影像逐列改寫，統計改寫後段數、計算壓縮率（段數／</w:t>
+            </w:r>
+            <w:r>
+              <w:rPr>
+                <w:sz w:val="20"/>
+                <w:szCs w:val="20"/>
+              </w:rPr>
+              <w:t>64</w:t>
+            </w:r>
+            <w:r>
+              <w:rPr>
+                <w:sz w:val="20"/>
+                <w:szCs w:val="20"/>
+              </w:rPr>
+              <w:t>）；與鄰組交換字串塗格還原，一格不差即任務成功（無損）。</w:t>
             </w:r>
           </w:p>
         </w:tc>
@@ -8758,12 +12479,6 @@
         </w:tc>
       </w:tr>
       <w:tr>
-        <w:tblPrEx>
-          <w:tblCellMar>
-            <w:top w:w="0" w:type="dxa"/>
-            <w:bottom w:w="0" w:type="dxa"/>
-          </w:tblCellMar>
-        </w:tblPrEx>
         <w:tc>
           <w:tcPr>
             <w:tcW w:w="604" w:type="dxa"/>
@@ -8809,12 +12524,12 @@
                 <w:sz w:val="20"/>
                 <w:szCs w:val="20"/>
               </w:rPr>
-              <w:t xml:space="preserve">反例討論：棋盤格影像改寫後反而沒有變短。大片相同代號的影像適合這種記法，不斷交錯的不適合，沒有萬能的壓縮法。命名收斂：「壓縮」（遊程編碼）。預告：真正的維京一號每一格記的不是 4 階，而是……下一節揭曉真相。</w:t>
-            </w:r>
-          </w:p>
-          <w:p>
-            <w:pPr>
-              <w:spacing w:before="120" w:after="40" w:line="300" w:lineRule="auto"/>
+              <w:t>反例討論：棋盤格影像改寫後反而沒有變短。生活連結：猜猜哪張照片最好壓縮——出示大片藍天照 vs 雜草小花風景照，學生預測並說明理由；收斂：大片相同代號的影像適合這種記法（藍天照），格格都在變化的不適合（雜草小花照，如同棋盤格），沒有萬能的壓縮法。命名收斂：「壓縮」（遊程編碼）。預告：真正的維京一號每一格記的不是 4 階，而是……下一節揭曉真相；回家請記下一張自己照片的解析度（如 4000×3000），下一節要用。</w:t>
+            </w:r>
+          </w:p>
+          <w:p>
+            <w:pPr>
+              <w:spacing w:before="40" w:after="40" w:line="300" w:lineRule="auto"/>
             </w:pPr>
             <w:r>
               <w:rPr>
@@ -8822,6 +12537,17 @@
                 <w:szCs w:val="20"/>
               </w:rPr>
               <w:t>【評量】轉化學習表現與學習內容之學習目標，訂出素養導向教學評量表。</w:t>
+            </w:r>
+          </w:p>
+          <w:p>
+            <w:pPr>
+              <w:spacing w:before="40" w:after="40" w:line="300" w:lineRule="auto"/>
+            </w:pPr>
+            <w:r>
+              <w:rPr>
+                <w:sz w:val="20"/>
+                <w:szCs w:val="20"/>
+              </w:rPr>
             </w:r>
           </w:p>
           <w:tbl>
@@ -8850,12 +12576,6 @@
               <w:gridCol w:w="700"/>
             </w:tblGrid>
             <w:tr>
-              <w:tblPrEx>
-                <w:tblCellMar>
-                  <w:top w:w="0" w:type="dxa"/>
-                  <w:bottom w:w="0" w:type="dxa"/>
-                </w:tblCellMar>
-              </w:tblPrEx>
               <w:tc>
                 <w:tcPr>
                   <w:tcW w:w="1700" w:type="dxa"/>
@@ -9026,12 +12746,6 @@
               </w:tc>
             </w:tr>
             <w:tr>
-              <w:tblPrEx>
-                <w:tblCellMar>
-                  <w:top w:w="0" w:type="dxa"/>
-                  <w:bottom w:w="0" w:type="dxa"/>
-                </w:tblCellMar>
-              </w:tblPrEx>
               <w:tc>
                 <w:tcPr>
                   <w:tcW w:w="1700" w:type="dxa"/>
@@ -9053,7 +12767,35 @@
                       <w:sz w:val="18"/>
                       <w:szCs w:val="18"/>
                     </w:rPr>
-                    <w:t xml:space="preserve">能以「代號×數量」對 64 筆資料進行無損壓縮並正確還原。</w:t>
+                    <w:t>能以「代號</w:t>
+                  </w:r>
+                  <w:r>
+                    <w:rPr>
+                      <w:sz w:val="18"/>
+                      <w:szCs w:val="18"/>
+                    </w:rPr>
+                    <w:t>×</w:t>
+                  </w:r>
+                  <w:r>
+                    <w:rPr>
+                      <w:sz w:val="18"/>
+                      <w:szCs w:val="18"/>
+                    </w:rPr>
+                    <w:t>數量」對</w:t>
+                  </w:r>
+                  <w:r>
+                    <w:rPr>
+                      <w:sz w:val="18"/>
+                      <w:szCs w:val="18"/>
+                    </w:rPr>
+                    <w:t xml:space="preserve"> 64 </w:t>
+                  </w:r>
+                  <w:r>
+                    <w:rPr>
+                      <w:sz w:val="18"/>
+                      <w:szCs w:val="18"/>
+                    </w:rPr>
+                    <w:t>筆資料進行無損壓縮並正確還原。</w:t>
                   </w:r>
                 </w:p>
               </w:tc>
@@ -9149,7 +12891,21 @@
                       <w:sz w:val="18"/>
                       <w:szCs w:val="18"/>
                     </w:rPr>
-                    <w:t>不理解「代號×數量」的意義，需大量協助。</w:t>
+                    <w:t>不理解「代號</w:t>
+                  </w:r>
+                  <w:r>
+                    <w:rPr>
+                      <w:sz w:val="18"/>
+                      <w:szCs w:val="18"/>
+                    </w:rPr>
+                    <w:t>×</w:t>
+                  </w:r>
+                  <w:r>
+                    <w:rPr>
+                      <w:sz w:val="18"/>
+                      <w:szCs w:val="18"/>
+                    </w:rPr>
+                    <w:t>數量」的意義，需大量協助。</w:t>
                   </w:r>
                 </w:p>
               </w:tc>
@@ -9174,17 +12930,26 @@
                       <w:sz w:val="18"/>
                       <w:szCs w:val="18"/>
                     </w:rPr>
-                    <w:t xml:space="preserve">未達 D 級。</w:t>
+                    <w:t>未達</w:t>
+                  </w:r>
+                  <w:r>
+                    <w:rPr>
+                      <w:sz w:val="18"/>
+                      <w:szCs w:val="18"/>
+                    </w:rPr>
+                    <w:t xml:space="preserve"> D </w:t>
+                  </w:r>
+                  <w:r>
+                    <w:rPr>
+                      <w:sz w:val="18"/>
+                      <w:szCs w:val="18"/>
+                    </w:rPr>
+                    <w:t>級。</w:t>
                   </w:r>
                 </w:p>
               </w:tc>
             </w:tr>
           </w:tbl>
-          <w:p>
-            <w:pPr>
-              <w:spacing w:line="300" w:lineRule="auto"/>
-            </w:pPr>
-          </w:p>
         </w:tc>
       </w:tr>
     </w:tbl>
@@ -9217,12 +12982,6 @@
         <w:gridCol w:w="2132"/>
       </w:tblGrid>
       <w:tr>
-        <w:tblPrEx>
-          <w:tblCellMar>
-            <w:top w:w="0" w:type="dxa"/>
-            <w:bottom w:w="0" w:type="dxa"/>
-          </w:tblCellMar>
-        </w:tblPrEx>
         <w:tc>
           <w:tcPr>
             <w:tcW w:w="0" w:type="auto"/>
@@ -9248,18 +13007,48 @@
                 <w:sz w:val="24"/>
                 <w:szCs w:val="24"/>
               </w:rPr>
-              <w:t xml:space="preserve">單元五_火星第一眼的真相（6 位元的灰階訊號）</w:t>
+              <w:t>單元五</w:t>
+            </w:r>
+            <w:r>
+              <w:rPr>
+                <w:b/>
+                <w:bCs/>
+                <w:sz w:val="24"/>
+                <w:szCs w:val="24"/>
+              </w:rPr>
+              <w:t>_</w:t>
+            </w:r>
+            <w:r>
+              <w:rPr>
+                <w:b/>
+                <w:bCs/>
+                <w:sz w:val="24"/>
+                <w:szCs w:val="24"/>
+              </w:rPr>
+              <w:t>火星第一眼的真相（</w:t>
+            </w:r>
+            <w:r>
+              <w:rPr>
+                <w:b/>
+                <w:bCs/>
+                <w:sz w:val="24"/>
+                <w:szCs w:val="24"/>
+              </w:rPr>
+              <w:t xml:space="preserve">6 </w:t>
+            </w:r>
+            <w:r>
+              <w:rPr>
+                <w:b/>
+                <w:bCs/>
+                <w:sz w:val="24"/>
+                <w:szCs w:val="24"/>
+              </w:rPr>
+              <w:t>位元的灰階訊號）</w:t>
             </w:r>
           </w:p>
         </w:tc>
       </w:tr>
       <w:tr>
-        <w:tblPrEx>
-          <w:tblCellMar>
-            <w:top w:w="0" w:type="dxa"/>
-            <w:bottom w:w="0" w:type="dxa"/>
-          </w:tblCellMar>
-        </w:tblPrEx>
         <w:tc>
           <w:tcPr>
             <w:tcW w:w="1500" w:type="dxa"/>
@@ -9307,8 +13096,56 @@
                 <w:szCs w:val="20"/>
               </w:rPr>
               <w:t>通訊即將恢復，各組先以五站「傳圖接力」跑完一</w:t>
+            </w:r>
+            <w:r>
+              <w:rPr>
+                <w:sz w:val="20"/>
+                <w:szCs w:val="20"/>
+              </w:rPr>
               <w:lastRenderedPageBreak/>
-              <w:t xml:space="preserve">張影像從記錄、壓縮、編碼、傳送到還原的完整旅程（全課程總結性評量），再解密史實：維京一號以 6 位元＝64 階灰階、一條一條掃描帶拼出第一張火星照片；沿倍增規律推出 6 位元原理、估算真實資料量與傳輸時間，連結今日手機拍照傳圖，完成課程總結。</w:t>
+              <w:t>張影像從記錄、壓縮、編碼、傳送到還原的完整旅程（全課程總結性評量），再解密史實：維京一號以</w:t>
+            </w:r>
+            <w:r>
+              <w:rPr>
+                <w:sz w:val="20"/>
+                <w:szCs w:val="20"/>
+              </w:rPr>
+              <w:t xml:space="preserve"> 6 </w:t>
+            </w:r>
+            <w:r>
+              <w:rPr>
+                <w:sz w:val="20"/>
+                <w:szCs w:val="20"/>
+              </w:rPr>
+              <w:t>位元＝</w:t>
+            </w:r>
+            <w:r>
+              <w:rPr>
+                <w:sz w:val="20"/>
+                <w:szCs w:val="20"/>
+              </w:rPr>
+              <w:t xml:space="preserve">64 </w:t>
+            </w:r>
+            <w:r>
+              <w:rPr>
+                <w:sz w:val="20"/>
+                <w:szCs w:val="20"/>
+              </w:rPr>
+              <w:t>階灰階、一條一條掃描帶拼出第一張火星照片；沿倍增規律推出</w:t>
+            </w:r>
+            <w:r>
+              <w:rPr>
+                <w:sz w:val="20"/>
+                <w:szCs w:val="20"/>
+              </w:rPr>
+              <w:t xml:space="preserve"> 6 </w:t>
+            </w:r>
+            <w:r>
+              <w:rPr>
+                <w:sz w:val="20"/>
+                <w:szCs w:val="20"/>
+              </w:rPr>
+              <w:t>位元原理、估算真實資料量與傳輸時間，連結今日手機拍照傳圖，完成課程總結。</w:t>
             </w:r>
           </w:p>
         </w:tc>
@@ -9356,18 +13193,24 @@
               <w:jc w:val="center"/>
             </w:pPr>
             <w:r>
-              <w:t xml:space="preserve">共 1 節， 40 分鐘</w:t>
+              <w:t>共</w:t>
+            </w:r>
+            <w:r>
+              <w:t xml:space="preserve"> 1 </w:t>
+            </w:r>
+            <w:r>
+              <w:t>節，</w:t>
+            </w:r>
+            <w:r>
+              <w:t xml:space="preserve"> 40 </w:t>
+            </w:r>
+            <w:r>
+              <w:t>分鐘</w:t>
             </w:r>
           </w:p>
         </w:tc>
       </w:tr>
       <w:tr>
-        <w:tblPrEx>
-          <w:tblCellMar>
-            <w:top w:w="0" w:type="dxa"/>
-            <w:bottom w:w="0" w:type="dxa"/>
-          </w:tblCellMar>
-        </w:tblPrEx>
         <w:tc>
           <w:tcPr>
             <w:tcW w:w="1500" w:type="dxa"/>
@@ -9415,11 +13258,77 @@
                 <w:sz w:val="20"/>
                 <w:szCs w:val="20"/>
               </w:rPr>
-              <w:t xml:space="preserve">資議 t-Ⅲ-2 運用資訊科技解決生活中的問題。</w:t>
+              <w:t>資議</w:t>
+            </w:r>
+            <w:r>
+              <w:rPr>
+                <w:sz w:val="20"/>
+                <w:szCs w:val="20"/>
+              </w:rPr>
+              <w:t xml:space="preserve"> t-Ⅲ-2 </w:t>
+            </w:r>
+            <w:r>
+              <w:rPr>
+                <w:sz w:val="20"/>
+                <w:szCs w:val="20"/>
+              </w:rPr>
+              <w:t>運用資訊科技解決生活中的問題。</w:t>
+            </w:r>
+            <w:r>
+              <w:rPr>
+                <w:sz w:val="20"/>
+                <w:szCs w:val="20"/>
+              </w:rPr>
               <w:br/>
-              <w:t xml:space="preserve">資議 a-Ⅲ-1 理解資訊科技於日常生活之重要性。</w:t>
+            </w:r>
+            <w:r>
+              <w:rPr>
+                <w:sz w:val="20"/>
+                <w:szCs w:val="20"/>
+              </w:rPr>
+              <w:t>資議</w:t>
+            </w:r>
+            <w:r>
+              <w:rPr>
+                <w:sz w:val="20"/>
+                <w:szCs w:val="20"/>
+              </w:rPr>
+              <w:t xml:space="preserve"> a-Ⅲ-1 </w:t>
+            </w:r>
+            <w:r>
+              <w:rPr>
+                <w:sz w:val="20"/>
+                <w:szCs w:val="20"/>
+              </w:rPr>
+              <w:t>理解資訊科技於日常生活之重要性。</w:t>
+            </w:r>
+            <w:r>
+              <w:rPr>
+                <w:sz w:val="20"/>
+                <w:szCs w:val="20"/>
+              </w:rPr>
               <w:br/>
-              <w:t xml:space="preserve">數 r-III-3 觀察情境或模式中的數量關係，並用文字或符號正確表述，協助推理與解題。</w:t>
+            </w:r>
+            <w:r>
+              <w:rPr>
+                <w:sz w:val="20"/>
+                <w:szCs w:val="20"/>
+              </w:rPr>
+              <w:t>數</w:t>
+            </w:r>
+            <w:r>
+              <w:rPr>
+                <w:sz w:val="20"/>
+                <w:szCs w:val="20"/>
+              </w:rPr>
+              <w:t xml:space="preserve"> r-III-3 </w:t>
+            </w:r>
+            <w:r>
+              <w:rPr>
+                <w:sz w:val="20"/>
+                <w:szCs w:val="20"/>
+              </w:rPr>
+              <w:t>觀察情境或模式中的數量關係，並用文字或符號正確表述，協助推理與解題。</w:t>
             </w:r>
           </w:p>
         </w:tc>
@@ -9471,22 +13380,77 @@
                 <w:sz w:val="20"/>
                 <w:szCs w:val="20"/>
               </w:rPr>
-              <w:t xml:space="preserve">5-1 能運用倍增規律，說明維京一號以 6 位元記錄 64 階灰階的原理。</w:t>
+              <w:t xml:space="preserve">5-1 </w:t>
+            </w:r>
+            <w:r>
+              <w:rPr>
+                <w:sz w:val="20"/>
+                <w:szCs w:val="20"/>
+              </w:rPr>
+              <w:t>能運用倍增規律，說明維京一號以</w:t>
+            </w:r>
+            <w:r>
+              <w:rPr>
+                <w:sz w:val="20"/>
+                <w:szCs w:val="20"/>
+              </w:rPr>
+              <w:t xml:space="preserve"> 6 </w:t>
+            </w:r>
+            <w:r>
+              <w:rPr>
+                <w:sz w:val="20"/>
+                <w:szCs w:val="20"/>
+              </w:rPr>
+              <w:t>位元記錄</w:t>
+            </w:r>
+            <w:r>
+              <w:rPr>
+                <w:sz w:val="20"/>
+                <w:szCs w:val="20"/>
+              </w:rPr>
+              <w:t xml:space="preserve"> 64 </w:t>
+            </w:r>
+            <w:r>
+              <w:rPr>
+                <w:sz w:val="20"/>
+                <w:szCs w:val="20"/>
+              </w:rPr>
+              <w:t>階灰階的原理。</w:t>
+            </w:r>
+            <w:r>
+              <w:rPr>
+                <w:sz w:val="20"/>
+                <w:szCs w:val="20"/>
+              </w:rPr>
               <w:br/>
-              <w:t xml:space="preserve">5-2 能估算真實照片的訊號量與傳輸時間，說明壓縮與協定為何必要。</w:t>
+              <w:t xml:space="preserve">5-2 </w:t>
+            </w:r>
+            <w:r>
+              <w:rPr>
+                <w:sz w:val="20"/>
+                <w:szCs w:val="20"/>
+              </w:rPr>
+              <w:t>能估算真實照片的訊號量與傳輸時間，說明壓縮與協定為何必要。</w:t>
+            </w:r>
+            <w:r>
+              <w:rPr>
+                <w:sz w:val="20"/>
+                <w:szCs w:val="20"/>
+              </w:rPr>
               <w:br/>
-              <w:t xml:space="preserve">5-3 能與組員分站合作完成影像從記錄、壓縮、編碼、傳送到還原的完整旅程，並說明自己一站的功能。</w:t>
+              <w:t xml:space="preserve">5-3 </w:t>
+            </w:r>
+            <w:r>
+              <w:rPr>
+                <w:sz w:val="20"/>
+                <w:szCs w:val="20"/>
+              </w:rPr>
+              <w:t>能與組員分站合作完成影像從記錄、壓縮、編碼、傳送到還原的完整旅程，並說明自己一站的功能。</w:t>
             </w:r>
           </w:p>
         </w:tc>
       </w:tr>
       <w:tr>
-        <w:tblPrEx>
-          <w:tblCellMar>
-            <w:top w:w="0" w:type="dxa"/>
-            <w:bottom w:w="0" w:type="dxa"/>
-          </w:tblCellMar>
-        </w:tblPrEx>
         <w:tc>
           <w:tcPr>
             <w:tcW w:w="1500" w:type="dxa"/>
@@ -9533,9 +13497,49 @@
                 <w:sz w:val="20"/>
                 <w:szCs w:val="20"/>
               </w:rPr>
-              <w:t xml:space="preserve">資議 D-Ⅲ-1 常見的數位資料類型與儲存架構。</w:t>
+              <w:t>資議</w:t>
+            </w:r>
+            <w:r>
+              <w:rPr>
+                <w:sz w:val="20"/>
+                <w:szCs w:val="20"/>
+              </w:rPr>
+              <w:t xml:space="preserve"> D-Ⅲ-1 </w:t>
+            </w:r>
+            <w:r>
+              <w:rPr>
+                <w:sz w:val="20"/>
+                <w:szCs w:val="20"/>
+              </w:rPr>
+              <w:t>常見的數位資料類型與儲存架構。</w:t>
+            </w:r>
+            <w:r>
+              <w:rPr>
+                <w:sz w:val="20"/>
+                <w:szCs w:val="20"/>
+              </w:rPr>
               <w:br/>
-              <w:t xml:space="preserve">數 R-5-3 以符號表示數學公式：國中代數的前置經驗。</w:t>
+            </w:r>
+            <w:r>
+              <w:rPr>
+                <w:sz w:val="20"/>
+                <w:szCs w:val="20"/>
+              </w:rPr>
+              <w:t>數</w:t>
+            </w:r>
+            <w:r>
+              <w:rPr>
+                <w:sz w:val="20"/>
+                <w:szCs w:val="20"/>
+              </w:rPr>
+              <w:t xml:space="preserve"> R-5-3 </w:t>
+            </w:r>
+            <w:r>
+              <w:rPr>
+                <w:sz w:val="20"/>
+                <w:szCs w:val="20"/>
+              </w:rPr>
+              <w:t>以符號表示數學公式：國中代數的前置經驗。</w:t>
             </w:r>
           </w:p>
         </w:tc>
@@ -9555,12 +13559,6 @@
         </w:tc>
       </w:tr>
       <w:tr>
-        <w:tblPrEx>
-          <w:tblCellMar>
-            <w:top w:w="0" w:type="dxa"/>
-            <w:bottom w:w="0" w:type="dxa"/>
-          </w:tblCellMar>
-        </w:tblPrEx>
         <w:tc>
           <w:tcPr>
             <w:tcW w:w="1500" w:type="dxa"/>
@@ -9584,7 +13582,19 @@
                 <w:bCs/>
               </w:rPr>
               <w:t>議題</w:t>
+            </w:r>
+            <w:r>
+              <w:rPr>
+                <w:b/>
+                <w:bCs/>
+              </w:rPr>
               <w:br/>
+            </w:r>
+            <w:r>
+              <w:rPr>
+                <w:b/>
+                <w:bCs/>
+              </w:rPr>
               <w:t>實質內涵</w:t>
             </w:r>
           </w:p>
@@ -9610,7 +13620,28 @@
                 <w:sz w:val="20"/>
                 <w:szCs w:val="20"/>
               </w:rPr>
-              <w:t xml:space="preserve">資 E2、資 E10</w:t>
+              <w:t>資</w:t>
+            </w:r>
+            <w:r>
+              <w:rPr>
+                <w:sz w:val="20"/>
+                <w:szCs w:val="20"/>
+              </w:rPr>
+              <w:t xml:space="preserve"> E2</w:t>
+            </w:r>
+            <w:r>
+              <w:rPr>
+                <w:sz w:val="20"/>
+                <w:szCs w:val="20"/>
+              </w:rPr>
+              <w:t>、資</w:t>
+            </w:r>
+            <w:r>
+              <w:rPr>
+                <w:sz w:val="20"/>
+                <w:szCs w:val="20"/>
+              </w:rPr>
+              <w:t xml:space="preserve"> E10</w:t>
             </w:r>
           </w:p>
         </w:tc>
@@ -9658,12 +13689,6 @@
         <w:gridCol w:w="3380"/>
       </w:tblGrid>
       <w:tr>
-        <w:tblPrEx>
-          <w:tblCellMar>
-            <w:top w:w="0" w:type="dxa"/>
-            <w:bottom w:w="0" w:type="dxa"/>
-          </w:tblCellMar>
-        </w:tblPrEx>
         <w:tc>
           <w:tcPr>
             <w:tcW w:w="988" w:type="dxa"/>
@@ -9744,12 +13769,6 @@
         </w:tc>
       </w:tr>
       <w:tr>
-        <w:tblPrEx>
-          <w:tblCellMar>
-            <w:top w:w="0" w:type="dxa"/>
-            <w:bottom w:w="0" w:type="dxa"/>
-          </w:tblCellMar>
-        </w:tblPrEx>
         <w:tc>
           <w:tcPr>
             <w:tcW w:w="988" w:type="dxa"/>
@@ -9796,8 +13815,18 @@
                 <w:szCs w:val="20"/>
               </w:rPr>
               <w:t>【材料準備】</w:t>
-              <w:br/>
-              <w:t xml:space="preserve">4×4 演練用地貌圖卡（大塊連續圖案）、傳圖接力紀錄單與資料量計算單（見「任務五套件」）、數位任務頁「任務五」（掃描帶演示、位元階梯）。</w:t>
+            </w:r>
+          </w:p>
+          <w:p>
+            <w:pPr>
+              <w:spacing w:before="40" w:after="40" w:line="300" w:lineRule="auto"/>
+            </w:pPr>
+            <w:r>
+              <w:rPr>
+                <w:sz w:val="20"/>
+                <w:szCs w:val="20"/>
+              </w:rPr>
+              <w:t>4×4 演練用地貌圖卡（大塊連續圖案）、傳圖接力紀錄單與資料量計算單（見「任務五套件」）、數位任務頁「任務五」（掃描帶演示、位元階梯）、學生課前記下之自己照片解析度（第四節課末交代；未備者以 4000×3000 示例代入）。</w:t>
             </w:r>
           </w:p>
         </w:tc>
@@ -9821,18 +13850,26 @@
                 <w:sz w:val="20"/>
                 <w:szCs w:val="20"/>
               </w:rPr>
-              <w:t xml:space="preserve">本節是收網的一節，不開新戰場；接力與「故障診斷任務」二選一，完整接力含說明實需 20 分鐘以上，採用時請將後段解密與估算濃縮。</w:t>
+              <w:t>本節是收網的一節，不開新戰場；接力與「故障診斷任務」二選一，完整接力含說明實需</w:t>
+            </w:r>
+            <w:r>
+              <w:rPr>
+                <w:sz w:val="20"/>
+                <w:szCs w:val="20"/>
+              </w:rPr>
+              <w:t xml:space="preserve"> 20 </w:t>
+            </w:r>
+            <w:r>
+              <w:rPr>
+                <w:sz w:val="20"/>
+                <w:szCs w:val="20"/>
+              </w:rPr>
+              <w:t>分鐘以上，採用時請將後段解密與估算濃縮。</w:t>
             </w:r>
           </w:p>
         </w:tc>
       </w:tr>
       <w:tr>
-        <w:tblPrEx>
-          <w:tblCellMar>
-            <w:top w:w="0" w:type="dxa"/>
-            <w:bottom w:w="0" w:type="dxa"/>
-          </w:tblCellMar>
-        </w:tblPrEx>
         <w:tc>
           <w:tcPr>
             <w:tcW w:w="988" w:type="dxa"/>
@@ -9908,12 +13945,6 @@
         </w:tc>
       </w:tr>
       <w:tr>
-        <w:tblPrEx>
-          <w:tblCellMar>
-            <w:top w:w="0" w:type="dxa"/>
-            <w:bottom w:w="0" w:type="dxa"/>
-          </w:tblCellMar>
-        </w:tblPrEx>
         <w:tc>
           <w:tcPr>
             <w:tcW w:w="988" w:type="dxa"/>
@@ -9959,13 +13990,290 @@
                 <w:sz w:val="20"/>
                 <w:szCs w:val="20"/>
               </w:rPr>
-              <w:t xml:space="preserve">1. 傳圖接力：每組 5 人各守一站：①相機手逐格記亮度數字（0～3）→②壓縮師逐列改寫成「代號×數量」（壓縮的對象是亮度數字，與第四節相同）→③編碼員把每段翻成 0／1 訊號（每段 4 個訊號；某列未變短時標記「原樣直傳」）→④傳訊員抄送鄰組→⑤鄰組還原員解開、塗回影像比對，一格不差即成功。各站完成產出後隨影像移往下一站擔任副手，全組逐站前進。</w:t>
+              <w:t xml:space="preserve">1. </w:t>
+            </w:r>
+            <w:r>
+              <w:rPr>
+                <w:sz w:val="20"/>
+                <w:szCs w:val="20"/>
+              </w:rPr>
+              <w:t>傳圖接力：每組</w:t>
+            </w:r>
+            <w:r>
+              <w:rPr>
+                <w:sz w:val="20"/>
+                <w:szCs w:val="20"/>
+              </w:rPr>
+              <w:t xml:space="preserve"> 5 </w:t>
+            </w:r>
+            <w:r>
+              <w:rPr>
+                <w:sz w:val="20"/>
+                <w:szCs w:val="20"/>
+              </w:rPr>
+              <w:t>人各守一站：</w:t>
+            </w:r>
+            <w:r>
+              <w:rPr>
+                <w:sz w:val="20"/>
+                <w:szCs w:val="20"/>
+              </w:rPr>
+              <w:t>①</w:t>
+            </w:r>
+            <w:r>
+              <w:rPr>
+                <w:sz w:val="20"/>
+                <w:szCs w:val="20"/>
+              </w:rPr>
+              <w:t>相機手逐格記亮度數字（</w:t>
+            </w:r>
+            <w:r>
+              <w:rPr>
+                <w:sz w:val="20"/>
+                <w:szCs w:val="20"/>
+              </w:rPr>
+              <w:t>0</w:t>
+            </w:r>
+            <w:r>
+              <w:rPr>
+                <w:sz w:val="20"/>
+                <w:szCs w:val="20"/>
+              </w:rPr>
+              <w:t>～</w:t>
+            </w:r>
+            <w:r>
+              <w:rPr>
+                <w:sz w:val="20"/>
+                <w:szCs w:val="20"/>
+              </w:rPr>
+              <w:t>3</w:t>
+            </w:r>
+            <w:r>
+              <w:rPr>
+                <w:sz w:val="20"/>
+                <w:szCs w:val="20"/>
+              </w:rPr>
+              <w:t>）</w:t>
+            </w:r>
+            <w:r>
+              <w:rPr>
+                <w:sz w:val="20"/>
+                <w:szCs w:val="20"/>
+              </w:rPr>
+              <w:t>→②</w:t>
+            </w:r>
+            <w:r>
+              <w:rPr>
+                <w:sz w:val="20"/>
+                <w:szCs w:val="20"/>
+              </w:rPr>
+              <w:t>壓縮師逐列改寫成「代號</w:t>
+            </w:r>
+            <w:r>
+              <w:rPr>
+                <w:sz w:val="20"/>
+                <w:szCs w:val="20"/>
+              </w:rPr>
+              <w:t>×</w:t>
+            </w:r>
+            <w:r>
+              <w:rPr>
+                <w:sz w:val="20"/>
+                <w:szCs w:val="20"/>
+              </w:rPr>
+              <w:t>數量」（壓縮的對象是亮度數字，與第四節相同）</w:t>
+            </w:r>
+            <w:r>
+              <w:rPr>
+                <w:sz w:val="20"/>
+                <w:szCs w:val="20"/>
+              </w:rPr>
+              <w:t>→③</w:t>
+            </w:r>
+            <w:r>
+              <w:rPr>
+                <w:sz w:val="20"/>
+                <w:szCs w:val="20"/>
+              </w:rPr>
+              <w:t>編碼員把每段翻成</w:t>
+            </w:r>
+            <w:r>
+              <w:rPr>
+                <w:sz w:val="20"/>
+                <w:szCs w:val="20"/>
+              </w:rPr>
+              <w:t xml:space="preserve"> 0</w:t>
+            </w:r>
+            <w:r>
+              <w:rPr>
+                <w:sz w:val="20"/>
+                <w:szCs w:val="20"/>
+              </w:rPr>
+              <w:t>／</w:t>
+            </w:r>
+            <w:r>
+              <w:rPr>
+                <w:sz w:val="20"/>
+                <w:szCs w:val="20"/>
+              </w:rPr>
+              <w:t xml:space="preserve">1 </w:t>
+            </w:r>
+            <w:r>
+              <w:rPr>
+                <w:sz w:val="20"/>
+                <w:szCs w:val="20"/>
+              </w:rPr>
+              <w:t>訊號（每段</w:t>
+            </w:r>
+            <w:r>
+              <w:rPr>
+                <w:sz w:val="20"/>
+                <w:szCs w:val="20"/>
+              </w:rPr>
+              <w:t xml:space="preserve"> 4 </w:t>
+            </w:r>
+            <w:r>
+              <w:rPr>
+                <w:sz w:val="20"/>
+                <w:szCs w:val="20"/>
+              </w:rPr>
+              <w:t>個訊號；某列未變短時標記「原樣直傳」）</w:t>
+            </w:r>
+            <w:r>
+              <w:rPr>
+                <w:sz w:val="20"/>
+                <w:szCs w:val="20"/>
+              </w:rPr>
+              <w:t>→④</w:t>
+            </w:r>
+            <w:r>
+              <w:rPr>
+                <w:sz w:val="20"/>
+                <w:szCs w:val="20"/>
+              </w:rPr>
+              <w:t>傳訊員抄送鄰組</w:t>
+            </w:r>
+            <w:r>
+              <w:rPr>
+                <w:sz w:val="20"/>
+                <w:szCs w:val="20"/>
+              </w:rPr>
+              <w:t>→⑤</w:t>
+            </w:r>
+            <w:r>
+              <w:rPr>
+                <w:sz w:val="20"/>
+                <w:szCs w:val="20"/>
+              </w:rPr>
+              <w:t>鄰組還原員解開、塗回影像比對，一格不差即成功。各站完成產出後隨影像移往下一站擔任副手，全組逐站前進。</w:t>
+            </w:r>
+            <w:r>
+              <w:rPr>
+                <w:sz w:val="20"/>
+                <w:szCs w:val="20"/>
+              </w:rPr>
               <w:br/>
-              <w:t xml:space="preserve">2. 真相解密：出示真實照片：它是一條一條「掃描帶」拼出來的，和你們剛剛演練的流程一模一樣；沿第三節推出的倍增規律數到 6 位元＝64 階。</w:t>
+              <w:t xml:space="preserve">2. </w:t>
+            </w:r>
+            <w:r>
+              <w:rPr>
+                <w:sz w:val="20"/>
+                <w:szCs w:val="20"/>
+              </w:rPr>
+              <w:t>真相解密：出示真實照片：它是一條一條「掃描帶」拼出來的，和你們剛剛演練的流程一模一樣；沿第三節推出的倍增規律數到</w:t>
+            </w:r>
+            <w:r>
+              <w:rPr>
+                <w:sz w:val="20"/>
+                <w:szCs w:val="20"/>
+              </w:rPr>
+              <w:t xml:space="preserve"> 6 </w:t>
+            </w:r>
+            <w:r>
+              <w:rPr>
+                <w:sz w:val="20"/>
+                <w:szCs w:val="20"/>
+              </w:rPr>
+              <w:t>位元＝</w:t>
+            </w:r>
+            <w:r>
+              <w:rPr>
+                <w:sz w:val="20"/>
+                <w:szCs w:val="20"/>
+              </w:rPr>
+              <w:t xml:space="preserve">64 </w:t>
+            </w:r>
+            <w:r>
+              <w:rPr>
+                <w:sz w:val="20"/>
+                <w:szCs w:val="20"/>
+              </w:rPr>
+              <w:t>階。</w:t>
+            </w:r>
+            <w:r>
+              <w:rPr>
+                <w:sz w:val="20"/>
+                <w:szCs w:val="20"/>
+              </w:rPr>
               <w:br/>
-              <w:t xml:space="preserve">3. 資料量估算：真實照片超過 500 萬個訊號，以直傳每秒約 </w:t>
+              <w:t xml:space="preserve">3. </w:t>
+            </w:r>
+            <w:r>
+              <w:rPr>
+                <w:sz w:val="20"/>
+                <w:szCs w:val="20"/>
+              </w:rPr>
+              <w:t>資料量估算：真實照片超過</w:t>
+            </w:r>
+            <w:r>
+              <w:rPr>
+                <w:sz w:val="20"/>
+                <w:szCs w:val="20"/>
+              </w:rPr>
+              <w:t xml:space="preserve"> 500 </w:t>
+            </w:r>
+            <w:r>
+              <w:rPr>
+                <w:sz w:val="20"/>
+                <w:szCs w:val="20"/>
+              </w:rPr>
+              <w:t>萬個訊號，以直傳每秒約</w:t>
+            </w:r>
+            <w:r>
+              <w:rPr>
+                <w:sz w:val="20"/>
+                <w:szCs w:val="20"/>
+              </w:rPr>
+              <w:t xml:space="preserve"> </w:t>
+            </w:r>
+            <w:r>
+              <w:rPr>
+                <w:sz w:val="20"/>
+                <w:szCs w:val="20"/>
+              </w:rPr>
               <w:lastRenderedPageBreak/>
-              <w:t xml:space="preserve">250 個訊號計，要傳五個多小時；你們五個人幾分鐘跑完 4×4，你的手機不到一秒，但站數一模一樣。</w:t>
+              <w:t xml:space="preserve">250 </w:t>
+            </w:r>
+            <w:r>
+              <w:rPr>
+                <w:sz w:val="20"/>
+                <w:szCs w:val="20"/>
+              </w:rPr>
+              <w:t>個訊號計，要傳五個多小時；你們五個人幾分鐘跑完</w:t>
+            </w:r>
+            <w:r>
+              <w:rPr>
+                <w:sz w:val="20"/>
+                <w:szCs w:val="20"/>
+              </w:rPr>
+              <w:t xml:space="preserve"> 4×4</w:t>
+            </w:r>
+            <w:r>
+              <w:rPr>
+                <w:sz w:val="20"/>
+                <w:szCs w:val="20"/>
+              </w:rPr>
+              <w:t>，你的手機不到一秒，但站數一模一樣。</w:t>
             </w:r>
           </w:p>
         </w:tc>
@@ -9990,18 +14298,26 @@
                 <w:szCs w:val="20"/>
               </w:rPr>
               <w:lastRenderedPageBreak/>
-              <w:t xml:space="preserve">替代方案：時間或秩序考量時，改用「故障診斷任務」（發給各組出錯的傳圖案例，診斷哪一站出錯並說明理由）。可當場投影一張手機實拍照片的檔案資訊（解析度與 MB 數）作為現代橋接。</w:t>
+              <w:t>替代方案：時間或秩序考量時，改用「故障診斷任務」（發給各組出錯的傳圖案例，診斷哪一站出錯並說明理由）。可當場投影一張手機實拍照片的檔案資訊（解析度與</w:t>
+            </w:r>
+            <w:r>
+              <w:rPr>
+                <w:sz w:val="20"/>
+                <w:szCs w:val="20"/>
+              </w:rPr>
+              <w:t xml:space="preserve"> MB </w:t>
+            </w:r>
+            <w:r>
+              <w:rPr>
+                <w:sz w:val="20"/>
+                <w:szCs w:val="20"/>
+              </w:rPr>
+              <w:t>數）作為現代橋接。</w:t>
             </w:r>
           </w:p>
         </w:tc>
       </w:tr>
       <w:tr>
-        <w:tblPrEx>
-          <w:tblCellMar>
-            <w:top w:w="0" w:type="dxa"/>
-            <w:bottom w:w="0" w:type="dxa"/>
-          </w:tblCellMar>
-        </w:tblPrEx>
         <w:tc>
           <w:tcPr>
             <w:tcW w:w="988" w:type="dxa"/>
@@ -10048,12 +14364,12 @@
                 <w:sz w:val="20"/>
                 <w:szCs w:val="20"/>
               </w:rPr>
-              <w:t xml:space="preserve">課末每人抽站作答：「抽到的那一站負責什麼？沒有它會怎樣？」接力紀錄單附組內互評欄（C2 合作互評證據）。課程總結：1976 年維京一號與今天的手機拍照傳圖，是同一套資訊原理：表示、編碼、壓縮、取捨。</w:t>
-            </w:r>
-          </w:p>
-          <w:p>
-            <w:pPr>
-              <w:spacing w:before="120" w:after="40" w:line="300" w:lineRule="auto"/>
+              <w:t>生活連結：傳「我的照片」要幾天？以課前記下的照片解析度（如 4000×3000＝約 1,200 萬像素）代入：每格 6 位元約 7,200 萬個訊號，以每秒 250 個訊號直傳約 288,000 秒——超過 3 天 3 夜（彩色 24 位元要 13 天以上），而手機一秒就傳完。課末每人抽站作答：「抽到的那一站負責什麼？沒有它會怎樣？」接力紀錄單附組內互評欄（C2 合作互評證據）。課程總結：1976 年維京一號與今天的手機拍照傳圖，是同一套資訊原理：表示、編碼、壓縮、取捨。</w:t>
+            </w:r>
+          </w:p>
+          <w:p>
+            <w:pPr>
+              <w:spacing w:before="40" w:after="40" w:line="300" w:lineRule="auto"/>
             </w:pPr>
             <w:r>
               <w:rPr>
@@ -10061,6 +14377,17 @@
                 <w:szCs w:val="20"/>
               </w:rPr>
               <w:t>【評量】轉化學習表現與學習內容之學習目標，訂出素養導向教學評量表。</w:t>
+            </w:r>
+          </w:p>
+          <w:p>
+            <w:pPr>
+              <w:spacing w:before="40" w:after="40" w:line="300" w:lineRule="auto"/>
+            </w:pPr>
+            <w:r>
+              <w:rPr>
+                <w:sz w:val="20"/>
+                <w:szCs w:val="20"/>
+              </w:rPr>
             </w:r>
           </w:p>
           <w:tbl>
@@ -10089,12 +14416,6 @@
               <w:gridCol w:w="700"/>
             </w:tblGrid>
             <w:tr>
-              <w:tblPrEx>
-                <w:tblCellMar>
-                  <w:top w:w="0" w:type="dxa"/>
-                  <w:bottom w:w="0" w:type="dxa"/>
-                </w:tblCellMar>
-              </w:tblPrEx>
               <w:tc>
                 <w:tcPr>
                   <w:tcW w:w="1700" w:type="dxa"/>
@@ -10265,12 +14586,6 @@
               </w:tc>
             </w:tr>
             <w:tr>
-              <w:tblPrEx>
-                <w:tblCellMar>
-                  <w:top w:w="0" w:type="dxa"/>
-                  <w:bottom w:w="0" w:type="dxa"/>
-                </w:tblCellMar>
-              </w:tblPrEx>
               <w:tc>
                 <w:tcPr>
                   <w:tcW w:w="1700" w:type="dxa"/>
@@ -10292,7 +14607,35 @@
                       <w:sz w:val="18"/>
                       <w:szCs w:val="18"/>
                     </w:rPr>
-                    <w:t xml:space="preserve">能與組員分站完成影像從記錄、壓縮、編碼、傳送到還原的完整旅程，並說明維京一號 6 位元 64 階的原理與真實照片的資料量。</w:t>
+                    <w:t>能與組員分站完成影像從記錄、壓縮、編碼、傳送到還原的完整旅程，並說明維京一號</w:t>
+                  </w:r>
+                  <w:r>
+                    <w:rPr>
+                      <w:sz w:val="18"/>
+                      <w:szCs w:val="18"/>
+                    </w:rPr>
+                    <w:t xml:space="preserve"> 6 </w:t>
+                  </w:r>
+                  <w:r>
+                    <w:rPr>
+                      <w:sz w:val="18"/>
+                      <w:szCs w:val="18"/>
+                    </w:rPr>
+                    <w:t>位元</w:t>
+                  </w:r>
+                  <w:r>
+                    <w:rPr>
+                      <w:sz w:val="18"/>
+                      <w:szCs w:val="18"/>
+                    </w:rPr>
+                    <w:t xml:space="preserve"> 64 </w:t>
+                  </w:r>
+                  <w:r>
+                    <w:rPr>
+                      <w:sz w:val="18"/>
+                      <w:szCs w:val="18"/>
+                    </w:rPr>
+                    <w:t>階的原理與真實照片的資料量。</w:t>
                   </w:r>
                 </w:p>
               </w:tc>
@@ -10316,7 +14659,35 @@
                       <w:sz w:val="18"/>
                       <w:szCs w:val="18"/>
                     </w:rPr>
-                    <w:t xml:space="preserve">接力演練一次成功（一格不差），能自行沿倍增規律推出 6 位元＝64 階、正確估算訊號量與傳輸時間（量級正確），並清楚說出自己一站在旅程中的功能與必要性。</w:t>
+                    <w:t>接力演練一次成功（一格不差），能自行沿倍增規律推出</w:t>
+                  </w:r>
+                  <w:r>
+                    <w:rPr>
+                      <w:sz w:val="18"/>
+                      <w:szCs w:val="18"/>
+                    </w:rPr>
+                    <w:t xml:space="preserve"> 6 </w:t>
+                  </w:r>
+                  <w:r>
+                    <w:rPr>
+                      <w:sz w:val="18"/>
+                      <w:szCs w:val="18"/>
+                    </w:rPr>
+                    <w:t>位元＝</w:t>
+                  </w:r>
+                  <w:r>
+                    <w:rPr>
+                      <w:sz w:val="18"/>
+                      <w:szCs w:val="18"/>
+                    </w:rPr>
+                    <w:t xml:space="preserve">64 </w:t>
+                  </w:r>
+                  <w:r>
+                    <w:rPr>
+                      <w:sz w:val="18"/>
+                      <w:szCs w:val="18"/>
+                    </w:rPr>
+                    <w:t>階、正確估算訊號量與傳輸時間（量級正確），並清楚說出自己一站在旅程中的功能與必要性。</w:t>
                   </w:r>
                 </w:p>
               </w:tc>
@@ -10340,7 +14711,35 @@
                       <w:sz w:val="18"/>
                       <w:szCs w:val="18"/>
                     </w:rPr>
-                    <w:t xml:space="preserve">接力演練能在少量提示下完成，能說出 6 位元 64 階與倍增規律，在提示下完成資料量估算。</w:t>
+                    <w:t>接力演練能在少量提示下完成，能說出</w:t>
+                  </w:r>
+                  <w:r>
+                    <w:rPr>
+                      <w:sz w:val="18"/>
+                      <w:szCs w:val="18"/>
+                    </w:rPr>
+                    <w:t xml:space="preserve"> 6 </w:t>
+                  </w:r>
+                  <w:r>
+                    <w:rPr>
+                      <w:sz w:val="18"/>
+                      <w:szCs w:val="18"/>
+                    </w:rPr>
+                    <w:t>位元</w:t>
+                  </w:r>
+                  <w:r>
+                    <w:rPr>
+                      <w:sz w:val="18"/>
+                      <w:szCs w:val="18"/>
+                    </w:rPr>
+                    <w:t xml:space="preserve"> 64 </w:t>
+                  </w:r>
+                  <w:r>
+                    <w:rPr>
+                      <w:sz w:val="18"/>
+                      <w:szCs w:val="18"/>
+                    </w:rPr>
+                    <w:t>階與倍增規律，在提示下完成資料量估算。</w:t>
                   </w:r>
                 </w:p>
               </w:tc>
@@ -10413,17 +14812,26 @@
                       <w:sz w:val="18"/>
                       <w:szCs w:val="18"/>
                     </w:rPr>
-                    <w:t xml:space="preserve">未達 D 級。</w:t>
+                    <w:t>未達</w:t>
+                  </w:r>
+                  <w:r>
+                    <w:rPr>
+                      <w:sz w:val="18"/>
+                      <w:szCs w:val="18"/>
+                    </w:rPr>
+                    <w:t xml:space="preserve"> D </w:t>
+                  </w:r>
+                  <w:r>
+                    <w:rPr>
+                      <w:sz w:val="18"/>
+                      <w:szCs w:val="18"/>
+                    </w:rPr>
+                    <w:t>級。</w:t>
                   </w:r>
                 </w:p>
               </w:tc>
             </w:tr>
           </w:tbl>
-          <w:p>
-            <w:pPr>
-              <w:spacing w:line="300" w:lineRule="auto"/>
-            </w:pPr>
-          </w:p>
         </w:tc>
       </w:tr>
     </w:tbl>
@@ -10468,12 +14876,6 @@
         <w:gridCol w:w="8440"/>
       </w:tblGrid>
       <w:tr>
-        <w:tblPrEx>
-          <w:tblCellMar>
-            <w:top w:w="0" w:type="dxa"/>
-            <w:bottom w:w="0" w:type="dxa"/>
-          </w:tblCellMar>
-        </w:tblPrEx>
         <w:tc>
           <w:tcPr>
             <w:tcW w:w="0" w:type="auto"/>
@@ -10505,12 +14907,6 @@
         </w:tc>
       </w:tr>
       <w:tr>
-        <w:tblPrEx>
-          <w:tblCellMar>
-            <w:top w:w="0" w:type="dxa"/>
-            <w:bottom w:w="0" w:type="dxa"/>
-          </w:tblCellMar>
-        </w:tblPrEx>
         <w:tc>
           <w:tcPr>
             <w:tcW w:w="1200" w:type="dxa"/>
@@ -10557,30 +14953,299 @@
                 <w:sz w:val="20"/>
                 <w:szCs w:val="20"/>
               </w:rPr>
-              <w:t xml:space="preserve">1.【歷史敘事貫穿】五節課的任務廣播依 1976 年維京任務的真實時間軸推進（登陸拍照→回傳→灰階深淺→太陽合前的頻寬告急→通訊恢復後的真相解密），建議教師以「任務控制中心廣播」口吻開場並延續；概念一律先操作、發現、討論，再收斂命名（像素、二進位、協定、灰階、位元、遊程編碼）。</w:t>
+              <w:t>1.</w:t>
+            </w:r>
+            <w:r>
+              <w:rPr>
+                <w:sz w:val="20"/>
+                <w:szCs w:val="20"/>
+              </w:rPr>
+              <w:t>【歷史敘事貫穿】五節課的任務廣播依</w:t>
+            </w:r>
+            <w:r>
+              <w:rPr>
+                <w:sz w:val="20"/>
+                <w:szCs w:val="20"/>
+              </w:rPr>
+              <w:t xml:space="preserve"> 1976 </w:t>
+            </w:r>
+            <w:r>
+              <w:rPr>
+                <w:sz w:val="20"/>
+                <w:szCs w:val="20"/>
+              </w:rPr>
+              <w:t>年維京任務的真實時間軸推進（登陸拍照</w:t>
+            </w:r>
+            <w:r>
+              <w:rPr>
+                <w:sz w:val="20"/>
+                <w:szCs w:val="20"/>
+              </w:rPr>
+              <w:t>→</w:t>
+            </w:r>
+            <w:r>
+              <w:rPr>
+                <w:sz w:val="20"/>
+                <w:szCs w:val="20"/>
+              </w:rPr>
+              <w:t>回傳</w:t>
+            </w:r>
+            <w:r>
+              <w:rPr>
+                <w:sz w:val="20"/>
+                <w:szCs w:val="20"/>
+              </w:rPr>
+              <w:t>→</w:t>
+            </w:r>
+            <w:r>
+              <w:rPr>
+                <w:sz w:val="20"/>
+                <w:szCs w:val="20"/>
+              </w:rPr>
+              <w:t>灰階深淺</w:t>
+            </w:r>
+            <w:r>
+              <w:rPr>
+                <w:sz w:val="20"/>
+                <w:szCs w:val="20"/>
+              </w:rPr>
+              <w:t>→</w:t>
+            </w:r>
+            <w:r>
+              <w:rPr>
+                <w:sz w:val="20"/>
+                <w:szCs w:val="20"/>
+              </w:rPr>
+              <w:t>太陽合前的頻寬告急</w:t>
+            </w:r>
+            <w:r>
+              <w:rPr>
+                <w:sz w:val="20"/>
+                <w:szCs w:val="20"/>
+              </w:rPr>
+              <w:t>→</w:t>
+            </w:r>
+            <w:r>
+              <w:rPr>
+                <w:sz w:val="20"/>
+                <w:szCs w:val="20"/>
+              </w:rPr>
+              <w:t>通訊恢復後的真相解密），建議教師以「任務控制中心廣播」口吻開場並延續；概念一律先操作、發現、討論，再收斂命名（像素、二進位、協定、灰階、位元、遊程編碼）。</w:t>
+            </w:r>
+            <w:r>
+              <w:rPr>
+                <w:sz w:val="20"/>
+                <w:szCs w:val="20"/>
+              </w:rPr>
               <w:br/>
-              <w:t xml:space="preserve">2.【素材連貫】第一節的 8×8 紀錄卡即第二節要回傳的「照片」、第四節壓縮沿用同批影像，讓「同一張照片」貫穿任務；學生作品一律影印留底，教師另備標準保底卡，避免跨節素材遺失造成連鎖中斷。</w:t>
+              <w:t>2.</w:t>
+            </w:r>
+            <w:r>
+              <w:rPr>
+                <w:sz w:val="20"/>
+                <w:szCs w:val="20"/>
+              </w:rPr>
+              <w:t>【素材連貫】第一節的</w:t>
+            </w:r>
+            <w:r>
+              <w:rPr>
+                <w:sz w:val="20"/>
+                <w:szCs w:val="20"/>
+              </w:rPr>
+              <w:t xml:space="preserve"> 8×8 </w:t>
+            </w:r>
+            <w:r>
+              <w:rPr>
+                <w:sz w:val="20"/>
+                <w:szCs w:val="20"/>
+              </w:rPr>
+              <w:t>紀錄卡即第二節要回傳的「照片」、第四節壓縮沿用同批影像，讓「同一張照片」貫穿任務；學生作品一律影印留底，教師另備標準保底卡，避免跨節素材遺失造成連鎖中斷。</w:t>
+            </w:r>
+            <w:r>
+              <w:rPr>
+                <w:sz w:val="20"/>
+                <w:szCs w:val="20"/>
+              </w:rPr>
               <w:br/>
-              <w:t>3.【第二節成敗關鍵】兩階段順序不可顛倒（教師完美節拍先建立技能，學生分組才不會亂）；遮光為必要條件，教室過亮是本節最大的失敗因子；漏拍、錯位、反光干擾都是最珍貴的討論素材，先讓事故發生，再幫它命名。</w:t>
+              <w:t>3.</w:t>
+            </w:r>
+            <w:r>
+              <w:rPr>
+                <w:sz w:val="20"/>
+                <w:szCs w:val="20"/>
+              </w:rPr>
+              <w:t>【第二節成敗關鍵】兩階段順序不可顛倒（教師完美節拍先建立技能，學生分組才不會亂）；遮光為必要條件，教室過亮是本節最大的失敗因子；漏拍、錯位、反光干擾都是最珍貴的討論素材，先讓事故發生，再幫它命名。</w:t>
+            </w:r>
+            <w:r>
+              <w:rPr>
+                <w:sz w:val="20"/>
+                <w:szCs w:val="20"/>
+              </w:rPr>
               <w:br/>
-              <w:t>4.【評量設計】第五節傳圖接力即全課程總結性評量，五站對應五節課的概念、互為上下游；個人等級以該站產出＋課末抽站口頭反思評定，不與小組成敗連動，避免小組成功掩蓋個人未達標。</w:t>
+              <w:t>4.</w:t>
+            </w:r>
+            <w:r>
+              <w:rPr>
+                <w:sz w:val="20"/>
+                <w:szCs w:val="20"/>
+              </w:rPr>
+              <w:t>【評量設計】第五節傳圖接力即全課程總結性評量，五站對應五節課的概念、互為上下游；個人等級以該站產出＋課末抽站口頭反思評定，不與小組成敗連動，避免小組成功掩蓋個人未達標。</w:t>
+            </w:r>
+            <w:r>
+              <w:rPr>
+                <w:sz w:val="20"/>
+                <w:szCs w:val="20"/>
+              </w:rPr>
               <w:br/>
-              <w:t xml:space="preserve">5.【史實數字】以「約」表述量級即可：登陸日地球與火星距離約 3.4 億公里、單程光行時間約 19 分鐘；「每秒約 250 個訊號」為登陸器直傳地球之低速通道量級，維京實務多數影像另經軌道器以較高速率中繼回傳，課堂為凸顯頻寬限制以直傳情境簡化。</w:t>
+              <w:t>5.</w:t>
+            </w:r>
+            <w:r>
+              <w:rPr>
+                <w:sz w:val="20"/>
+                <w:szCs w:val="20"/>
+              </w:rPr>
+              <w:t>【史實數字】以「約」表述量級即可：登陸日地球與火星距離約</w:t>
+            </w:r>
+            <w:r>
+              <w:rPr>
+                <w:sz w:val="20"/>
+                <w:szCs w:val="20"/>
+              </w:rPr>
+              <w:t xml:space="preserve"> 3.4 </w:t>
+            </w:r>
+            <w:r>
+              <w:rPr>
+                <w:sz w:val="20"/>
+                <w:szCs w:val="20"/>
+              </w:rPr>
+              <w:t>億公里、單程光行時間約</w:t>
+            </w:r>
+            <w:r>
+              <w:rPr>
+                <w:sz w:val="20"/>
+                <w:szCs w:val="20"/>
+              </w:rPr>
+              <w:t xml:space="preserve"> 19 </w:t>
+            </w:r>
+            <w:r>
+              <w:rPr>
+                <w:sz w:val="20"/>
+                <w:szCs w:val="20"/>
+              </w:rPr>
+              <w:t>分鐘；「每秒約</w:t>
+            </w:r>
+            <w:r>
+              <w:rPr>
+                <w:sz w:val="20"/>
+                <w:szCs w:val="20"/>
+              </w:rPr>
+              <w:t xml:space="preserve"> 250 </w:t>
+            </w:r>
+            <w:r>
+              <w:rPr>
+                <w:sz w:val="20"/>
+                <w:szCs w:val="20"/>
+              </w:rPr>
+              <w:t>個訊號」為登陸器直傳地球之低速通道量級，維京實務多數影像另經軌道器以較高速率中繼回傳，課堂為凸顯頻寬限制以直傳情境簡化。</w:t>
+            </w:r>
+            <w:r>
+              <w:rPr>
+                <w:sz w:val="20"/>
+                <w:szCs w:val="20"/>
+              </w:rPr>
               <w:br/>
-              <w:t xml:space="preserve">6.【進階變化】教師熟練後，第二節第二輪可只給最小協定（僅 0／1 代號約定），讓各組實測錯誤率後自行增修協定再傳第二張，把工程設計的「測試、迭代」做成真的。</w:t>
+              <w:t>6.</w:t>
+            </w:r>
+            <w:r>
+              <w:rPr>
+                <w:sz w:val="20"/>
+                <w:szCs w:val="20"/>
+              </w:rPr>
+              <w:t>【進階變化】教師熟練後，第二節第二輪可只給最小協定（僅</w:t>
+            </w:r>
+            <w:r>
+              <w:rPr>
+                <w:sz w:val="20"/>
+                <w:szCs w:val="20"/>
+              </w:rPr>
+              <w:t xml:space="preserve"> 0</w:t>
+            </w:r>
+            <w:r>
+              <w:rPr>
+                <w:sz w:val="20"/>
+                <w:szCs w:val="20"/>
+              </w:rPr>
+              <w:t>／</w:t>
+            </w:r>
+            <w:r>
+              <w:rPr>
+                <w:sz w:val="20"/>
+                <w:szCs w:val="20"/>
+              </w:rPr>
+              <w:t xml:space="preserve">1 </w:t>
+            </w:r>
+            <w:r>
+              <w:rPr>
+                <w:sz w:val="20"/>
+                <w:szCs w:val="20"/>
+              </w:rPr>
+              <w:t>代號約定），讓各組實測錯誤率後自行增修協定再傳第二張，把工程設計的「測試、迭代」做成真的。</w:t>
+            </w:r>
+            <w:r>
+              <w:rPr>
+                <w:sz w:val="20"/>
+                <w:szCs w:val="20"/>
+              </w:rPr>
               <w:br/>
-              <w:t xml:space="preserve">7.【評量檢核】本課程之評量檢核採素養導向而非僅檢核單一能力：以三個檢核點隨堂實施，技能檢核（單元一之自選解析度掃描紀錄卡，檢視解析度選擇理由、逐格忠實記錄與特徵可辨認）、邏輯檢核（單元三之灰階編碼單與單元四之遊程壓縮紀錄單，檢核編碼、解碼與壓縮還原的正確率）、素養反思（單元五之傳圖接力紀錄單與課末抽站口頭反思，檢視概念統整與口語表達）。每單元均依【素養導向評量檢核表】之 A～E 五等級規準評定，規準以可觀察行為描述，避免空泛用語；評量結果對應回學習表現與學習內容，教師可據以檢視教學目標達成狀況。課程實施前後，並得依學生實際評分表現調整評量指引（例如將學生普遍混淆之處增列入規準描述），讓教學目標與評分指引更明確，形成「教學、評量、修正」的循環。</w:t>
+              <w:t>7.</w:t>
+            </w:r>
+            <w:r>
+              <w:rPr>
+                <w:sz w:val="20"/>
+                <w:szCs w:val="20"/>
+              </w:rPr>
+              <w:t>【評量檢核】本課程之評量檢核採素養導向而非僅檢核單一能力：以三個檢核點隨堂實施，技能檢核（單元一之自選解析度掃描紀錄卡，檢視解析度選擇理由、逐格忠實記錄與特徵可辨認）、邏輯檢核（單元三之灰階編碼單與單元四之遊程壓縮紀錄單，檢核編碼、解碼與壓縮還</w:t>
+            </w:r>
+            <w:r>
+              <w:rPr>
+                <w:sz w:val="20"/>
+                <w:szCs w:val="20"/>
+              </w:rPr>
+              <w:lastRenderedPageBreak/>
+              <w:t>原的正確率）、素養反思（單元五之傳圖接力紀錄單與課末抽站口頭反思，檢視概念統整與口語表達）。每單元均依【素養導向評量檢核表】之</w:t>
+            </w:r>
+            <w:r>
+              <w:rPr>
+                <w:sz w:val="20"/>
+                <w:szCs w:val="20"/>
+              </w:rPr>
+              <w:t xml:space="preserve"> A</w:t>
+            </w:r>
+            <w:r>
+              <w:rPr>
+                <w:sz w:val="20"/>
+                <w:szCs w:val="20"/>
+              </w:rPr>
+              <w:t>～</w:t>
+            </w:r>
+            <w:r>
+              <w:rPr>
+                <w:sz w:val="20"/>
+                <w:szCs w:val="20"/>
+              </w:rPr>
+              <w:t xml:space="preserve">E </w:t>
+            </w:r>
+            <w:r>
+              <w:rPr>
+                <w:sz w:val="20"/>
+                <w:szCs w:val="20"/>
+              </w:rPr>
+              <w:t>五等級規準評定，規準以可觀察行為描述，避免空泛用語；評量結果對應回學習表現與學習內容，教師可據以檢視教學目標達成狀況。課程實施前後，並得依學生實際評分表現調整評量指引（例如將學生普遍混淆之處增列入規準描述），讓教學目標與評分指引更明確，形成「教學、評量、修正」的循環。</w:t>
             </w:r>
           </w:p>
         </w:tc>
       </w:tr>
       <w:tr>
-        <w:tblPrEx>
-          <w:tblCellMar>
-            <w:top w:w="0" w:type="dxa"/>
-            <w:bottom w:w="0" w:type="dxa"/>
-          </w:tblCellMar>
-        </w:tblPrEx>
         <w:tc>
           <w:tcPr>
             <w:tcW w:w="1200" w:type="dxa"/>
@@ -10603,6 +15268,7 @@
                 <w:b/>
                 <w:bCs/>
               </w:rPr>
+              <w:lastRenderedPageBreak/>
               <w:t>參考資料</w:t>
             </w:r>
           </w:p>
@@ -10627,21 +15293,188 @@
                 <w:sz w:val="20"/>
                 <w:szCs w:val="20"/>
               </w:rPr>
-              <w:t xml:space="preserve">1. 教育部（2014）。十二年國民基本教育課程綱要總綱。</w:t>
+              <w:t xml:space="preserve">1. </w:t>
+            </w:r>
+            <w:r>
+              <w:rPr>
+                <w:sz w:val="20"/>
+                <w:szCs w:val="20"/>
+              </w:rPr>
+              <w:t>教育部（</w:t>
+            </w:r>
+            <w:r>
+              <w:rPr>
+                <w:sz w:val="20"/>
+                <w:szCs w:val="20"/>
+              </w:rPr>
+              <w:t>2014</w:t>
+            </w:r>
+            <w:r>
+              <w:rPr>
+                <w:sz w:val="20"/>
+                <w:szCs w:val="20"/>
+              </w:rPr>
+              <w:t>）。十二年國民基本教育課程綱要總綱。</w:t>
+            </w:r>
+            <w:r>
+              <w:rPr>
+                <w:sz w:val="20"/>
+                <w:szCs w:val="20"/>
+              </w:rPr>
               <w:br/>
-              <w:t xml:space="preserve">2. 國家教育研究院（2020）。國民小學科技教育及資訊教育課程發展參考說明。</w:t>
+              <w:t xml:space="preserve">2. </w:t>
+            </w:r>
+            <w:r>
+              <w:rPr>
+                <w:sz w:val="20"/>
+                <w:szCs w:val="20"/>
+              </w:rPr>
+              <w:t>國家教育研究院（</w:t>
+            </w:r>
+            <w:r>
+              <w:rPr>
+                <w:sz w:val="20"/>
+                <w:szCs w:val="20"/>
+              </w:rPr>
+              <w:t>2020</w:t>
+            </w:r>
+            <w:r>
+              <w:rPr>
+                <w:sz w:val="20"/>
+                <w:szCs w:val="20"/>
+              </w:rPr>
+              <w:t>）。國民小學科技教育及資訊教育課程發展參考說明。</w:t>
+            </w:r>
+            <w:r>
+              <w:rPr>
+                <w:sz w:val="20"/>
+                <w:szCs w:val="20"/>
+              </w:rPr>
               <w:br/>
-              <w:t xml:space="preserve">3. 教育部（2018）。十二年國民基本教育課程綱要國民中小學暨普通型高級中等學校：數學領</w:t>
-              <w:lastRenderedPageBreak/>
-              <w:t>域。</w:t>
+              <w:t xml:space="preserve">3. </w:t>
+            </w:r>
+            <w:r>
+              <w:rPr>
+                <w:sz w:val="20"/>
+                <w:szCs w:val="20"/>
+              </w:rPr>
+              <w:t>教育部（</w:t>
+            </w:r>
+            <w:r>
+              <w:rPr>
+                <w:sz w:val="20"/>
+                <w:szCs w:val="20"/>
+              </w:rPr>
+              <w:t>2018</w:t>
+            </w:r>
+            <w:r>
+              <w:rPr>
+                <w:sz w:val="20"/>
+                <w:szCs w:val="20"/>
+              </w:rPr>
+              <w:t>）。十二年國民基本教育課程綱要國民中小學暨普通型高級中等學校：數學領域。</w:t>
+            </w:r>
+            <w:r>
+              <w:rPr>
+                <w:sz w:val="20"/>
+                <w:szCs w:val="20"/>
+              </w:rPr>
               <w:br/>
-              <w:t xml:space="preserve">4. NASA. Viking 1 Mission／Viking Press Kit（維京一號任務史料，含首張火星地表影像、登陸相機說明與通訊鏈路速率；本教案之距離、光行時間與傳輸速率量級依據）。</w:t>
+              <w:t>4. NASA. Viking 1 Mission</w:t>
+            </w:r>
+            <w:r>
+              <w:rPr>
+                <w:sz w:val="20"/>
+                <w:szCs w:val="20"/>
+              </w:rPr>
+              <w:t>／</w:t>
+            </w:r>
+            <w:r>
+              <w:rPr>
+                <w:sz w:val="20"/>
+                <w:szCs w:val="20"/>
+              </w:rPr>
+              <w:t>Viking Press Kit</w:t>
+            </w:r>
+            <w:r>
+              <w:rPr>
+                <w:sz w:val="20"/>
+                <w:szCs w:val="20"/>
+              </w:rPr>
+              <w:t>（維京一號任務史料，含首張火星地表影像、登陸相機說明與通訊鏈路速率；本教案之距離、光行時間與傳輸速率量級依據）。</w:t>
+            </w:r>
+            <w:r>
+              <w:rPr>
+                <w:sz w:val="20"/>
+                <w:szCs w:val="20"/>
+              </w:rPr>
               <w:br/>
-              <w:t>5. Bell, T., Witten, I. H., &amp; Fellows, M.（2015）。CS Unplugged：不插電的資訊科學（影像表示法、二進位、遊程編碼單元）。</w:t>
+              <w:t>5. Bell, T., Witten, I. H., &amp; Fellows, M.</w:t>
+            </w:r>
+            <w:r>
+              <w:rPr>
+                <w:sz w:val="20"/>
+                <w:szCs w:val="20"/>
+              </w:rPr>
+              <w:t>（</w:t>
+            </w:r>
+            <w:r>
+              <w:rPr>
+                <w:sz w:val="20"/>
+                <w:szCs w:val="20"/>
+              </w:rPr>
+              <w:t>2015</w:t>
+            </w:r>
+            <w:r>
+              <w:rPr>
+                <w:sz w:val="20"/>
+                <w:szCs w:val="20"/>
+              </w:rPr>
+              <w:t>）。</w:t>
+            </w:r>
+            <w:r>
+              <w:rPr>
+                <w:sz w:val="20"/>
+                <w:szCs w:val="20"/>
+              </w:rPr>
+              <w:t>CS Unplugged</w:t>
+            </w:r>
+            <w:r>
+              <w:rPr>
+                <w:sz w:val="20"/>
+                <w:szCs w:val="20"/>
+              </w:rPr>
+              <w:t>：不插電的資訊科學（影像表示法、二進位、遊程編碼單元）。</w:t>
+            </w:r>
+            <w:r>
+              <w:rPr>
+                <w:sz w:val="20"/>
+                <w:szCs w:val="20"/>
+              </w:rPr>
               <w:br/>
-              <w:t xml:space="preserve">6. 本教學設計仿照「那一年我們一起戴的手錶」（徐臺屏）教案示例之架構撰寫。</w:t>
+              <w:t xml:space="preserve">6. </w:t>
+            </w:r>
+            <w:r>
+              <w:rPr>
+                <w:sz w:val="20"/>
+                <w:szCs w:val="20"/>
+              </w:rPr>
+              <w:t>本教學設計仿照「那一年我們一起戴的手錶」（徐臺屏）教案示例之架構撰寫。</w:t>
+            </w:r>
+            <w:r>
+              <w:rPr>
+                <w:sz w:val="20"/>
+                <w:szCs w:val="20"/>
+              </w:rPr>
               <w:br/>
-              <w:t xml:space="preserve">7. 自製教學資源：數位任務頁（任務一～任務五、光訊號播送台／接收站、太陽風暴警報台）、圖解「維京一號無線電傳圖」、像素解析度漸變動畫。</w:t>
+              <w:t xml:space="preserve">7. </w:t>
+            </w:r>
+            <w:r>
+              <w:rPr>
+                <w:sz w:val="20"/>
+                <w:szCs w:val="20"/>
+              </w:rPr>
+              <w:t>自製教學資源：數位任務頁（任務一～任務五、光訊號播送台／接收站、太陽風暴警報台）、圖解「維京一號無線電傳圖」、像素解析度漸變動畫。</w:t>
             </w:r>
           </w:p>
         </w:tc>
